--- a/exercises2/user_space/tofino/document/tofino.docx
+++ b/exercises2/user_space/tofino/document/tofino.docx
@@ -1330,6 +1330,7 @@
         <w:keepLines w:val="0"/>
         <w:widowControl/>
         <w:numPr>
+          <w:ilvl w:val="0"/>
           <w:numId w:val="0"/>
         </w:numPr>
         <w:suppressLineNumbers w:val="0"/>
@@ -1346,6 +1347,7 @@
         <w:keepLines w:val="0"/>
         <w:widowControl/>
         <w:numPr>
+          <w:ilvl w:val="0"/>
           <w:numId w:val="0"/>
         </w:numPr>
         <w:suppressLineNumbers w:val="0"/>
@@ -1475,19 +1477,199 @@
     </w:p>
     <w:p>
       <w:pPr>
-        <w:bidi w:val="0"/>
-        <w:rPr>
-          <w:rFonts w:hint="eastAsia"/>
-        </w:rPr>
-      </w:pPr>
-    </w:p>
-    <w:p>
-      <w:pPr>
-        <w:bidi w:val="0"/>
-        <w:rPr>
-          <w:rFonts w:hint="eastAsia"/>
-        </w:rPr>
-      </w:pPr>
+        <w:pStyle w:val="3"/>
+        <w:bidi w:val="0"/>
+        <w:rPr>
+          <w:rFonts w:hint="eastAsia"/>
+        </w:rPr>
+      </w:pPr>
+      <w:r>
+        <w:rPr>
+          <w:rFonts w:hint="eastAsia"/>
+        </w:rPr>
+        <w:t>泰思立达</w:t>
+      </w:r>
+      <w:r>
+        <w:rPr>
+          <w:rFonts w:hint="eastAsia"/>
+          <w:lang w:val="en-US" w:eastAsia="zh-CN"/>
+        </w:rPr>
+        <w:t xml:space="preserve"> </w:t>
+      </w:r>
+      <w:r>
+        <w:rPr>
+          <w:rFonts w:hint="eastAsia"/>
+        </w:rPr>
+        <w:t>FLIX技术</w:t>
+      </w:r>
+      <w:bookmarkStart w:id="0" w:name="_GoBack"/>
+      <w:bookmarkEnd w:id="0"/>
+    </w:p>
+    <w:p>
+      <w:pPr>
+        <w:rPr>
+          <w:rFonts w:ascii="宋体" w:hAnsi="宋体" w:eastAsia="宋体" w:cs="宋体"/>
+          <w:sz w:val="24"/>
+          <w:szCs w:val="24"/>
+        </w:rPr>
+      </w:pPr>
+      <w:r>
+        <w:rPr>
+          <w:rFonts w:ascii="宋体" w:hAnsi="宋体" w:eastAsia="宋体" w:cs="宋体"/>
+          <w:sz w:val="24"/>
+          <w:szCs w:val="24"/>
+        </w:rPr>
+        <w:drawing>
+          <wp:inline distT="0" distB="0" distL="114300" distR="114300">
+            <wp:extent cx="4713605" cy="4906645"/>
+            <wp:effectExtent l="0" t="0" r="10795" b="8255"/>
+            <wp:docPr id="7" name="图片 1" descr="IMG_256"/>
+            <wp:cNvGraphicFramePr>
+              <a:graphicFrameLocks xmlns:a="http://schemas.openxmlformats.org/drawingml/2006/main" noChangeAspect="1"/>
+            </wp:cNvGraphicFramePr>
+            <a:graphic xmlns:a="http://schemas.openxmlformats.org/drawingml/2006/main">
+              <a:graphicData uri="http://schemas.openxmlformats.org/drawingml/2006/picture">
+                <pic:pic xmlns:pic="http://schemas.openxmlformats.org/drawingml/2006/picture">
+                  <pic:nvPicPr>
+                    <pic:cNvPr id="7" name="图片 1" descr="IMG_256"/>
+                    <pic:cNvPicPr>
+                      <a:picLocks noChangeAspect="1"/>
+                    </pic:cNvPicPr>
+                  </pic:nvPicPr>
+                  <pic:blipFill>
+                    <a:blip r:embed="rId13"/>
+                    <a:stretch>
+                      <a:fillRect/>
+                    </a:stretch>
+                  </pic:blipFill>
+                  <pic:spPr>
+                    <a:xfrm>
+                      <a:off x="0" y="0"/>
+                      <a:ext cx="4713605" cy="4906645"/>
+                    </a:xfrm>
+                    <a:prstGeom prst="rect">
+                      <a:avLst/>
+                    </a:prstGeom>
+                    <a:noFill/>
+                    <a:ln w="9525">
+                      <a:noFill/>
+                    </a:ln>
+                  </pic:spPr>
+                </pic:pic>
+              </a:graphicData>
+            </a:graphic>
+          </wp:inline>
+        </w:drawing>
+      </w:r>
+    </w:p>
+    <w:p>
+      <w:pPr>
+        <w:bidi w:val="0"/>
+        <w:ind w:firstLine="420" w:firstLineChars="0"/>
+        <w:rPr>
+          <w:rFonts w:hint="eastAsia"/>
+        </w:rPr>
+      </w:pPr>
+      <w:r>
+        <w:rPr>
+          <w:rFonts w:hint="eastAsia"/>
+        </w:rPr>
+        <w:t>用户自定义功能的实现是通过FLIX。FLIX结构使得Xtensa LX7处理器称为一个VLIW处理器，如果需要可以实现2-30的并行。FLIX指令的长度为4bytes到16bytes之间的任意值。这种可变长度的FLIX指令可以与Xtensa处理器标准的16/32 bits指令无缝混合，所以不会有模式转换上的损失。图6展示了用户使用FLIX创造VLIW进行2-30级的并行操作</w:t>
+      </w:r>
+    </w:p>
+    <w:p>
+      <w:pPr>
+        <w:bidi w:val="0"/>
+        <w:rPr>
+          <w:rFonts w:hint="eastAsia"/>
+        </w:rPr>
+      </w:pPr>
+    </w:p>
+    <w:p>
+      <w:pPr>
+        <w:bidi w:val="0"/>
+        <w:rPr>
+          <w:rFonts w:hint="eastAsia"/>
+        </w:rPr>
+      </w:pPr>
+      <w:r>
+        <w:rPr>
+          <w:rFonts w:hint="eastAsia"/>
+        </w:rPr>
+        <w:t>通过FLIX（可变长度指令字）Xtensa处理器可以除去在使用VLIW时指令寄存器的冗余损失。事实上，使用FLIX的Xtensa可以同时提供高性能和晓得代码长度。使用FLIX的损失是很小的，只是增加了2000个门用来进行指令的控制和译码，但是带来的好处是很大的。</w:t>
+      </w:r>
+    </w:p>
+    <w:p>
+      <w:pPr>
+        <w:bidi w:val="0"/>
+        <w:rPr>
+          <w:rFonts w:hint="eastAsia"/>
+        </w:rPr>
+      </w:pPr>
+    </w:p>
+    <w:p>
+      <w:pPr>
+        <w:bidi w:val="0"/>
+        <w:ind w:firstLine="630" w:firstLineChars="300"/>
+        <w:rPr>
+          <w:rFonts w:hint="eastAsia"/>
+        </w:rPr>
+      </w:pPr>
+      <w:r>
+        <w:rPr>
+          <w:rFonts w:hint="eastAsia"/>
+        </w:rPr>
+        <w:t>Xtensa的</w:t>
+      </w:r>
+      <w:r>
+        <w:rPr>
+          <w:rFonts w:hint="eastAsia"/>
+          <w:color w:val="FF0000"/>
+        </w:rPr>
+        <w:t>C/C++编译器自动的从源代码中提取出并行操作并将多种操作加到FLIX中，</w:t>
+      </w:r>
+      <w:r>
+        <w:rPr>
+          <w:rFonts w:hint="eastAsia"/>
+        </w:rPr>
+        <w:t>所以即使不通过额外的软件资源同样可以获得并行计算好处。通过这种方法，一个three-issue的Xtensa LX7处理器在一个较低的频率下运行也可以达到对应其他设备在相当高时钟频率下的性能。</w:t>
+      </w:r>
+    </w:p>
+    <w:p>
+      <w:pPr>
+        <w:rPr>
+          <w:rFonts w:hint="eastAsia" w:ascii="宋体" w:hAnsi="宋体" w:eastAsia="宋体" w:cs="宋体"/>
+          <w:sz w:val="24"/>
+          <w:szCs w:val="24"/>
+        </w:rPr>
+      </w:pPr>
+    </w:p>
+    <w:p>
+      <w:pPr>
+        <w:rPr>
+          <w:rFonts w:hint="eastAsia" w:ascii="宋体" w:hAnsi="宋体" w:eastAsia="宋体" w:cs="宋体"/>
+          <w:sz w:val="24"/>
+          <w:szCs w:val="24"/>
+        </w:rPr>
+      </w:pPr>
+    </w:p>
+    <w:p>
+      <w:pPr>
+        <w:bidi w:val="0"/>
+        <w:rPr>
+          <w:rFonts w:hint="eastAsia" w:eastAsiaTheme="minorEastAsia"/>
+          <w:lang w:eastAsia="zh-CN"/>
+        </w:rPr>
+      </w:pPr>
+      <w:r>
+        <w:rPr>
+          <w:rFonts w:hint="eastAsia" w:ascii="宋体" w:hAnsi="宋体" w:eastAsia="宋体" w:cs="宋体"/>
+          <w:sz w:val="24"/>
+          <w:szCs w:val="24"/>
+          <w:lang w:val="en-US" w:eastAsia="zh-CN"/>
+        </w:rPr>
+        <w:t xml:space="preserve"> </w:t>
+      </w:r>
     </w:p>
     <w:p>
       <w:pPr>
@@ -1571,7 +1753,7 @@
                     </pic:cNvPicPr>
                   </pic:nvPicPr>
                   <pic:blipFill>
-                    <a:blip r:embed="rId13"/>
+                    <a:blip r:embed="rId14"/>
                     <a:stretch>
                       <a:fillRect/>
                     </a:stretch>
@@ -1689,7 +1871,7 @@
                     </pic:cNvPicPr>
                   </pic:nvPicPr>
                   <pic:blipFill>
-                    <a:blip r:embed="rId14"/>
+                    <a:blip r:embed="rId15"/>
                     <a:stretch>
                       <a:fillRect/>
                     </a:stretch>
@@ -1923,7 +2105,7 @@
                     </pic:cNvPicPr>
                   </pic:nvPicPr>
                   <pic:blipFill>
-                    <a:blip r:embed="rId15"/>
+                    <a:blip r:embed="rId16"/>
                     <a:stretch>
                       <a:fillRect/>
                     </a:stretch>
@@ -2021,7 +2203,7 @@
                     </pic:cNvPicPr>
                   </pic:nvPicPr>
                   <pic:blipFill>
-                    <a:blip r:embed="rId16"/>
+                    <a:blip r:embed="rId17"/>
                     <a:stretch>
                       <a:fillRect/>
                     </a:stretch>
@@ -2155,7 +2337,7 @@
                     </pic:cNvPicPr>
                   </pic:nvPicPr>
                   <pic:blipFill>
-                    <a:blip r:embed="rId17"/>
+                    <a:blip r:embed="rId18"/>
                     <a:stretch>
                       <a:fillRect/>
                     </a:stretch>
@@ -2265,7 +2447,7 @@
                     </pic:cNvPicPr>
                   </pic:nvPicPr>
                   <pic:blipFill>
-                    <a:blip r:embed="rId18"/>
+                    <a:blip r:embed="rId19"/>
                     <a:stretch>
                       <a:fillRect/>
                     </a:stretch>
@@ -2371,7 +2553,7 @@
                     </pic:cNvPicPr>
                   </pic:nvPicPr>
                   <pic:blipFill>
-                    <a:blip r:embed="rId19"/>
+                    <a:blip r:embed="rId20"/>
                     <a:stretch>
                       <a:fillRect/>
                     </a:stretch>
@@ -2526,7 +2708,7 @@
                     </pic:cNvPicPr>
                   </pic:nvPicPr>
                   <pic:blipFill>
-                    <a:blip r:embed="rId20"/>
+                    <a:blip r:embed="rId21"/>
                     <a:stretch>
                       <a:fillRect/>
                     </a:stretch>
@@ -2645,7 +2827,7 @@
                     </pic:cNvPicPr>
                   </pic:nvPicPr>
                   <pic:blipFill>
-                    <a:blip r:embed="rId21"/>
+                    <a:blip r:embed="rId22"/>
                     <a:stretch>
                       <a:fillRect/>
                     </a:stretch>
@@ -2691,7 +2873,6 @@
         <w:pStyle w:val="2"/>
         <w:bidi w:val="0"/>
       </w:pPr>
-      <w:bookmarkStart w:id="0" w:name="_GoBack"/>
       <w:r>
         <w:rPr>
           <w:rFonts w:hint="eastAsia"/>
@@ -2699,7 +2880,6 @@
         <w:t>网络可编程芯片-Trio</w:t>
       </w:r>
     </w:p>
-    <w:bookmarkEnd w:id="0"/>
     <w:p>
       <w:pPr>
         <w:keepNext w:val="0"/>
@@ -3033,7 +3213,6 @@
     <w:lvl w:ilvl="0" w:tentative="0">
       <w:start w:val="1"/>
       <w:numFmt w:val="decimal"/>
-      <w:pStyle w:val="2"/>
       <w:lvlText w:val="%1."/>
       <w:lvlJc w:val="left"/>
       <w:pPr>
@@ -3046,7 +3225,6 @@
     <w:lvl w:ilvl="1" w:tentative="0">
       <w:start w:val="1"/>
       <w:numFmt w:val="decimal"/>
-      <w:pStyle w:val="3"/>
       <w:lvlText w:val="%1.%2."/>
       <w:lvlJc w:val="left"/>
       <w:pPr>

--- a/exercises2/user_space/tofino/document/tofino.docx
+++ b/exercises2/user_space/tofino/document/tofino.docx
@@ -1502,8 +1502,6 @@
         </w:rPr>
         <w:t>FLIX技术</w:t>
       </w:r>
-      <w:bookmarkStart w:id="0" w:name="_GoBack"/>
-      <w:bookmarkEnd w:id="0"/>
     </w:p>
     <w:p>
       <w:pPr>
@@ -2854,6 +2852,18 @@
     </w:p>
     <w:p>
       <w:pPr>
+        <w:pStyle w:val="2"/>
+        <w:bidi w:val="0"/>
+      </w:pPr>
+      <w:r>
+        <w:rPr>
+          <w:rFonts w:hint="eastAsia"/>
+        </w:rPr>
+        <w:t>深入理解可编程网络处理器之MAU</w:t>
+      </w:r>
+    </w:p>
+    <w:p>
+      <w:pPr>
         <w:keepNext w:val="0"/>
         <w:keepLines w:val="0"/>
         <w:widowControl/>
@@ -2867,6 +2877,383 @@
           <w:lang w:val="en-US" w:eastAsia="zh-CN" w:bidi="ar"/>
         </w:rPr>
       </w:pPr>
+    </w:p>
+    <w:p>
+      <w:pPr>
+        <w:bidi w:val="0"/>
+        <w:rPr>
+          <w:rFonts w:hint="eastAsia"/>
+        </w:rPr>
+      </w:pPr>
+      <w:r>
+        <w:rPr>
+          <w:rFonts w:ascii="微软雅黑" w:hAnsi="微软雅黑" w:eastAsia="微软雅黑" w:cs="微软雅黑"/>
+          <w:b/>
+          <w:bCs/>
+          <w:i w:val="0"/>
+          <w:iCs w:val="0"/>
+          <w:caps w:val="0"/>
+          <w:spacing w:val="0"/>
+          <w:sz w:val="16"/>
+          <w:szCs w:val="16"/>
+          <w:u w:val="none"/>
+          <w:shd w:val="clear" w:fill="FFFFFF"/>
+        </w:rPr>
+        <w:fldChar w:fldCharType="begin"/>
+      </w:r>
+      <w:r>
+        <w:rPr>
+          <w:rFonts w:ascii="微软雅黑" w:hAnsi="微软雅黑" w:eastAsia="微软雅黑" w:cs="微软雅黑"/>
+          <w:b/>
+          <w:bCs/>
+          <w:i w:val="0"/>
+          <w:iCs w:val="0"/>
+          <w:caps w:val="0"/>
+          <w:spacing w:val="0"/>
+          <w:sz w:val="16"/>
+          <w:szCs w:val="16"/>
+          <w:u w:val="none"/>
+          <w:shd w:val="clear" w:fill="FFFFFF"/>
+        </w:rPr>
+        <w:instrText xml:space="preserve"> HYPERLINK "https://zhuanlan.zhihu.com/p/520603410" \t "https://www.zhihu.com/_blank" </w:instrText>
+      </w:r>
+      <w:r>
+        <w:rPr>
+          <w:rFonts w:ascii="微软雅黑" w:hAnsi="微软雅黑" w:eastAsia="微软雅黑" w:cs="微软雅黑"/>
+          <w:b/>
+          <w:bCs/>
+          <w:i w:val="0"/>
+          <w:iCs w:val="0"/>
+          <w:caps w:val="0"/>
+          <w:spacing w:val="0"/>
+          <w:sz w:val="16"/>
+          <w:szCs w:val="16"/>
+          <w:u w:val="none"/>
+          <w:shd w:val="clear" w:fill="FFFFFF"/>
+        </w:rPr>
+        <w:fldChar w:fldCharType="separate"/>
+      </w:r>
+      <w:r>
+        <w:rPr>
+          <w:rStyle w:val="14"/>
+          <w:rFonts w:hint="eastAsia" w:ascii="微软雅黑" w:hAnsi="微软雅黑" w:eastAsia="微软雅黑" w:cs="微软雅黑"/>
+          <w:b/>
+          <w:bCs/>
+          <w:i w:val="0"/>
+          <w:iCs w:val="0"/>
+          <w:caps w:val="0"/>
+          <w:spacing w:val="0"/>
+          <w:sz w:val="16"/>
+          <w:szCs w:val="16"/>
+          <w:u w:val="none"/>
+          <w:shd w:val="clear" w:fill="FFFFFF"/>
+        </w:rPr>
+        <w:t>深入理解可编程网络处理器之MAU：MAU的本质</w:t>
+      </w:r>
+      <w:r>
+        <w:rPr>
+          <w:rFonts w:hint="eastAsia" w:ascii="微软雅黑" w:hAnsi="微软雅黑" w:eastAsia="微软雅黑" w:cs="微软雅黑"/>
+          <w:b/>
+          <w:bCs/>
+          <w:i w:val="0"/>
+          <w:iCs w:val="0"/>
+          <w:caps w:val="0"/>
+          <w:spacing w:val="0"/>
+          <w:sz w:val="16"/>
+          <w:szCs w:val="16"/>
+          <w:u w:val="none"/>
+          <w:shd w:val="clear" w:fill="FFFFFF"/>
+        </w:rPr>
+        <w:fldChar w:fldCharType="end"/>
+      </w:r>
+    </w:p>
+    <w:p>
+      <w:pPr>
+        <w:rPr>
+          <w:rFonts w:hint="eastAsia" w:ascii="微软雅黑" w:hAnsi="微软雅黑" w:eastAsia="微软雅黑" w:cs="微软雅黑"/>
+          <w:b/>
+          <w:bCs/>
+          <w:i w:val="0"/>
+          <w:iCs w:val="0"/>
+          <w:caps w:val="0"/>
+          <w:spacing w:val="0"/>
+          <w:sz w:val="16"/>
+          <w:szCs w:val="16"/>
+          <w:u w:val="none"/>
+          <w:shd w:val="clear" w:fill="FFFFFF"/>
+        </w:rPr>
+      </w:pPr>
+      <w:r>
+        <w:rPr>
+          <w:rFonts w:ascii="微软雅黑" w:hAnsi="微软雅黑" w:eastAsia="微软雅黑" w:cs="微软雅黑"/>
+          <w:b/>
+          <w:bCs/>
+          <w:i w:val="0"/>
+          <w:iCs w:val="0"/>
+          <w:caps w:val="0"/>
+          <w:spacing w:val="0"/>
+          <w:sz w:val="16"/>
+          <w:szCs w:val="16"/>
+          <w:u w:val="none"/>
+          <w:shd w:val="clear" w:fill="FFFFFF"/>
+        </w:rPr>
+        <w:fldChar w:fldCharType="begin"/>
+      </w:r>
+      <w:r>
+        <w:rPr>
+          <w:rFonts w:ascii="微软雅黑" w:hAnsi="微软雅黑" w:eastAsia="微软雅黑" w:cs="微软雅黑"/>
+          <w:b/>
+          <w:bCs/>
+          <w:i w:val="0"/>
+          <w:iCs w:val="0"/>
+          <w:caps w:val="0"/>
+          <w:spacing w:val="0"/>
+          <w:sz w:val="16"/>
+          <w:szCs w:val="16"/>
+          <w:u w:val="none"/>
+          <w:shd w:val="clear" w:fill="FFFFFF"/>
+        </w:rPr>
+        <w:instrText xml:space="preserve"> HYPERLINK "https://zhuanlan.zhihu.com/p/520603410" \t "https://www.zhihu.com/_blank" </w:instrText>
+      </w:r>
+      <w:r>
+        <w:rPr>
+          <w:rFonts w:ascii="微软雅黑" w:hAnsi="微软雅黑" w:eastAsia="微软雅黑" w:cs="微软雅黑"/>
+          <w:b/>
+          <w:bCs/>
+          <w:i w:val="0"/>
+          <w:iCs w:val="0"/>
+          <w:caps w:val="0"/>
+          <w:spacing w:val="0"/>
+          <w:sz w:val="16"/>
+          <w:szCs w:val="16"/>
+          <w:u w:val="none"/>
+          <w:shd w:val="clear" w:fill="FFFFFF"/>
+        </w:rPr>
+        <w:fldChar w:fldCharType="separate"/>
+      </w:r>
+      <w:r>
+        <w:rPr>
+          <w:rStyle w:val="14"/>
+          <w:rFonts w:hint="eastAsia" w:ascii="微软雅黑" w:hAnsi="微软雅黑" w:eastAsia="微软雅黑" w:cs="微软雅黑"/>
+          <w:b/>
+          <w:bCs/>
+          <w:i w:val="0"/>
+          <w:iCs w:val="0"/>
+          <w:caps w:val="0"/>
+          <w:spacing w:val="0"/>
+          <w:sz w:val="16"/>
+          <w:szCs w:val="16"/>
+          <w:u w:val="none"/>
+          <w:shd w:val="clear" w:fill="FFFFFF"/>
+        </w:rPr>
+        <w:t>深入理解可编程网络处理器之MAU：MAU的本质</w:t>
+      </w:r>
+      <w:r>
+        <w:rPr>
+          <w:rFonts w:hint="eastAsia" w:ascii="微软雅黑" w:hAnsi="微软雅黑" w:eastAsia="微软雅黑" w:cs="微软雅黑"/>
+          <w:b/>
+          <w:bCs/>
+          <w:i w:val="0"/>
+          <w:iCs w:val="0"/>
+          <w:caps w:val="0"/>
+          <w:spacing w:val="0"/>
+          <w:sz w:val="16"/>
+          <w:szCs w:val="16"/>
+          <w:u w:val="none"/>
+          <w:shd w:val="clear" w:fill="FFFFFF"/>
+        </w:rPr>
+        <w:fldChar w:fldCharType="end"/>
+      </w:r>
+    </w:p>
+    <w:p>
+      <w:pPr>
+        <w:rPr>
+          <w:rFonts w:hint="eastAsia" w:ascii="微软雅黑" w:hAnsi="微软雅黑" w:eastAsia="微软雅黑" w:cs="微软雅黑"/>
+          <w:b/>
+          <w:bCs/>
+          <w:i w:val="0"/>
+          <w:iCs w:val="0"/>
+          <w:caps w:val="0"/>
+          <w:spacing w:val="0"/>
+          <w:sz w:val="16"/>
+          <w:szCs w:val="16"/>
+          <w:u w:val="none"/>
+          <w:shd w:val="clear" w:fill="FFFFFF"/>
+        </w:rPr>
+      </w:pPr>
+      <w:r>
+        <w:rPr>
+          <w:rFonts w:ascii="微软雅黑" w:hAnsi="微软雅黑" w:eastAsia="微软雅黑" w:cs="微软雅黑"/>
+          <w:b/>
+          <w:bCs/>
+          <w:i w:val="0"/>
+          <w:iCs w:val="0"/>
+          <w:caps w:val="0"/>
+          <w:spacing w:val="0"/>
+          <w:sz w:val="16"/>
+          <w:szCs w:val="16"/>
+          <w:u w:val="none"/>
+          <w:shd w:val="clear" w:fill="FFFFFF"/>
+        </w:rPr>
+        <w:fldChar w:fldCharType="begin"/>
+      </w:r>
+      <w:r>
+        <w:rPr>
+          <w:rFonts w:ascii="微软雅黑" w:hAnsi="微软雅黑" w:eastAsia="微软雅黑" w:cs="微软雅黑"/>
+          <w:b/>
+          <w:bCs/>
+          <w:i w:val="0"/>
+          <w:iCs w:val="0"/>
+          <w:caps w:val="0"/>
+          <w:spacing w:val="0"/>
+          <w:sz w:val="16"/>
+          <w:szCs w:val="16"/>
+          <w:u w:val="none"/>
+          <w:shd w:val="clear" w:fill="FFFFFF"/>
+        </w:rPr>
+        <w:instrText xml:space="preserve"> HYPERLINK "https://zhuanlan.zhihu.com/p/519639196" \t "https://www.zhihu.com/_blank" </w:instrText>
+      </w:r>
+      <w:r>
+        <w:rPr>
+          <w:rFonts w:ascii="微软雅黑" w:hAnsi="微软雅黑" w:eastAsia="微软雅黑" w:cs="微软雅黑"/>
+          <w:b/>
+          <w:bCs/>
+          <w:i w:val="0"/>
+          <w:iCs w:val="0"/>
+          <w:caps w:val="0"/>
+          <w:spacing w:val="0"/>
+          <w:sz w:val="16"/>
+          <w:szCs w:val="16"/>
+          <w:u w:val="none"/>
+          <w:shd w:val="clear" w:fill="FFFFFF"/>
+        </w:rPr>
+        <w:fldChar w:fldCharType="separate"/>
+      </w:r>
+      <w:r>
+        <w:rPr>
+          <w:rStyle w:val="14"/>
+          <w:rFonts w:hint="eastAsia" w:ascii="微软雅黑" w:hAnsi="微软雅黑" w:eastAsia="微软雅黑" w:cs="微软雅黑"/>
+          <w:b/>
+          <w:bCs/>
+          <w:i w:val="0"/>
+          <w:iCs w:val="0"/>
+          <w:caps w:val="0"/>
+          <w:spacing w:val="0"/>
+          <w:sz w:val="16"/>
+          <w:szCs w:val="16"/>
+          <w:u w:val="none"/>
+          <w:shd w:val="clear" w:fill="FFFFFF"/>
+        </w:rPr>
+        <w:t>深入理解可编程网络处理器之MAU：市场应用与分析</w:t>
+      </w:r>
+      <w:r>
+        <w:rPr>
+          <w:rFonts w:hint="eastAsia" w:ascii="微软雅黑" w:hAnsi="微软雅黑" w:eastAsia="微软雅黑" w:cs="微软雅黑"/>
+          <w:b/>
+          <w:bCs/>
+          <w:i w:val="0"/>
+          <w:iCs w:val="0"/>
+          <w:caps w:val="0"/>
+          <w:spacing w:val="0"/>
+          <w:sz w:val="16"/>
+          <w:szCs w:val="16"/>
+          <w:u w:val="none"/>
+          <w:shd w:val="clear" w:fill="FFFFFF"/>
+        </w:rPr>
+        <w:fldChar w:fldCharType="end"/>
+      </w:r>
+    </w:p>
+    <w:p>
+      <w:pPr>
+        <w:keepNext w:val="0"/>
+        <w:keepLines w:val="0"/>
+        <w:widowControl/>
+        <w:suppressLineNumbers w:val="0"/>
+        <w:jc w:val="left"/>
+        <w:rPr>
+          <w:rFonts w:ascii="宋体" w:hAnsi="宋体" w:eastAsia="宋体" w:cs="宋体"/>
+          <w:kern w:val="0"/>
+          <w:sz w:val="24"/>
+          <w:szCs w:val="24"/>
+          <w:lang w:val="en-US" w:eastAsia="zh-CN" w:bidi="ar"/>
+        </w:rPr>
+      </w:pPr>
+    </w:p>
+    <w:p>
+      <w:pPr>
+        <w:pStyle w:val="3"/>
+        <w:bidi w:val="0"/>
+        <w:rPr>
+          <w:rFonts w:hint="eastAsia"/>
+          <w:lang w:val="en-US" w:eastAsia="zh-CN"/>
+        </w:rPr>
+      </w:pPr>
+      <w:r>
+        <w:t>Fixed Pipeline</w:t>
+      </w:r>
+      <w:r>
+        <w:rPr>
+          <w:rFonts w:hint="eastAsia"/>
+          <w:lang w:val="en-US" w:eastAsia="zh-CN"/>
+        </w:rPr>
+        <w:t xml:space="preserve"> 和MAU 比较</w:t>
+      </w:r>
+    </w:p>
+    <w:p>
+      <w:r>
+        <w:drawing>
+          <wp:inline distT="0" distB="0" distL="114300" distR="114300">
+            <wp:extent cx="5268595" cy="3475990"/>
+            <wp:effectExtent l="0" t="0" r="1905" b="3810"/>
+            <wp:docPr id="10" name="图片 1"/>
+            <wp:cNvGraphicFramePr>
+              <a:graphicFrameLocks xmlns:a="http://schemas.openxmlformats.org/drawingml/2006/main" noChangeAspect="1"/>
+            </wp:cNvGraphicFramePr>
+            <a:graphic xmlns:a="http://schemas.openxmlformats.org/drawingml/2006/main">
+              <a:graphicData uri="http://schemas.openxmlformats.org/drawingml/2006/picture">
+                <pic:pic xmlns:pic="http://schemas.openxmlformats.org/drawingml/2006/picture">
+                  <pic:nvPicPr>
+                    <pic:cNvPr id="10" name="图片 1"/>
+                    <pic:cNvPicPr>
+                      <a:picLocks noChangeAspect="1"/>
+                    </pic:cNvPicPr>
+                  </pic:nvPicPr>
+                  <pic:blipFill>
+                    <a:blip r:embed="rId23"/>
+                    <a:stretch>
+                      <a:fillRect/>
+                    </a:stretch>
+                  </pic:blipFill>
+                  <pic:spPr>
+                    <a:xfrm>
+                      <a:off x="0" y="0"/>
+                      <a:ext cx="5268595" cy="3475990"/>
+                    </a:xfrm>
+                    <a:prstGeom prst="rect">
+                      <a:avLst/>
+                    </a:prstGeom>
+                    <a:noFill/>
+                    <a:ln>
+                      <a:noFill/>
+                    </a:ln>
+                  </pic:spPr>
+                </pic:pic>
+              </a:graphicData>
+            </a:graphic>
+          </wp:inline>
+        </w:drawing>
+      </w:r>
+    </w:p>
+    <w:p/>
+    <w:p>
+      <w:pPr>
+        <w:rPr>
+          <w:rFonts w:hint="default"/>
+          <w:lang w:val="en-US" w:eastAsia="zh-CN"/>
+        </w:rPr>
+      </w:pPr>
+      <w:bookmarkStart w:id="0" w:name="_GoBack"/>
+      <w:bookmarkEnd w:id="0"/>
     </w:p>
     <w:p>
       <w:pPr>
@@ -3566,7 +3953,7 @@
     <w:lsdException w:qFormat="1" w:unhideWhenUsed="0" w:uiPriority="0" w:semiHidden="0" w:name="Title"/>
     <w:lsdException w:unhideWhenUsed="0" w:uiPriority="0" w:semiHidden="0" w:name="Closing"/>
     <w:lsdException w:unhideWhenUsed="0" w:uiPriority="0" w:semiHidden="0" w:name="Signature"/>
-    <w:lsdException w:unhideWhenUsed="0" w:uiPriority="0" w:name="Default Paragraph Font"/>
+    <w:lsdException w:qFormat="1" w:unhideWhenUsed="0" w:uiPriority="0" w:name="Default Paragraph Font"/>
     <w:lsdException w:unhideWhenUsed="0" w:uiPriority="0" w:semiHidden="0" w:name="Body Text"/>
     <w:lsdException w:unhideWhenUsed="0" w:uiPriority="0" w:semiHidden="0" w:name="Body Text Indent"/>
     <w:lsdException w:unhideWhenUsed="0" w:uiPriority="0" w:semiHidden="0" w:name="List Continue"/>
@@ -3586,14 +3973,14 @@
     <w:lsdException w:unhideWhenUsed="0" w:uiPriority="0" w:semiHidden="0" w:name="Body Text Indent 2"/>
     <w:lsdException w:unhideWhenUsed="0" w:uiPriority="0" w:semiHidden="0" w:name="Body Text Indent 3"/>
     <w:lsdException w:unhideWhenUsed="0" w:uiPriority="0" w:semiHidden="0" w:name="Block Text"/>
-    <w:lsdException w:unhideWhenUsed="0" w:uiPriority="0" w:semiHidden="0" w:name="Hyperlink"/>
+    <w:lsdException w:qFormat="1" w:unhideWhenUsed="0" w:uiPriority="0" w:semiHidden="0" w:name="Hyperlink"/>
     <w:lsdException w:unhideWhenUsed="0" w:uiPriority="0" w:semiHidden="0" w:name="FollowedHyperlink"/>
     <w:lsdException w:qFormat="1" w:unhideWhenUsed="0" w:uiPriority="0" w:semiHidden="0" w:name="Strong"/>
     <w:lsdException w:qFormat="1" w:unhideWhenUsed="0" w:uiPriority="0" w:semiHidden="0" w:name="Emphasis"/>
     <w:lsdException w:unhideWhenUsed="0" w:uiPriority="0" w:semiHidden="0" w:name="Document Map"/>
     <w:lsdException w:unhideWhenUsed="0" w:uiPriority="0" w:semiHidden="0" w:name="Plain Text"/>
     <w:lsdException w:unhideWhenUsed="0" w:uiPriority="0" w:semiHidden="0" w:name="E-mail Signature"/>
-    <w:lsdException w:unhideWhenUsed="0" w:uiPriority="0" w:semiHidden="0" w:name="Normal (Web)"/>
+    <w:lsdException w:qFormat="1" w:unhideWhenUsed="0" w:uiPriority="0" w:semiHidden="0" w:name="Normal (Web)"/>
     <w:lsdException w:unhideWhenUsed="0" w:uiPriority="0" w:semiHidden="0" w:name="HTML Acronym"/>
     <w:lsdException w:unhideWhenUsed="0" w:uiPriority="0" w:semiHidden="0" w:name="HTML Address"/>
     <w:lsdException w:unhideWhenUsed="0" w:uiPriority="0" w:semiHidden="0" w:name="HTML Cite"/>
@@ -3980,6 +4367,7 @@
   <w:style w:type="character" w:default="1" w:styleId="13">
     <w:name w:val="Default Paragraph Font"/>
     <w:semiHidden/>
+    <w:qFormat/>
     <w:uiPriority w:val="0"/>
   </w:style>
   <w:style w:type="table" w:default="1" w:styleId="12">
@@ -3998,6 +4386,7 @@
   <w:style w:type="paragraph" w:styleId="11">
     <w:name w:val="Normal (Web)"/>
     <w:basedOn w:val="1"/>
+    <w:qFormat/>
     <w:uiPriority w:val="0"/>
     <w:pPr>
       <w:spacing w:before="0" w:beforeAutospacing="1" w:after="0" w:afterAutospacing="1"/>
@@ -4013,6 +4402,7 @@
   <w:style w:type="character" w:styleId="14">
     <w:name w:val="Hyperlink"/>
     <w:basedOn w:val="13"/>
+    <w:qFormat/>
     <w:uiPriority w:val="0"/>
     <w:rPr>
       <w:color w:val="0000FF"/>

--- a/exercises2/user_space/tofino/document/tofino.docx
+++ b/exercises2/user_space/tofino/document/tofino.docx
@@ -3247,25 +3247,1363 @@
     <w:p/>
     <w:p>
       <w:pPr>
+        <w:pStyle w:val="2"/>
+        <w:bidi w:val="0"/>
         <w:rPr>
           <w:rFonts w:hint="default"/>
           <w:lang w:val="en-US" w:eastAsia="zh-CN"/>
         </w:rPr>
       </w:pPr>
+      <w:r>
+        <w:t>Cisco Silicon One</w:t>
+      </w:r>
+    </w:p>
+    <w:p>
+      <w:pPr>
+        <w:bidi w:val="0"/>
+        <w:rPr>
+          <w:rFonts w:hint="eastAsia"/>
+        </w:rPr>
+      </w:pPr>
+      <w:r>
+        <w:rPr>
+          <w:rFonts w:hint="eastAsia"/>
+        </w:rPr>
+        <w:fldChar w:fldCharType="begin"/>
+      </w:r>
+      <w:r>
+        <w:rPr>
+          <w:rFonts w:hint="eastAsia"/>
+        </w:rPr>
+        <w:instrText xml:space="preserve"> HYPERLINK "https://www.sdnlab.com/23843.html" </w:instrText>
+      </w:r>
+      <w:r>
+        <w:rPr>
+          <w:rFonts w:hint="eastAsia"/>
+        </w:rPr>
+        <w:fldChar w:fldCharType="separate"/>
+      </w:r>
+      <w:r>
+        <w:rPr>
+          <w:rStyle w:val="14"/>
+          <w:rFonts w:hint="eastAsia"/>
+        </w:rPr>
+        <w:t>https://www.sdnlab.com/23843.html</w:t>
+      </w:r>
+      <w:r>
+        <w:rPr>
+          <w:rFonts w:hint="eastAsia"/>
+        </w:rPr>
+        <w:fldChar w:fldCharType="end"/>
+      </w:r>
+    </w:p>
+    <w:p>
+      <w:pPr>
+        <w:bidi w:val="0"/>
+        <w:ind w:firstLine="420" w:firstLineChars="0"/>
+      </w:pPr>
+      <w:r>
+        <w:t>传统上，路由芯片和交换芯片有着完全不同的特点，体系结构也完全不同，例如路由芯片多采用运行至终结（RTC，Run-to-Completion）架构，交换芯片多采用流水线（Pipeline）架构。路由芯片聚焦于路由和业务功能、大缓存、可编程性，但带宽和功耗方面较弱，成本也高；交换芯片则聚焦于大带宽、低功耗、高性价比，但路由和业务功能较弱。</w:t>
+      </w:r>
+    </w:p>
+    <w:p>
+      <w:pPr>
+        <w:bidi w:val="0"/>
+      </w:pPr>
+    </w:p>
+    <w:p>
+      <w:pPr>
+        <w:bidi w:val="0"/>
+        <w:ind w:firstLine="420" w:firstLineChars="0"/>
+      </w:pPr>
+      <w:r>
+        <w:rPr>
+          <w:color w:val="FF0000"/>
+        </w:rPr>
+        <w:t>Cisco Silicon One™实现上基于RTC，</w:t>
+      </w:r>
+      <w:r>
+        <w:t>保证功能的丰富性和可编程性，同时通过多Slice+共享内存交换提供类似于Pipeline的超高带宽和超低能耗比。事实上，作为该芯片架构的第一代，Cisco Silicon One™ Q100芯片在业界第一次突破了10Tbps这一传统路由芯片带宽容量的极限，吞吐超出了2倍以上，同时包转发能力（PPS）超出了3倍以上，实现了量级的跃升。</w:t>
+      </w:r>
+    </w:p>
+    <w:p>
+      <w:pPr>
+        <w:bidi w:val="0"/>
+        <w:ind w:firstLine="420" w:firstLineChars="0"/>
+      </w:pPr>
+    </w:p>
+    <w:p>
+      <w:pPr>
+        <w:pStyle w:val="2"/>
+        <w:bidi w:val="0"/>
+        <w:rPr>
+          <w:rFonts w:hint="default"/>
+          <w:lang w:val="en-US" w:eastAsia="zh-CN"/>
+        </w:rPr>
+      </w:pPr>
+      <w:r>
+        <w:rPr>
+          <w:rFonts w:hint="eastAsia"/>
+          <w:lang w:val="en-US" w:eastAsia="zh-CN"/>
+        </w:rPr>
+        <w:t>网络处理器和多核处理器</w:t>
+      </w:r>
+    </w:p>
+    <w:p>
+      <w:pPr>
+        <w:bidi w:val="0"/>
+        <w:ind w:firstLine="420" w:firstLineChars="0"/>
+      </w:pPr>
+    </w:p>
+    <w:p>
+      <w:pPr>
+        <w:bidi w:val="0"/>
+      </w:pPr>
+      <w:r>
+        <w:rPr>
+          <w:rFonts w:hint="default"/>
+        </w:rPr>
+        <w:drawing>
+          <wp:inline distT="0" distB="0" distL="114300" distR="114300">
+            <wp:extent cx="5507355" cy="2543175"/>
+            <wp:effectExtent l="0" t="0" r="4445" b="9525"/>
+            <wp:docPr id="23" name="图片 1" descr="IMG_256"/>
+            <wp:cNvGraphicFramePr>
+              <a:graphicFrameLocks xmlns:a="http://schemas.openxmlformats.org/drawingml/2006/main" noChangeAspect="1"/>
+            </wp:cNvGraphicFramePr>
+            <a:graphic xmlns:a="http://schemas.openxmlformats.org/drawingml/2006/main">
+              <a:graphicData uri="http://schemas.openxmlformats.org/drawingml/2006/picture">
+                <pic:pic xmlns:pic="http://schemas.openxmlformats.org/drawingml/2006/picture">
+                  <pic:nvPicPr>
+                    <pic:cNvPr id="23" name="图片 1" descr="IMG_256"/>
+                    <pic:cNvPicPr>
+                      <a:picLocks noChangeAspect="1"/>
+                    </pic:cNvPicPr>
+                  </pic:nvPicPr>
+                  <pic:blipFill>
+                    <a:blip r:embed="rId24"/>
+                    <a:stretch>
+                      <a:fillRect/>
+                    </a:stretch>
+                  </pic:blipFill>
+                  <pic:spPr>
+                    <a:xfrm>
+                      <a:off x="0" y="0"/>
+                      <a:ext cx="5507355" cy="2543175"/>
+                    </a:xfrm>
+                    <a:prstGeom prst="rect">
+                      <a:avLst/>
+                    </a:prstGeom>
+                    <a:noFill/>
+                    <a:ln w="9525">
+                      <a:noFill/>
+                    </a:ln>
+                  </pic:spPr>
+                </pic:pic>
+              </a:graphicData>
+            </a:graphic>
+          </wp:inline>
+        </w:drawing>
+      </w:r>
+    </w:p>
+    <w:p>
+      <w:pPr>
+        <w:bidi w:val="0"/>
+        <w:ind w:firstLine="420" w:firstLineChars="0"/>
+        <w:rPr>
+          <w:rFonts w:hint="default"/>
+        </w:rPr>
+      </w:pPr>
+      <w:r>
+        <w:rPr>
+          <w:rFonts w:hint="default"/>
+        </w:rPr>
+        <w:t>IXP1200有6个包转发引擎，相当于6个独立的RISC CPU，各自有独立的指令空间和寄存器，但又共享内存和总线；每个转发引擎有4个硬线程，共享指令空间，寄存器有线程独占和共享两种，可以充分发挥并行性，当一个线程进行内存或总线的IO访问从而等待时，切换出去让其它线程执行指令，吞吐量一下子提升4倍（不考虑切换线程的开销和没有完全消除的IO等待时延），总共6个引擎，性能可以达到</w:t>
+      </w:r>
+      <w:r>
+        <w:rPr>
+          <w:rFonts w:hint="default"/>
+          <w:color w:val="FF0000"/>
+        </w:rPr>
+        <w:t>同规格单核单线程CPU的24倍</w:t>
+      </w:r>
+      <w:r>
+        <w:rPr>
+          <w:rFonts w:hint="default"/>
+        </w:rPr>
+        <w:t>（理论值）。</w:t>
+      </w:r>
+      <w:r>
+        <w:rPr>
+          <w:rFonts w:hint="default"/>
+          <w:color w:val="FF0000"/>
+        </w:rPr>
+        <w:t>转发引擎完全可编程，具有2K条汇编指令空间，包转发引擎指令专门为包转发处理进行了特别设计，移位、bit操作、比较、跳转等都是单条指令，效率比通用CPU提升明显</w:t>
+      </w:r>
+      <w:r>
+        <w:rPr>
+          <w:rFonts w:hint="default"/>
+        </w:rPr>
+        <w:t>。</w:t>
+      </w:r>
+    </w:p>
+    <w:p>
+      <w:pPr>
+        <w:bidi w:val="0"/>
+        <w:rPr>
+          <w:rFonts w:hint="default"/>
+        </w:rPr>
+      </w:pPr>
+      <w:r>
+        <w:rPr>
+          <w:rFonts w:hint="default"/>
+        </w:rPr>
+        <w:t>IXP1200处理RFC1812规定的IPV4标准处理过程时性能可达到1Gbps 64字节以太网报文线速，这在2000年的时候，已经非常非常牛了。国内的华为、中兴就是从这款处理器起步，慢慢的在IP宽带设备上追着巨人思科，直到差距越来越小，并逐渐超越。</w:t>
+      </w:r>
+    </w:p>
+    <w:p>
+      <w:pPr>
+        <w:bidi w:val="0"/>
+        <w:rPr>
+          <w:rFonts w:hint="default"/>
+        </w:rPr>
+      </w:pPr>
+      <w:r>
+        <w:rPr>
+          <w:rFonts w:hint="default"/>
+        </w:rPr>
+        <w:drawing>
+          <wp:inline distT="0" distB="0" distL="114300" distR="114300">
+            <wp:extent cx="6147435" cy="2543175"/>
+            <wp:effectExtent l="0" t="0" r="12065" b="9525"/>
+            <wp:docPr id="22" name="图片 2" descr="IMG_257"/>
+            <wp:cNvGraphicFramePr>
+              <a:graphicFrameLocks xmlns:a="http://schemas.openxmlformats.org/drawingml/2006/main" noChangeAspect="1"/>
+            </wp:cNvGraphicFramePr>
+            <a:graphic xmlns:a="http://schemas.openxmlformats.org/drawingml/2006/main">
+              <a:graphicData uri="http://schemas.openxmlformats.org/drawingml/2006/picture">
+                <pic:pic xmlns:pic="http://schemas.openxmlformats.org/drawingml/2006/picture">
+                  <pic:nvPicPr>
+                    <pic:cNvPr id="22" name="图片 2" descr="IMG_257"/>
+                    <pic:cNvPicPr>
+                      <a:picLocks noChangeAspect="1"/>
+                    </pic:cNvPicPr>
+                  </pic:nvPicPr>
+                  <pic:blipFill>
+                    <a:blip r:embed="rId25"/>
+                    <a:stretch>
+                      <a:fillRect/>
+                    </a:stretch>
+                  </pic:blipFill>
+                  <pic:spPr>
+                    <a:xfrm>
+                      <a:off x="0" y="0"/>
+                      <a:ext cx="6147435" cy="2543175"/>
+                    </a:xfrm>
+                    <a:prstGeom prst="rect">
+                      <a:avLst/>
+                    </a:prstGeom>
+                    <a:noFill/>
+                    <a:ln w="9525">
+                      <a:noFill/>
+                    </a:ln>
+                  </pic:spPr>
+                </pic:pic>
+              </a:graphicData>
+            </a:graphic>
+          </wp:inline>
+        </w:drawing>
+      </w:r>
+    </w:p>
+    <w:p>
+      <w:pPr>
+        <w:bidi w:val="0"/>
+        <w:ind w:firstLine="420" w:firstLineChars="0"/>
+        <w:rPr>
+          <w:rFonts w:hint="default"/>
+        </w:rPr>
+      </w:pPr>
+      <w:r>
+        <w:rPr>
+          <w:rFonts w:hint="default"/>
+        </w:rPr>
+        <w:t>网络处理器提升吞吐量的关键是靠流</w:t>
+      </w:r>
+      <w:r>
+        <w:rPr>
+          <w:rFonts w:hint="default"/>
+          <w:color w:val="FF0000"/>
+        </w:rPr>
+        <w:t>水线处理和并行处理</w:t>
+      </w:r>
+      <w:r>
+        <w:rPr>
+          <w:rFonts w:hint="default"/>
+        </w:rPr>
+        <w:t>。流水线方式下将对报文的处理分成若干个细微的过程，比如报文接收一个阶段、报文解析一个阶段、报文查找一个阶段、报文修改一个阶段、报文发送一个阶段，这样做的好处是每个阶段的指令总数控制在比较小的值，可以让报文在规定的时间内完成处理，保证线速；另一方面报文处理使用的指令基本上一样，可以简化引擎设计，提升指令执行效率。并行处理的好处就是充分发挥所有处理器所有硬线程的威力，隐藏IO访问时延，做到最大限度的吞吐量提升。今天像EZChip的NPS已经可以做到4K个硬线程，试想想如果我们的马路都有4K个车道，还会天天堵车吗？实际上流水线和并行处理在网络处理器的设计中是常常结合起来的，首先整体上分成流水线，然后在性能瓶颈的模块采用并行处理，这样既满足了吞吐量带宽要求，又满足了复杂业务不降低整体性能的要求。</w:t>
+      </w:r>
+    </w:p>
+    <w:p>
+      <w:pPr>
+        <w:bidi w:val="0"/>
+        <w:rPr>
+          <w:rFonts w:hint="default"/>
+        </w:rPr>
+      </w:pPr>
+      <w:r>
+        <w:rPr>
+          <w:rFonts w:hint="default"/>
+        </w:rPr>
+        <w:drawing>
+          <wp:inline distT="0" distB="0" distL="114300" distR="114300">
+            <wp:extent cx="5636895" cy="2543175"/>
+            <wp:effectExtent l="0" t="0" r="1905" b="9525"/>
+            <wp:docPr id="27" name="图片 3" descr="IMG_258"/>
+            <wp:cNvGraphicFramePr>
+              <a:graphicFrameLocks xmlns:a="http://schemas.openxmlformats.org/drawingml/2006/main" noChangeAspect="1"/>
+            </wp:cNvGraphicFramePr>
+            <a:graphic xmlns:a="http://schemas.openxmlformats.org/drawingml/2006/main">
+              <a:graphicData uri="http://schemas.openxmlformats.org/drawingml/2006/picture">
+                <pic:pic xmlns:pic="http://schemas.openxmlformats.org/drawingml/2006/picture">
+                  <pic:nvPicPr>
+                    <pic:cNvPr id="27" name="图片 3" descr="IMG_258"/>
+                    <pic:cNvPicPr>
+                      <a:picLocks noChangeAspect="1"/>
+                    </pic:cNvPicPr>
+                  </pic:nvPicPr>
+                  <pic:blipFill>
+                    <a:blip r:embed="rId26"/>
+                    <a:stretch>
+                      <a:fillRect/>
+                    </a:stretch>
+                  </pic:blipFill>
+                  <pic:spPr>
+                    <a:xfrm>
+                      <a:off x="0" y="0"/>
+                      <a:ext cx="5636895" cy="2543175"/>
+                    </a:xfrm>
+                    <a:prstGeom prst="rect">
+                      <a:avLst/>
+                    </a:prstGeom>
+                    <a:noFill/>
+                    <a:ln w="9525">
+                      <a:noFill/>
+                    </a:ln>
+                  </pic:spPr>
+                </pic:pic>
+              </a:graphicData>
+            </a:graphic>
+          </wp:inline>
+        </w:drawing>
+      </w:r>
+    </w:p>
+    <w:p>
+      <w:pPr>
+        <w:bidi w:val="0"/>
+        <w:ind w:firstLine="420" w:firstLineChars="0"/>
+        <w:rPr>
+          <w:rFonts w:hint="default"/>
+        </w:rPr>
+      </w:pPr>
+      <w:r>
+        <w:rPr>
+          <w:rFonts w:hint="default"/>
+        </w:rPr>
+        <w:t>网络处理器的另一个大杀器就是灵活编程，在2000之后的十年中，大量建成的各种VPN网络、MPLS网络、IPV4/IPV6混合网络、精细的流量管理、各种安全网关，无一不得益于这种灵活的可编程性；曾经有个时期BT一度让运营商大为烦恼，带宽极度消耗但又不增值，对于这种传输层端口号不固定的应用，如何识别这种数据流并加以限制，灵活的网络处理器发挥了极大的作用。</w:t>
+      </w:r>
+    </w:p>
+    <w:p>
+      <w:pPr>
+        <w:bidi w:val="0"/>
+        <w:ind w:firstLine="420" w:firstLineChars="0"/>
+        <w:rPr>
+          <w:rFonts w:hint="default"/>
+        </w:rPr>
+      </w:pPr>
+      <w:r>
+        <w:rPr>
+          <w:rFonts w:hint="default"/>
+        </w:rPr>
+        <w:t>网络处理器这种既可灵活编程又兼具性能的设计，无疑是这个领域的一颗核弹，其威力无人能及。在新世纪开始的头几年，已经有2.5G/5G处理能力的网络处理器问世，到2005年前后已经有10G的芯片商用。让我们记住这些当年的英雄们：</w:t>
+      </w:r>
+    </w:p>
+    <w:p>
+      <w:pPr>
+        <w:numPr>
+          <w:ilvl w:val="0"/>
+          <w:numId w:val="5"/>
+        </w:numPr>
+        <w:bidi w:val="0"/>
+        <w:ind w:left="420" w:leftChars="0" w:hanging="420" w:firstLineChars="0"/>
+        <w:rPr>
+          <w:rFonts w:hint="default"/>
+        </w:rPr>
+      </w:pPr>
+      <w:r>
+        <w:rPr>
+          <w:rFonts w:hint="default"/>
+        </w:rPr>
+        <w:t>Agere（Lucent）APP系列，处理能力2.5Gbps；</w:t>
+      </w:r>
+    </w:p>
+    <w:p>
+      <w:pPr>
+        <w:numPr>
+          <w:ilvl w:val="0"/>
+          <w:numId w:val="5"/>
+        </w:numPr>
+        <w:bidi w:val="0"/>
+        <w:ind w:left="420" w:leftChars="0" w:hanging="420" w:firstLineChars="0"/>
+        <w:rPr>
+          <w:rFonts w:hint="default"/>
+        </w:rPr>
+      </w:pPr>
+      <w:r>
+        <w:rPr>
+          <w:rFonts w:hint="default"/>
+        </w:rPr>
+        <w:t>C-Port（Motorola）C-5（16个RISC核，32个串接数据处理器），处理能力5Gbps；</w:t>
+      </w:r>
+    </w:p>
+    <w:p>
+      <w:pPr>
+        <w:numPr>
+          <w:ilvl w:val="0"/>
+          <w:numId w:val="5"/>
+        </w:numPr>
+        <w:bidi w:val="0"/>
+        <w:ind w:left="420" w:leftChars="0" w:hanging="420" w:firstLineChars="0"/>
+        <w:rPr>
+          <w:rFonts w:hint="default"/>
+        </w:rPr>
+      </w:pPr>
+      <w:r>
+        <w:rPr>
+          <w:rFonts w:hint="default"/>
+        </w:rPr>
+        <w:t>IBM，Rainer（高端NP，16个RISC处理器核，处理能力4Gbps），Charm（低端）；</w:t>
+      </w:r>
+    </w:p>
+    <w:p>
+      <w:pPr>
+        <w:numPr>
+          <w:ilvl w:val="0"/>
+          <w:numId w:val="5"/>
+        </w:numPr>
+        <w:bidi w:val="0"/>
+        <w:ind w:left="420" w:leftChars="0" w:hanging="420" w:firstLineChars="0"/>
+        <w:rPr>
+          <w:rFonts w:hint="default"/>
+        </w:rPr>
+      </w:pPr>
+      <w:r>
+        <w:rPr>
+          <w:rFonts w:hint="default"/>
+        </w:rPr>
+        <w:t>Intel，IXP1200（6个引擎，1Gbps）、IXP425、IXP2400（8个引擎，2.5Gbps）、IXP2800（16个引擎，10Gbps）；</w:t>
+      </w:r>
+    </w:p>
+    <w:p>
+      <w:pPr>
+        <w:numPr>
+          <w:ilvl w:val="0"/>
+          <w:numId w:val="5"/>
+        </w:numPr>
+        <w:bidi w:val="0"/>
+        <w:ind w:left="420" w:leftChars="0" w:hanging="420" w:firstLineChars="0"/>
+        <w:rPr>
+          <w:rFonts w:hint="default"/>
+        </w:rPr>
+      </w:pPr>
+      <w:r>
+        <w:rPr>
+          <w:rFonts w:hint="default"/>
+        </w:rPr>
+        <w:t>MMC，nP3400（2.5Gbps，集成4Gbps交换结构）；</w:t>
+      </w:r>
+    </w:p>
+    <w:p>
+      <w:pPr>
+        <w:numPr>
+          <w:ilvl w:val="0"/>
+          <w:numId w:val="5"/>
+        </w:numPr>
+        <w:bidi w:val="0"/>
+        <w:ind w:left="420" w:leftChars="0" w:hanging="420" w:firstLineChars="0"/>
+        <w:rPr>
+          <w:rFonts w:hint="default"/>
+        </w:rPr>
+      </w:pPr>
+      <w:r>
+        <w:rPr>
+          <w:rFonts w:hint="default"/>
+        </w:rPr>
+        <w:t>EZchip，NP1、NP2（10Gbps）；</w:t>
+      </w:r>
+    </w:p>
+    <w:p>
+      <w:pPr>
+        <w:numPr>
+          <w:ilvl w:val="0"/>
+          <w:numId w:val="5"/>
+        </w:numPr>
+        <w:bidi w:val="0"/>
+        <w:ind w:left="420" w:leftChars="0" w:hanging="420" w:firstLineChars="0"/>
+        <w:rPr>
+          <w:rFonts w:hint="default"/>
+        </w:rPr>
+      </w:pPr>
+      <w:r>
+        <w:rPr>
+          <w:rFonts w:hint="default"/>
+        </w:rPr>
+        <w:t>Xelerated，X11（10Gbps）。</w:t>
+      </w:r>
+    </w:p>
+    <w:p>
+      <w:pPr>
+        <w:bidi w:val="0"/>
+        <w:ind w:firstLine="420" w:firstLineChars="0"/>
+        <w:rPr>
+          <w:rFonts w:hint="default"/>
+        </w:rPr>
+      </w:pPr>
+      <w:r>
+        <w:rPr>
+          <w:rFonts w:hint="default"/>
+        </w:rPr>
+        <w:t>网络处理器为产业发展立下了汗马功劳，IXP系列NP广泛应用于宽带BRAS、城域网路由器、RAN传输等多个领域，华为的无线产品正是在IXP的基础上实现了全IP化，让华为的无线产品一举成为世界老二，直追E///；在数通路由器产品中，也大量使用NP芯片，极大的缩短了我们与世界第一的差距。</w:t>
+      </w:r>
+    </w:p>
+    <w:p>
+      <w:pPr>
+        <w:bidi w:val="0"/>
+        <w:ind w:firstLine="420" w:firstLineChars="0"/>
+        <w:rPr>
+          <w:rFonts w:hint="default"/>
+        </w:rPr>
+      </w:pPr>
+      <w:r>
+        <w:rPr>
+          <w:rFonts w:hint="default"/>
+        </w:rPr>
+        <w:t>然而世事难料，网络处理器的好日子并没有持久。Intel无法忍受长期以来的亏损，于2006年6月把IXP卖给了Marvell，2012年Xelerated也卖给了Mavell，其它那些早年的英雄们几乎全部折戟沙场，唯独EZchip凭借着以色列人的聪慧和美国风投的执着，还在挣扎着，也许EZchip的确有过人之处，让我们再多看她两眼吧。</w:t>
+      </w:r>
+    </w:p>
+    <w:p>
+      <w:pPr>
+        <w:bidi w:val="0"/>
+        <w:rPr>
+          <w:rFonts w:hint="default"/>
+        </w:rPr>
+      </w:pPr>
+      <w:r>
+        <w:rPr>
+          <w:rFonts w:hint="default"/>
+        </w:rPr>
+        <w:drawing>
+          <wp:inline distT="0" distB="0" distL="114300" distR="114300">
+            <wp:extent cx="6023610" cy="2543175"/>
+            <wp:effectExtent l="0" t="0" r="8890" b="9525"/>
+            <wp:docPr id="25" name="图片 4" descr="IMG_259"/>
+            <wp:cNvGraphicFramePr>
+              <a:graphicFrameLocks xmlns:a="http://schemas.openxmlformats.org/drawingml/2006/main" noChangeAspect="1"/>
+            </wp:cNvGraphicFramePr>
+            <a:graphic xmlns:a="http://schemas.openxmlformats.org/drawingml/2006/main">
+              <a:graphicData uri="http://schemas.openxmlformats.org/drawingml/2006/picture">
+                <pic:pic xmlns:pic="http://schemas.openxmlformats.org/drawingml/2006/picture">
+                  <pic:nvPicPr>
+                    <pic:cNvPr id="25" name="图片 4" descr="IMG_259"/>
+                    <pic:cNvPicPr>
+                      <a:picLocks noChangeAspect="1"/>
+                    </pic:cNvPicPr>
+                  </pic:nvPicPr>
+                  <pic:blipFill>
+                    <a:blip r:embed="rId27"/>
+                    <a:stretch>
+                      <a:fillRect/>
+                    </a:stretch>
+                  </pic:blipFill>
+                  <pic:spPr>
+                    <a:xfrm>
+                      <a:off x="0" y="0"/>
+                      <a:ext cx="6023610" cy="2543175"/>
+                    </a:xfrm>
+                    <a:prstGeom prst="rect">
+                      <a:avLst/>
+                    </a:prstGeom>
+                    <a:noFill/>
+                    <a:ln w="9525">
+                      <a:noFill/>
+                    </a:ln>
+                  </pic:spPr>
+                </pic:pic>
+              </a:graphicData>
+            </a:graphic>
+          </wp:inline>
+        </w:drawing>
+      </w:r>
+    </w:p>
+    <w:p>
+      <w:pPr>
+        <w:bidi w:val="0"/>
+        <w:ind w:firstLine="420" w:firstLineChars="0"/>
+        <w:rPr>
+          <w:rFonts w:hint="default"/>
+        </w:rPr>
+      </w:pPr>
+      <w:r>
+        <w:rPr>
+          <w:rFonts w:hint="default"/>
+          <w:color w:val="FF0000"/>
+        </w:rPr>
+        <w:t>NP的消退肯定不是偶然的，有它必然的因素，首先NP诞生就是一个性能和灵活性折</w:t>
+      </w:r>
+      <w:r>
+        <w:rPr>
+          <w:rFonts w:hint="default"/>
+        </w:rPr>
+        <w:t>中的产物，</w:t>
+      </w:r>
+      <w:r>
+        <w:rPr>
+          <w:rFonts w:hint="default"/>
+          <w:color w:val="FF0000"/>
+        </w:rPr>
+        <w:t>这注定了它的性能始终比不过专用ASIC，而灵活性又比不过通用的CPU；</w:t>
+      </w:r>
+      <w:r>
+        <w:rPr>
+          <w:rFonts w:hint="default"/>
+        </w:rPr>
+        <w:t>其次，NP的开发门槛比较高，本人生平第一次接触的微码，那就是天书，尽管后面都采用了C语言编程，但对开发人员的要求还是相当高，要写出高性能的转发软件，必须对NP做到相当的熟悉；再有，NP转发引擎几乎都是裸跑，不支持OS，一个平台上的代码想移植到另一个平台上，对不起，工作量巨大，而且是不增值的工作。因此NP始终在一个狭窄的领域生长，属于细分市场，造就了大厂商如intel、ibm都不器重，只有小厂家玩，产业链始终不够成熟。NP在这个多彩的世界中扮演了独特的角色，如今已经慢慢褪去光环，作为一代微码工程师尽管有太多不舍，但时代就是在变，后NP时代更加精彩。</w:t>
+      </w:r>
+    </w:p>
+    <w:p>
+      <w:pPr>
+        <w:bidi w:val="0"/>
+        <w:ind w:firstLine="420" w:firstLineChars="0"/>
+        <w:rPr>
+          <w:rFonts w:hint="default"/>
+        </w:rPr>
+      </w:pPr>
+      <w:r>
+        <w:rPr>
+          <w:rFonts w:hint="default"/>
+        </w:rPr>
+        <w:t>MIPS（Million Instructions Per Second），这名字取的就让人叫绝，著名的“龙芯”就是采用MIPS的指令集。MIPS公司设计的RISC处理器始于上世纪八十年代，1991年就推出第一款64位商用微处理器R4000。2000年之后MIPS战略重心放在嵌入式系统，和PowerPC成为通信领域、嵌入式领域两道靓丽的风景线。MIPS相对于X86的CISC，指令格式统一，种类和寻找方式较少，并采用了“超标量和超流水线结构”，大大提高了处理速度，适用于网络通信、信息安全、高端服务器等领域。</w:t>
+      </w:r>
+      <w:r>
+        <w:rPr>
+          <w:rFonts w:hint="default"/>
+          <w:color w:val="FF0000"/>
+        </w:rPr>
+        <w:t>MIPS被Cavium、RMI两大半导体公司发扬光大</w:t>
+      </w:r>
+      <w:r>
+        <w:rPr>
+          <w:rFonts w:hint="default"/>
+        </w:rPr>
+        <w:t>，基于MIPS架构开发的商业多核芯片，将网络连接、负责均衡、加/解密、应用加速等功能集成在一个芯片上，即片上系统SoC，并成功应用于通信领域各种场景，包括IP报文转发、加解密、查找等，在高度灵活性和较高性能方面，找到了最佳平衡点。</w:t>
+      </w:r>
+    </w:p>
+    <w:p>
+      <w:pPr>
+        <w:bidi w:val="0"/>
+        <w:rPr>
+          <w:rFonts w:hint="default"/>
+        </w:rPr>
+      </w:pPr>
+      <w:r>
+        <w:rPr>
+          <w:rFonts w:hint="default"/>
+        </w:rPr>
+        <w:drawing>
+          <wp:inline distT="0" distB="0" distL="114300" distR="114300">
+            <wp:extent cx="5835015" cy="2543175"/>
+            <wp:effectExtent l="0" t="0" r="6985" b="9525"/>
+            <wp:docPr id="24" name="图片 5" descr="IMG_260"/>
+            <wp:cNvGraphicFramePr>
+              <a:graphicFrameLocks xmlns:a="http://schemas.openxmlformats.org/drawingml/2006/main" noChangeAspect="1"/>
+            </wp:cNvGraphicFramePr>
+            <a:graphic xmlns:a="http://schemas.openxmlformats.org/drawingml/2006/main">
+              <a:graphicData uri="http://schemas.openxmlformats.org/drawingml/2006/picture">
+                <pic:pic xmlns:pic="http://schemas.openxmlformats.org/drawingml/2006/picture">
+                  <pic:nvPicPr>
+                    <pic:cNvPr id="24" name="图片 5" descr="IMG_260"/>
+                    <pic:cNvPicPr>
+                      <a:picLocks noChangeAspect="1"/>
+                    </pic:cNvPicPr>
+                  </pic:nvPicPr>
+                  <pic:blipFill>
+                    <a:blip r:embed="rId28"/>
+                    <a:stretch>
+                      <a:fillRect/>
+                    </a:stretch>
+                  </pic:blipFill>
+                  <pic:spPr>
+                    <a:xfrm>
+                      <a:off x="0" y="0"/>
+                      <a:ext cx="5835015" cy="2543175"/>
+                    </a:xfrm>
+                    <a:prstGeom prst="rect">
+                      <a:avLst/>
+                    </a:prstGeom>
+                    <a:noFill/>
+                    <a:ln w="9525">
+                      <a:noFill/>
+                    </a:ln>
+                  </pic:spPr>
+                </pic:pic>
+              </a:graphicData>
+            </a:graphic>
+          </wp:inline>
+        </w:drawing>
+      </w:r>
+    </w:p>
+    <w:p>
+      <w:pPr>
+        <w:bidi w:val="0"/>
+        <w:ind w:firstLine="420" w:firstLineChars="0"/>
+        <w:rPr>
+          <w:rFonts w:hint="default"/>
+        </w:rPr>
+      </w:pPr>
+      <w:r>
+        <w:rPr>
+          <w:rFonts w:hint="default"/>
+        </w:rPr>
+        <w:t>新一代多核处理器有Cavium的CN68XX、RMI的XLP732/832等，处理能力可达40Gbps，集成8/16/32个MIPS通用CPU内核，内置多个协处理器和加速引擎，提升数据包深层处理的性能</w:t>
+      </w:r>
+      <w:r>
+        <w:rPr>
+          <w:rFonts w:hint="default"/>
+          <w:color w:val="FF0000"/>
+        </w:rPr>
+        <w:t>。多核处理器和NP最大的不同在于它的CPU是通用的，可以运行vxworks或者Linux，这一点足以让NP汗颜；多核处理器没有NP的指令空间限制</w:t>
+      </w:r>
+      <w:r>
+        <w:rPr>
+          <w:rFonts w:hint="default"/>
+        </w:rPr>
+        <w:t>，对于包转发处理可以设计成流水线模式，也可以设计成RTC（Run-to-Completion）模式，构建业务的灵活性也是NP无法媲美的；基于Linux的SMP（Symmetric Multi-Processor），开发工作变得异常简单，尤其是移植其它通用平台的代码几乎是分分秒秒的事情。当然多核处理器也可以按照NP那样进行系统架构设计，可以基于裸核进行开发和调度管理，避免Linux系统开销，更大的发挥多核多线程的威力。多核处理器的硬加速协处理对于开发者来说就是一个函数调用而已，比如使用Cavium的加解密协处理器进行报文加解密时，仅仅就是一条普通的指令，程序员完全不需要关心更底层的细节。</w:t>
+      </w:r>
+    </w:p>
+    <w:p>
+      <w:pPr>
+        <w:bidi w:val="0"/>
+        <w:rPr>
+          <w:rFonts w:hint="default"/>
+        </w:rPr>
+      </w:pPr>
+      <w:r>
+        <w:rPr>
+          <w:rFonts w:hint="default"/>
+        </w:rPr>
+        <w:drawing>
+          <wp:inline distT="0" distB="0" distL="114300" distR="114300">
+            <wp:extent cx="5225415" cy="2543175"/>
+            <wp:effectExtent l="0" t="0" r="6985" b="9525"/>
+            <wp:docPr id="21" name="图片 6" descr="IMG_261"/>
+            <wp:cNvGraphicFramePr>
+              <a:graphicFrameLocks xmlns:a="http://schemas.openxmlformats.org/drawingml/2006/main" noChangeAspect="1"/>
+            </wp:cNvGraphicFramePr>
+            <a:graphic xmlns:a="http://schemas.openxmlformats.org/drawingml/2006/main">
+              <a:graphicData uri="http://schemas.openxmlformats.org/drawingml/2006/picture">
+                <pic:pic xmlns:pic="http://schemas.openxmlformats.org/drawingml/2006/picture">
+                  <pic:nvPicPr>
+                    <pic:cNvPr id="21" name="图片 6" descr="IMG_261"/>
+                    <pic:cNvPicPr>
+                      <a:picLocks noChangeAspect="1"/>
+                    </pic:cNvPicPr>
+                  </pic:nvPicPr>
+                  <pic:blipFill>
+                    <a:blip r:embed="rId29"/>
+                    <a:stretch>
+                      <a:fillRect/>
+                    </a:stretch>
+                  </pic:blipFill>
+                  <pic:spPr>
+                    <a:xfrm>
+                      <a:off x="0" y="0"/>
+                      <a:ext cx="5225415" cy="2543175"/>
+                    </a:xfrm>
+                    <a:prstGeom prst="rect">
+                      <a:avLst/>
+                    </a:prstGeom>
+                    <a:noFill/>
+                    <a:ln w="9525">
+                      <a:noFill/>
+                    </a:ln>
+                  </pic:spPr>
+                </pic:pic>
+              </a:graphicData>
+            </a:graphic>
+          </wp:inline>
+        </w:drawing>
+      </w:r>
+      <w:r>
+        <w:rPr>
+          <w:rFonts w:hint="default"/>
+        </w:rPr>
+        <w:br w:type="textWrapping"/>
+      </w:r>
+      <w:r>
+        <w:rPr>
+          <w:rFonts w:hint="default"/>
+        </w:rPr>
+        <w:drawing>
+          <wp:inline distT="0" distB="0" distL="114300" distR="114300">
+            <wp:extent cx="7600950" cy="2543175"/>
+            <wp:effectExtent l="0" t="0" r="6350" b="9525"/>
+            <wp:docPr id="20" name="图片 7" descr="IMG_262"/>
+            <wp:cNvGraphicFramePr>
+              <a:graphicFrameLocks xmlns:a="http://schemas.openxmlformats.org/drawingml/2006/main" noChangeAspect="1"/>
+            </wp:cNvGraphicFramePr>
+            <a:graphic xmlns:a="http://schemas.openxmlformats.org/drawingml/2006/main">
+              <a:graphicData uri="http://schemas.openxmlformats.org/drawingml/2006/picture">
+                <pic:pic xmlns:pic="http://schemas.openxmlformats.org/drawingml/2006/picture">
+                  <pic:nvPicPr>
+                    <pic:cNvPr id="20" name="图片 7" descr="IMG_262"/>
+                    <pic:cNvPicPr>
+                      <a:picLocks noChangeAspect="1"/>
+                    </pic:cNvPicPr>
+                  </pic:nvPicPr>
+                  <pic:blipFill>
+                    <a:blip r:embed="rId30"/>
+                    <a:stretch>
+                      <a:fillRect/>
+                    </a:stretch>
+                  </pic:blipFill>
+                  <pic:spPr>
+                    <a:xfrm>
+                      <a:off x="0" y="0"/>
+                      <a:ext cx="7600950" cy="2543175"/>
+                    </a:xfrm>
+                    <a:prstGeom prst="rect">
+                      <a:avLst/>
+                    </a:prstGeom>
+                    <a:noFill/>
+                    <a:ln w="9525">
+                      <a:noFill/>
+                    </a:ln>
+                  </pic:spPr>
+                </pic:pic>
+              </a:graphicData>
+            </a:graphic>
+          </wp:inline>
+        </w:drawing>
+      </w:r>
+    </w:p>
+    <w:p>
+      <w:pPr>
+        <w:bidi w:val="0"/>
+        <w:ind w:firstLine="420" w:firstLineChars="0"/>
+        <w:rPr>
+          <w:rFonts w:hint="default"/>
+        </w:rPr>
+      </w:pPr>
+      <w:r>
+        <w:rPr>
+          <w:rFonts w:hint="default"/>
+        </w:rPr>
+        <w:t>多核处理器一度被认为是完美的处理器，在40Gbps甚至80Gbps以下已经没有NP的什么事了，在安全、业务路由器、L4+报文处理领域完全没有敌手，在华为的无线产品中，单板全部由NP升级换代为多核处理器，为产品的容量提升、性价比提升提供了有力支撑，华为无线销售过百亿美金有多核处理器不可磨灭的功劳。</w:t>
+      </w:r>
+    </w:p>
+    <w:p>
+      <w:pPr>
+        <w:bidi w:val="0"/>
+      </w:pPr>
+    </w:p>
+    <w:p>
+      <w:pPr>
+        <w:pStyle w:val="2"/>
+        <w:bidi w:val="0"/>
+      </w:pPr>
+      <w:r>
+        <w:rPr>
+          <w:rFonts w:hint="eastAsia"/>
+        </w:rPr>
+        <w:fldChar w:fldCharType="begin"/>
+      </w:r>
+      <w:r>
+        <w:rPr>
+          <w:rFonts w:hint="eastAsia"/>
+        </w:rPr>
+        <w:instrText xml:space="preserve"> HYPERLINK "https://www.cnblogs.com/soul-stone/p/9571217.html" \o "发布于 2018-09-01 18:36" </w:instrText>
+      </w:r>
+      <w:r>
+        <w:rPr>
+          <w:rFonts w:hint="eastAsia"/>
+        </w:rPr>
+        <w:fldChar w:fldCharType="separate"/>
+      </w:r>
+      <w:r>
+        <w:rPr>
+          <w:rStyle w:val="14"/>
+          <w:rFonts w:hint="eastAsia" w:ascii="微软雅黑" w:hAnsi="微软雅黑" w:eastAsia="微软雅黑" w:cs="微软雅黑"/>
+          <w:b/>
+          <w:bCs/>
+          <w:i w:val="0"/>
+          <w:iCs w:val="0"/>
+          <w:caps w:val="0"/>
+          <w:color w:val="339900"/>
+          <w:spacing w:val="0"/>
+          <w:szCs w:val="18"/>
+          <w:u w:val="none"/>
+          <w:bdr w:val="none" w:color="auto" w:sz="0" w:space="0"/>
+          <w:shd w:val="clear" w:fill="FFFFFF"/>
+        </w:rPr>
+        <w:t>FP2网络处理器架构研究</w:t>
+      </w:r>
+      <w:r>
+        <w:rPr>
+          <w:rFonts w:hint="eastAsia"/>
+        </w:rPr>
+        <w:fldChar w:fldCharType="end"/>
+      </w:r>
+    </w:p>
+    <w:p>
+      <w:pPr>
+        <w:bidi w:val="0"/>
+        <w:ind w:firstLine="758" w:firstLineChars="0"/>
+        <w:rPr>
+          <w:rFonts w:hint="eastAsia"/>
+        </w:rPr>
+      </w:pPr>
+      <w:r>
+        <w:rPr>
+          <w:rFonts w:hint="eastAsia"/>
+        </w:rPr>
+        <w:fldChar w:fldCharType="begin"/>
+      </w:r>
+      <w:r>
+        <w:rPr>
+          <w:rFonts w:hint="eastAsia"/>
+        </w:rPr>
+        <w:instrText xml:space="preserve"> HYPERLINK "https://www.cnblogs.com/soul-stone/p/9571217.html" </w:instrText>
+      </w:r>
+      <w:r>
+        <w:rPr>
+          <w:rFonts w:hint="eastAsia"/>
+        </w:rPr>
+        <w:fldChar w:fldCharType="separate"/>
+      </w:r>
+      <w:r>
+        <w:rPr>
+          <w:rStyle w:val="14"/>
+          <w:rFonts w:hint="eastAsia"/>
+        </w:rPr>
+        <w:t>https://www.cnblogs.com/soul-stone/p/9571217.html</w:t>
+      </w:r>
+      <w:r>
+        <w:rPr>
+          <w:rFonts w:hint="eastAsia"/>
+        </w:rPr>
+        <w:fldChar w:fldCharType="end"/>
+      </w:r>
+    </w:p>
+    <w:p>
+      <w:pPr>
+        <w:bidi w:val="0"/>
+        <w:ind w:firstLine="758" w:firstLineChars="0"/>
+        <w:rPr>
+          <w:rFonts w:hint="eastAsia"/>
+        </w:rPr>
+      </w:pPr>
+    </w:p>
+    <w:p>
+      <w:pPr>
+        <w:pStyle w:val="2"/>
+        <w:tabs>
+          <w:tab w:val="left" w:pos="5641"/>
+        </w:tabs>
+        <w:bidi w:val="0"/>
+        <w:rPr>
+          <w:rFonts w:hint="eastAsia"/>
+          <w:lang w:eastAsia="zh-CN"/>
+        </w:rPr>
+      </w:pPr>
+      <w:r>
+        <w:rPr>
+          <w:rFonts w:hint="eastAsia"/>
+        </w:rPr>
+        <w:t>网络可编程芯片-Trio</w:t>
+      </w:r>
+      <w:r>
+        <w:rPr>
+          <w:rFonts w:hint="eastAsia"/>
+          <w:lang w:eastAsia="zh-CN"/>
+        </w:rPr>
+        <w:tab/>
+      </w:r>
+    </w:p>
+    <w:p>
+      <w:pPr>
+        <w:rPr>
+          <w:rFonts w:hint="eastAsia"/>
+          <w:lang w:eastAsia="zh-CN"/>
+        </w:rPr>
+      </w:pPr>
+    </w:p>
+    <w:p>
+      <w:pPr>
+        <w:pStyle w:val="2"/>
+        <w:bidi w:val="0"/>
+        <w:rPr>
+          <w:rFonts w:hint="eastAsia"/>
+          <w:lang w:val="en-US" w:eastAsia="zh-CN"/>
+        </w:rPr>
+      </w:pPr>
+      <w:r>
+        <w:rPr>
+          <w:rFonts w:hint="eastAsia"/>
+          <w:lang w:val="en-US" w:eastAsia="zh-CN"/>
+        </w:rPr>
+        <w:t>Fpga 和 p4</w:t>
+      </w:r>
+    </w:p>
+    <w:p>
+      <w:pPr>
+        <w:pStyle w:val="3"/>
+        <w:bidi w:val="0"/>
+      </w:pPr>
+      <w:r>
+        <w:rPr>
+          <w:rFonts w:hint="eastAsia"/>
+        </w:rPr>
+        <w:t>软转的瓶颈--访存latency</w:t>
+      </w:r>
+    </w:p>
+    <w:p>
+      <w:pPr>
+        <w:bidi w:val="0"/>
+        <w:ind w:firstLine="420" w:firstLineChars="0"/>
+        <w:rPr>
+          <w:rFonts w:hint="eastAsia"/>
+        </w:rPr>
+      </w:pPr>
+      <w:r>
+        <w:rPr>
+          <w:rFonts w:hint="eastAsia"/>
+        </w:rPr>
+        <w:t>但随着智能网卡的出现，虚拟机的网络性能大幅度提升，中心化的L4转发节点容易被多条大象流把单核打满，</w:t>
+      </w:r>
+      <w:r>
+        <w:rPr>
+          <w:rFonts w:hint="eastAsia"/>
+          <w:color w:val="FF0000"/>
+        </w:rPr>
+        <w:t>导致网卡收包队列满而丢包，服务质量受损，这个问题在RTC模型下基本上是无解的，在pipeline模型下有一定缓解，但最终单流的极限PPS</w:t>
+      </w:r>
+      <w:r>
+        <w:rPr>
+          <w:rFonts w:hint="eastAsia"/>
+        </w:rPr>
+        <w:t>应该也不会有数量级的提升，原因在于CPU访存的latency实在是慢的发指，近20年cpu性能翻了N倍而访存latency基本上没变化。</w:t>
+      </w:r>
+    </w:p>
+    <w:p>
+      <w:pPr>
+        <w:bidi w:val="0"/>
+        <w:rPr>
+          <w:rFonts w:hint="eastAsia"/>
+        </w:rPr>
+      </w:pPr>
+      <w:r>
+        <w:rPr>
+          <w:rFonts w:hint="eastAsia"/>
+        </w:rPr>
+        <w:t>使用intel的MLC(Memory Lactency Checker) 测试能得出，同numa访存时延在80ns，跨numa130ns左右，</w:t>
+      </w:r>
+      <w:r>
+        <w:rPr>
+          <w:rFonts w:hint="eastAsia"/>
+          <w:color w:val="FF0000"/>
+        </w:rPr>
+        <w:t>按平均100ns算，只要每包只要发生一次cache miss(L</w:t>
+      </w:r>
+      <w:r>
+        <w:rPr>
+          <w:rFonts w:hint="eastAsia"/>
+        </w:rPr>
+        <w:t>B实际上很难做到，L3 Cache一般也就30M左右)，那么软件处理</w:t>
+      </w:r>
       <w:bookmarkStart w:id="0" w:name="_GoBack"/>
+      <w:r>
+        <w:rPr>
+          <w:rFonts w:hint="eastAsia"/>
+          <w:color w:val="FF0000"/>
+        </w:rPr>
+        <w:t>的性能就在10M pps以内，</w:t>
+      </w:r>
       <w:bookmarkEnd w:id="0"/>
-    </w:p>
-    <w:p>
-      <w:pPr>
-        <w:pStyle w:val="2"/>
-        <w:bidi w:val="0"/>
-      </w:pPr>
-      <w:r>
-        <w:rPr>
-          <w:rFonts w:hint="eastAsia"/>
-        </w:rPr>
-        <w:t>网络可编程芯片-Trio</w:t>
-      </w:r>
+      <w:r>
+        <w:rPr>
+          <w:rFonts w:hint="eastAsia"/>
+        </w:rPr>
+        <w:t>实际上一般到1.x Mpps就差不多了。</w:t>
+      </w:r>
+    </w:p>
+    <w:p>
+      <w:pPr>
+        <w:bidi w:val="0"/>
+        <w:rPr>
+          <w:rFonts w:hint="eastAsia"/>
+        </w:rPr>
+      </w:pPr>
+      <w:r>
+        <w:rPr>
+          <w:rFonts w:hint="eastAsia"/>
+        </w:rPr>
+        <w:t>当然思科捐给</w:t>
+      </w:r>
+      <w:r>
+        <w:rPr>
+          <w:rFonts w:hint="eastAsia"/>
+        </w:rPr>
+        <w:fldChar w:fldCharType="begin"/>
+      </w:r>
+      <w:r>
+        <w:rPr>
+          <w:rFonts w:hint="eastAsia"/>
+        </w:rPr>
+        <w:instrText xml:space="preserve"> HYPERLINK "https://link.zhihu.com/?target=http://FD.io" \t "https://zhuanlan.zhihu.com/p/_blank" </w:instrText>
+      </w:r>
+      <w:r>
+        <w:rPr>
+          <w:rFonts w:hint="eastAsia"/>
+        </w:rPr>
+        <w:fldChar w:fldCharType="separate"/>
+      </w:r>
+      <w:r>
+        <w:rPr>
+          <w:rStyle w:val="14"/>
+          <w:rFonts w:ascii="a" w:hAnsi="a" w:eastAsia="a" w:cs="a"/>
+          <w:i w:val="0"/>
+          <w:iCs w:val="0"/>
+          <w:caps w:val="0"/>
+          <w:spacing w:val="0"/>
+          <w:szCs w:val="0"/>
+          <w:u w:val="none"/>
+          <w:shd w:val="clear" w:fill="FFFFFF"/>
+        </w:rPr>
+        <w:t>http://</w:t>
+      </w:r>
+      <w:r>
+        <w:rPr>
+          <w:rStyle w:val="14"/>
+          <w:rFonts w:hint="eastAsia" w:ascii="微软雅黑" w:hAnsi="微软雅黑" w:eastAsia="微软雅黑" w:cs="微软雅黑"/>
+          <w:i w:val="0"/>
+          <w:iCs w:val="0"/>
+          <w:caps w:val="0"/>
+          <w:spacing w:val="0"/>
+          <w:szCs w:val="27"/>
+          <w:u w:val="none"/>
+          <w:shd w:val="clear" w:fill="FFFFFF"/>
+        </w:rPr>
+        <w:t>FD.io</w:t>
+      </w:r>
+      <w:r>
+        <w:rPr>
+          <w:rFonts w:hint="eastAsia"/>
+        </w:rPr>
+        <w:fldChar w:fldCharType="end"/>
+      </w:r>
+      <w:r>
+        <w:rPr>
+          <w:rFonts w:hint="eastAsia"/>
+        </w:rPr>
+        <w:t>的VPP(vector packet processing)，通过类似类似GPU SIMD(Single Instruction Multiple Data)的方法，能做一些i-cache miss的优化，不过看lb的plugin，也还是逐包处理，官网介绍1M flow的场景下，单核性能在3Mpps左右，且git上lb plugin本身做的比较简单，bps/cps/并发限速等逻辑以及flow/rs/svc级别的统计均不涉及。</w:t>
+      </w:r>
+    </w:p>
+    <w:p>
+      <w:pPr>
+        <w:rPr>
+          <w:rFonts w:hint="default"/>
+          <w:lang w:val="en-US" w:eastAsia="zh-CN"/>
+        </w:rPr>
+      </w:pPr>
+    </w:p>
+    <w:p>
+      <w:pPr>
+        <w:pStyle w:val="3"/>
+        <w:bidi w:val="0"/>
+        <w:rPr>
+          <w:rFonts w:hint="eastAsia"/>
+        </w:rPr>
+      </w:pPr>
+      <w:r>
+        <w:rPr>
+          <w:rFonts w:hint="eastAsia"/>
+        </w:rPr>
+        <w:t>FPGA的优势</w:t>
+      </w:r>
+    </w:p>
+    <w:p/>
+    <w:p>
+      <w:pPr>
+        <w:bidi w:val="0"/>
+        <w:rPr>
+          <w:rFonts w:hint="eastAsia"/>
+        </w:rPr>
+      </w:pPr>
+      <w:r>
+        <w:rPr>
+          <w:rFonts w:hint="eastAsia"/>
+        </w:rPr>
+        <w:t>简单来说可以把FPGA理解成每条指令都有独立的处理单元处理，逐个数据包依次在几百个处理单元上流过，比如每个处理单元按4个节拍处理完一个包的话，主频在200MHZ时，理论上估算是可以做到50Mpps的，</w:t>
+      </w:r>
+      <w:r>
+        <w:rPr>
+          <w:rFonts w:hint="eastAsia"/>
+          <w:color w:val="FF0000"/>
+        </w:rPr>
+        <w:t>不过由于DDR带宽之类的问题，最终只能到30Mpps</w:t>
+      </w:r>
+      <w:r>
+        <w:rPr>
+          <w:rFonts w:hint="eastAsia"/>
+        </w:rPr>
+        <w:t>，当然利用sram做一点flow的cache后，可以突破30Mpps。</w:t>
+      </w:r>
+    </w:p>
+    <w:p>
+      <w:pPr>
+        <w:bidi w:val="0"/>
+        <w:rPr>
+          <w:rFonts w:hint="eastAsia"/>
+        </w:rPr>
+      </w:pPr>
+      <w:r>
+        <w:rPr>
+          <w:rFonts w:hint="eastAsia"/>
+        </w:rPr>
+        <w:t>易知，SRAM的大小是有限的，用来做cache加速，或者做一些较小的表倒还好，但是如果想把千万规模的flow 存在FPGA上，还是得外挂DDR(或HBM)，DDR的访存时延对于FPGA来说一样存在，也差不多是100ns左右，为何在FPGA上达到30Mflow的场景下，pps仍然达到30Mpps呢，原因是对于FPGA而言读DDR不需要等到数据传输完成，只需要等待DDR控制器返回收到读取命令即可，用软件的思维看，读DDR在CPU是同步的，需要等待数据传输完成，但是在FPGA是异步的，仅需要确认DDR收到读取，异步+指令流水屏蔽了访问DDR的时延。</w:t>
+      </w:r>
+    </w:p>
+    <w:p>
+      <w:pPr>
+        <w:bidi w:val="0"/>
+        <w:rPr>
+          <w:rFonts w:hint="eastAsia"/>
+        </w:rPr>
+      </w:pPr>
+      <w:r>
+        <w:rPr>
+          <w:rFonts w:hint="eastAsia"/>
+        </w:rPr>
+        <w:t>因此，</w:t>
+      </w:r>
+      <w:r>
+        <w:rPr>
+          <w:rFonts w:hint="eastAsia"/>
+          <w:color w:val="FF0000"/>
+        </w:rPr>
+        <w:t>基于FPGA，外挂DDR，实现类似openflow的flow offload</w:t>
+      </w:r>
+      <w:r>
+        <w:rPr>
+          <w:rFonts w:hint="eastAsia"/>
+        </w:rPr>
+        <w:t>，是可以满足LB flow全量offload的情况下，依然做到比较好的PPS性能。</w:t>
+      </w:r>
+    </w:p>
+    <w:p>
+      <w:pPr>
+        <w:pStyle w:val="3"/>
+        <w:bidi w:val="0"/>
+        <w:rPr>
+          <w:rFonts w:hint="eastAsia"/>
+        </w:rPr>
+      </w:pPr>
+      <w:r>
+        <w:rPr>
+          <w:rFonts w:hint="eastAsia"/>
+        </w:rPr>
+        <w:t>openflow的缺陷</w:t>
+      </w:r>
+    </w:p>
+    <w:p>
+      <w:pPr>
+        <w:bidi w:val="0"/>
+        <w:ind w:firstLine="420" w:firstLineChars="0"/>
+        <w:rPr>
+          <w:rFonts w:hint="eastAsia"/>
+        </w:rPr>
+      </w:pPr>
+      <w:r>
+        <w:rPr>
+          <w:rFonts w:hint="eastAsia"/>
+        </w:rPr>
+        <w:t>不过openflow这种match &amp; action的模式，对于LB来说还是不够灵活，举个例子来说，如果需要支持双层vxlan 或者说 vxlan中通过nsh或者geneve协议携带meta信息时，对于openflow而言，提取key的parser模块是需要修改的，以及如果需要encap这些协议头的话，action模块也是需要修改的，因此基于openflow这种模式的offload，是无法流片成asic芯片的(快转逻辑没办法固化)。</w:t>
+      </w:r>
+    </w:p>
+    <w:p>
+      <w:pPr>
+        <w:bidi w:val="0"/>
+        <w:rPr>
+          <w:rFonts w:hint="eastAsia"/>
+        </w:rPr>
+      </w:pPr>
+    </w:p>
+    <w:p>
+      <w:pPr>
+        <w:pStyle w:val="3"/>
+        <w:bidi w:val="0"/>
+        <w:rPr>
+          <w:rFonts w:hint="eastAsia"/>
+        </w:rPr>
+      </w:pPr>
+      <w:r>
+        <w:rPr>
+          <w:rFonts w:hint="eastAsia"/>
+        </w:rPr>
+        <w:t>P4语言</w:t>
+      </w:r>
+    </w:p>
+    <w:p>
+      <w:pPr>
+        <w:bidi w:val="0"/>
+        <w:ind w:firstLine="420" w:firstLineChars="0"/>
+        <w:rPr>
+          <w:rFonts w:hint="eastAsia"/>
+        </w:rPr>
+      </w:pPr>
+      <w:r>
+        <w:rPr>
+          <w:rFonts w:hint="eastAsia"/>
+        </w:rPr>
+        <w:t>不过P4语言(Programming Protocol-independent Packet Processors)是协议无关的，parser、action都是可以自定义的，intel的tofino交换芯片在大量无状态转发的网关中已经用起来了，对于有状态lb而言，tofino芯片(无DDR,sram在几十MB左右)以及pensando支持P4的网卡(仅支持10Wflow)，主要的问题在于flow表太小，但是如果自研一套支持P4协议的FPGA，外挂DDR后流片成ASIC，那么性能方面会有较大提升，</w:t>
+      </w:r>
+      <w:r>
+        <w:rPr>
+          <w:rFonts w:hint="eastAsia"/>
+          <w:color w:val="FF0000"/>
+        </w:rPr>
+        <w:t>因为ASIC主频可轻松达到上G，而FPGA做到200Mhz就不错了；</w:t>
+      </w:r>
+      <w:r>
+        <w:rPr>
+          <w:rFonts w:hint="eastAsia"/>
+        </w:rPr>
+        <w:t>另外功耗方面也会优于FPGA ;以及如果量大的话，成本方面相比FPGA是有优势的，AISC的劣势在于，流</w:t>
+      </w:r>
+      <w:r>
+        <w:rPr>
+          <w:rFonts w:hint="eastAsia"/>
+          <w:color w:val="FF0000"/>
+        </w:rPr>
+        <w:t>片后的逻辑无法修改，以及首次开发成本太高。</w:t>
+      </w:r>
+    </w:p>
+    <w:p>
+      <w:pPr>
+        <w:rPr>
+          <w:rFonts w:hint="eastAsia"/>
+          <w:lang w:eastAsia="zh-CN"/>
+        </w:rPr>
+      </w:pPr>
     </w:p>
     <w:p>
       <w:pPr>
@@ -3594,6 +4932,23 @@
     </w:lvl>
   </w:abstractNum>
   <w:abstractNum w:abstractNumId="2">
+    <w:nsid w:val="D4C6AE2B"/>
+    <w:multiLevelType w:val="singleLevel"/>
+    <w:tmpl w:val="D4C6AE2B"/>
+    <w:lvl w:ilvl="0" w:tentative="0">
+      <w:start w:val="1"/>
+      <w:numFmt w:val="bullet"/>
+      <w:lvlText w:val=""/>
+      <w:lvlJc w:val="left"/>
+      <w:pPr>
+        <w:ind w:left="420" w:hanging="420"/>
+      </w:pPr>
+      <w:rPr>
+        <w:rFonts w:hint="default" w:ascii="Wingdings" w:hAnsi="Wingdings"/>
+      </w:rPr>
+    </w:lvl>
+  </w:abstractNum>
+  <w:abstractNum w:abstractNumId="3">
     <w:nsid w:val="FE1D237F"/>
     <w:multiLevelType w:val="multilevel"/>
     <w:tmpl w:val="FE1D237F"/>
@@ -3713,7 +5068,7 @@
       </w:rPr>
     </w:lvl>
   </w:abstractNum>
-  <w:abstractNum w:abstractNumId="3">
+  <w:abstractNum w:abstractNumId="4">
     <w:nsid w:val="5198415E"/>
     <w:multiLevelType w:val="multilevel"/>
     <w:tmpl w:val="5198415E"/>
@@ -3863,16 +5218,19 @@
     </w:lvl>
   </w:abstractNum>
   <w:num w:numId="1">
-    <w:abstractNumId w:val="2"/>
+    <w:abstractNumId w:val="3"/>
   </w:num>
   <w:num w:numId="2">
-    <w:abstractNumId w:val="3"/>
+    <w:abstractNumId w:val="4"/>
   </w:num>
   <w:num w:numId="3">
     <w:abstractNumId w:val="1"/>
   </w:num>
   <w:num w:numId="4">
     <w:abstractNumId w:val="0"/>
+  </w:num>
+  <w:num w:numId="5">
+    <w:abstractNumId w:val="2"/>
   </w:num>
 </w:numbering>
 </file>
@@ -3991,7 +5349,7 @@
     <w:lsdException w:unhideWhenUsed="0" w:uiPriority="0" w:semiHidden="0" w:name="HTML Sample"/>
     <w:lsdException w:unhideWhenUsed="0" w:uiPriority="0" w:semiHidden="0" w:name="HTML Typewriter"/>
     <w:lsdException w:unhideWhenUsed="0" w:uiPriority="0" w:semiHidden="0" w:name="HTML Variable"/>
-    <w:lsdException w:unhideWhenUsed="0" w:uiPriority="0" w:name="Normal Table"/>
+    <w:lsdException w:qFormat="1" w:unhideWhenUsed="0" w:uiPriority="0" w:name="Normal Table"/>
     <w:lsdException w:unhideWhenUsed="0" w:uiPriority="0" w:semiHidden="0" w:name="annotation subject"/>
     <w:lsdException w:unhideWhenUsed="0" w:uiPriority="0" w:semiHidden="0" w:name="Table Simple 1"/>
     <w:lsdException w:unhideWhenUsed="0" w:uiPriority="0" w:semiHidden="0" w:name="Table Simple 2"/>
@@ -4203,19 +5561,17 @@
     <w:qFormat/>
     <w:uiPriority w:val="0"/>
     <w:pPr>
-      <w:keepNext/>
-      <w:keepLines/>
-      <w:numPr>
-        <w:ilvl w:val="2"/>
-        <w:numId w:val="1"/>
-      </w:numPr>
-      <w:spacing w:before="260" w:beforeLines="0" w:beforeAutospacing="0" w:after="260" w:afterLines="0" w:afterAutospacing="0" w:line="413" w:lineRule="auto"/>
-      <w:ind w:left="720" w:hanging="720"/>
-      <w:outlineLvl w:val="2"/>
+      <w:spacing w:before="0" w:beforeAutospacing="1" w:after="0" w:afterAutospacing="1"/>
+      <w:jc w:val="left"/>
     </w:pPr>
     <w:rPr>
+      <w:rFonts w:hint="eastAsia" w:ascii="宋体" w:hAnsi="宋体" w:eastAsia="宋体" w:cs="宋体"/>
       <w:b/>
-      <w:sz w:val="32"/>
+      <w:bCs/>
+      <w:kern w:val="0"/>
+      <w:sz w:val="27"/>
+      <w:szCs w:val="27"/>
+      <w:lang w:val="en-US" w:eastAsia="zh-CN" w:bidi="ar"/>
     </w:rPr>
   </w:style>
   <w:style w:type="paragraph" w:styleId="5">
@@ -4373,6 +5729,7 @@
   <w:style w:type="table" w:default="1" w:styleId="12">
     <w:name w:val="Normal Table"/>
     <w:semiHidden/>
+    <w:qFormat/>
     <w:uiPriority w:val="0"/>
     <w:tblPr>
       <w:tblCellMar>

--- a/exercises2/user_space/tofino/document/tofino.docx
+++ b/exercises2/user_space/tofino/document/tofino.docx
@@ -3249,6 +3249,62 @@
       <w:pPr>
         <w:pStyle w:val="2"/>
         <w:bidi w:val="0"/>
+      </w:pPr>
+      <w:r>
+        <w:t>CISCO ASR9900</w:t>
+      </w:r>
+    </w:p>
+    <w:p>
+      <w:pPr>
+        <w:rPr>
+          <w:rFonts w:hint="eastAsia"/>
+        </w:rPr>
+      </w:pPr>
+      <w:r>
+        <w:rPr>
+          <w:rFonts w:hint="eastAsia"/>
+        </w:rPr>
+        <w:fldChar w:fldCharType="begin"/>
+      </w:r>
+      <w:r>
+        <w:rPr>
+          <w:rFonts w:hint="eastAsia"/>
+        </w:rPr>
+        <w:instrText xml:space="preserve"> HYPERLINK "https://cloud.tencent.com/developer/article/2058483" </w:instrText>
+      </w:r>
+      <w:r>
+        <w:rPr>
+          <w:rFonts w:hint="eastAsia"/>
+        </w:rPr>
+        <w:fldChar w:fldCharType="separate"/>
+      </w:r>
+      <w:r>
+        <w:rPr>
+          <w:rStyle w:val="14"/>
+          <w:rFonts w:hint="eastAsia"/>
+        </w:rPr>
+        <w:t>https://cloud.tencent.com/developer/article/2058483</w:t>
+      </w:r>
+      <w:r>
+        <w:rPr>
+          <w:rFonts w:hint="eastAsia"/>
+        </w:rPr>
+        <w:fldChar w:fldCharType="end"/>
+      </w:r>
+    </w:p>
+    <w:p>
+      <w:pPr>
+        <w:rPr>
+          <w:rFonts w:hint="eastAsia"/>
+        </w:rPr>
+      </w:pPr>
+      <w:bookmarkStart w:id="0" w:name="_GoBack"/>
+      <w:bookmarkEnd w:id="0"/>
+    </w:p>
+    <w:p>
+      <w:pPr>
+        <w:pStyle w:val="2"/>
+        <w:bidi w:val="0"/>
         <w:rPr>
           <w:rFonts w:hint="default"/>
           <w:lang w:val="en-US" w:eastAsia="zh-CN"/>
@@ -4151,7 +4207,6 @@
           <w:spacing w:val="0"/>
           <w:szCs w:val="18"/>
           <w:u w:val="none"/>
-          <w:bdr w:val="none" w:color="auto" w:sz="0" w:space="0"/>
           <w:shd w:val="clear" w:fill="FFFFFF"/>
         </w:rPr>
         <w:t>FP2网络处理器架构研究</w:t>
@@ -4329,7 +4384,6 @@
         </w:rPr>
         <w:t>B实际上很难做到，L3 Cache一般也就30M左右)，那么软件处理</w:t>
       </w:r>
-      <w:bookmarkStart w:id="0" w:name="_GoBack"/>
       <w:r>
         <w:rPr>
           <w:rFonts w:hint="eastAsia"/>
@@ -4337,7 +4391,6 @@
         </w:rPr>
         <w:t>的性能就在10M pps以内，</w:t>
       </w:r>
-      <w:bookmarkEnd w:id="0"/>
       <w:r>
         <w:rPr>
           <w:rFonts w:hint="eastAsia"/>
@@ -4415,6 +4468,422 @@
           <w:rFonts w:hint="eastAsia"/>
         </w:rPr>
         <w:t>的VPP(vector packet processing)，通过类似类似GPU SIMD(Single Instruction Multiple Data)的方法，能做一些i-cache miss的优化，不过看lb的plugin，也还是逐包处理，官网介绍1M flow的场景下，单核性能在3Mpps左右，且git上lb plugin本身做的比较简单，bps/cps/并发限速等逻辑以及flow/rs/svc级别的统计均不涉及。</w:t>
+      </w:r>
+    </w:p>
+    <w:p>
+      <w:pPr>
+        <w:pStyle w:val="2"/>
+        <w:bidi w:val="0"/>
+      </w:pPr>
+      <w:r>
+        <w:rPr>
+          <w:rFonts w:hint="eastAsia"/>
+        </w:rPr>
+        <w:t>新华三EnGiant 660</w:t>
+      </w:r>
+      <w:r>
+        <w:rPr>
+          <w:rFonts w:ascii="宋体" w:hAnsi="宋体" w:eastAsia="宋体" w:cs="宋体"/>
+          <w:kern w:val="0"/>
+          <w:sz w:val="24"/>
+          <w:szCs w:val="24"/>
+          <w:lang w:val="en-US" w:eastAsia="zh-CN" w:bidi="ar"/>
+        </w:rPr>
+        <w:br w:type="textWrapping"/>
+      </w:r>
+    </w:p>
+    <w:p>
+      <w:pPr>
+        <w:bidi w:val="0"/>
+        <w:ind w:firstLine="420" w:firstLineChars="0"/>
+      </w:pPr>
+      <w:r>
+        <w:t>这个芯片应该是主要用于核心路由器/交换机，是一个NP（网络处理器）/TM（</w:t>
+      </w:r>
+      <w:r>
+        <w:fldChar w:fldCharType="begin"/>
+      </w:r>
+      <w:r>
+        <w:instrText xml:space="preserve"> HYPERLINK "https://www.zhihu.com/search?q=%E6%B5%81%E9%87%8F%E7%AE%A1%E7%90%86&amp;search_source=Entity&amp;hybrid_search_source=Entity&amp;hybrid_search_extra={"sourceType":"answer","sourceId":1876739086}" \t "_blank" </w:instrText>
+      </w:r>
+      <w:r>
+        <w:fldChar w:fldCharType="separate"/>
+      </w:r>
+      <w:r>
+        <w:rPr>
+          <w:rStyle w:val="14"/>
+        </w:rPr>
+        <w:t>流量管理</w:t>
+      </w:r>
+      <w:r>
+        <w:fldChar w:fldCharType="end"/>
+      </w:r>
+      <w:r>
+        <w:t>）集成在一起的芯片，</w:t>
+      </w:r>
+      <w:r>
+        <w:rPr>
+          <w:color w:val="FF0000"/>
+        </w:rPr>
+        <w:t>支持1.2Tbps</w:t>
+      </w:r>
+      <w:r>
+        <w:t>的接口吞吐量。按照这些给出的数据，这个芯片属于高端芯片，能够满足运营商核心网的应用。</w:t>
+      </w:r>
+    </w:p>
+    <w:p>
+      <w:pPr>
+        <w:bidi w:val="0"/>
+      </w:pPr>
+      <w:r>
+        <w:t>从</w:t>
+      </w:r>
+      <w:r>
+        <w:fldChar w:fldCharType="begin"/>
+      </w:r>
+      <w:r>
+        <w:instrText xml:space="preserve"> HYPERLINK "https://www.zhihu.com/search?q=%E6%96%B0%E5%8D%8E%E4%B8%89&amp;search_source=Entity&amp;hybrid_search_source=Entity&amp;hybrid_search_extra={"sourceType":"answer","sourceId":1876739086}" \t "_blank" </w:instrText>
+      </w:r>
+      <w:r>
+        <w:fldChar w:fldCharType="separate"/>
+      </w:r>
+      <w:r>
+        <w:rPr>
+          <w:rStyle w:val="14"/>
+        </w:rPr>
+        <w:t>新华三</w:t>
+      </w:r>
+      <w:r>
+        <w:fldChar w:fldCharType="end"/>
+      </w:r>
+      <w:r>
+        <w:t>公布的特性信息看：</w:t>
+      </w:r>
+    </w:p>
+    <w:p>
+      <w:pPr>
+        <w:numPr>
+          <w:ilvl w:val="0"/>
+          <w:numId w:val="6"/>
+        </w:numPr>
+        <w:bidi w:val="0"/>
+        <w:ind w:left="0" w:leftChars="0" w:firstLine="420" w:firstLineChars="200"/>
+      </w:pPr>
+      <w:r>
+        <w:t>第一个特性称为革命性 - C语言完全可编程，这个有点噱头的意味。NP（Network Processor - 网络处理器）早已经从最初的类似汇编的微码演进到类C的语言编程，所谓类C语言，</w:t>
+      </w:r>
+      <w:r>
+        <w:rPr>
+          <w:color w:val="FF0000"/>
+        </w:rPr>
+        <w:t>基本上就是C语言，只是有很多的定制指令，</w:t>
+      </w:r>
+      <w:r>
+        <w:t>抛弃了一些路由器/交换机转发不会用到的C语言特性。</w:t>
+      </w:r>
+    </w:p>
+    <w:p>
+      <w:pPr>
+        <w:numPr>
+          <w:ilvl w:val="0"/>
+          <w:numId w:val="6"/>
+        </w:numPr>
+        <w:bidi w:val="0"/>
+        <w:ind w:left="0" w:leftChars="0" w:firstLine="400" w:firstLineChars="0"/>
+      </w:pPr>
+      <w:r>
+        <w:t>Engiant 660集成了256个CTOP处理器，每个CTOP支持16个</w:t>
+      </w:r>
+      <w:r>
+        <w:fldChar w:fldCharType="begin"/>
+      </w:r>
+      <w:r>
+        <w:instrText xml:space="preserve"> HYPERLINK "https://www.zhihu.com/search?q=%E7%A1%AC%E4%BB%B6%E7%BA%BF%E7%A8%8B&amp;search_source=Entity&amp;hybrid_search_source=Entity&amp;hybrid_search_extra={"sourceType":"answer","sourceId":1876739086}" \t "_blank" </w:instrText>
+      </w:r>
+      <w:r>
+        <w:fldChar w:fldCharType="separate"/>
+      </w:r>
+      <w:r>
+        <w:rPr>
+          <w:rStyle w:val="14"/>
+        </w:rPr>
+        <w:t>硬件线程</w:t>
+      </w:r>
+      <w:r>
+        <w:fldChar w:fldCharType="end"/>
+      </w:r>
+      <w:r>
+        <w:t>，共4096个硬件线程。从这一点看，应该是采用了RTC（Run To Completion）架构，即传统的NP架构。所谓CTOP（C programmable Task Optimized Processors），即C可编程任务优化处理器，也有点宣传的味道。因为NP的Core，基本上都需要定制，</w:t>
+      </w:r>
+      <w:r>
+        <w:rPr>
+          <w:color w:val="FF0000"/>
+        </w:rPr>
+        <w:t>因为转发流程使用很多专有指令，比如Checksum计算、LPM</w:t>
+      </w:r>
+      <w:r>
+        <w:rPr>
+          <w:color w:val="FF0000"/>
+        </w:rPr>
+        <w:fldChar w:fldCharType="begin"/>
+      </w:r>
+      <w:r>
+        <w:rPr>
+          <w:color w:val="FF0000"/>
+        </w:rPr>
+        <w:instrText xml:space="preserve"> HYPERLINK "https://www.zhihu.com/search?q=%E6%9F%A5%E6%89%BE%E6%8C%87%E4%BB%A4&amp;search_source=Entity&amp;hybrid_search_source=Entity&amp;hybrid_search_extra={"sourceType":"answer","sourceId":1876739086}" \t "_blank" </w:instrText>
+      </w:r>
+      <w:r>
+        <w:rPr>
+          <w:color w:val="FF0000"/>
+        </w:rPr>
+        <w:fldChar w:fldCharType="separate"/>
+      </w:r>
+      <w:r>
+        <w:rPr>
+          <w:rStyle w:val="14"/>
+          <w:color w:val="FF0000"/>
+        </w:rPr>
+        <w:t>查找指令</w:t>
+      </w:r>
+      <w:r>
+        <w:rPr>
+          <w:color w:val="FF0000"/>
+        </w:rPr>
+        <w:fldChar w:fldCharType="end"/>
+      </w:r>
+      <w:r>
+        <w:rPr>
+          <w:color w:val="FF0000"/>
+        </w:rPr>
+        <w:t>、ACL查找指令等等。</w:t>
+      </w:r>
+      <w:r>
+        <w:t>这里的专为C语言任务优化，不知道添加了什么特性。</w:t>
+      </w:r>
+    </w:p>
+    <w:p>
+      <w:pPr>
+        <w:bidi w:val="0"/>
+      </w:pPr>
+      <w:r>
+        <w:rPr>
+          <w:lang w:val="en-US" w:eastAsia="zh-CN"/>
+        </w:rPr>
+        <w:drawing>
+          <wp:inline distT="0" distB="0" distL="114300" distR="114300">
+            <wp:extent cx="5029200" cy="1485900"/>
+            <wp:effectExtent l="0" t="0" r="0" b="0"/>
+            <wp:docPr id="29" name="图片 1" descr="IMG_256"/>
+            <wp:cNvGraphicFramePr>
+              <a:graphicFrameLocks xmlns:a="http://schemas.openxmlformats.org/drawingml/2006/main" noChangeAspect="1"/>
+            </wp:cNvGraphicFramePr>
+            <a:graphic xmlns:a="http://schemas.openxmlformats.org/drawingml/2006/main">
+              <a:graphicData uri="http://schemas.openxmlformats.org/drawingml/2006/picture">
+                <pic:pic xmlns:pic="http://schemas.openxmlformats.org/drawingml/2006/picture">
+                  <pic:nvPicPr>
+                    <pic:cNvPr id="29" name="图片 1" descr="IMG_256"/>
+                    <pic:cNvPicPr>
+                      <a:picLocks noChangeAspect="1"/>
+                    </pic:cNvPicPr>
+                  </pic:nvPicPr>
+                  <pic:blipFill>
+                    <a:blip r:embed="rId31"/>
+                    <a:stretch>
+                      <a:fillRect/>
+                    </a:stretch>
+                  </pic:blipFill>
+                  <pic:spPr>
+                    <a:xfrm>
+                      <a:off x="0" y="0"/>
+                      <a:ext cx="5029200" cy="1485900"/>
+                    </a:xfrm>
+                    <a:prstGeom prst="rect">
+                      <a:avLst/>
+                    </a:prstGeom>
+                    <a:noFill/>
+                    <a:ln w="9525">
+                      <a:noFill/>
+                    </a:ln>
+                  </pic:spPr>
+                </pic:pic>
+              </a:graphicData>
+            </a:graphic>
+          </wp:inline>
+        </w:drawing>
+      </w:r>
+    </w:p>
+    <w:p>
+      <w:pPr>
+        <w:bidi w:val="0"/>
+      </w:pPr>
+      <w:r>
+        <w:rPr>
+          <w:lang w:val="en-US" w:eastAsia="zh-CN"/>
+        </w:rPr>
+        <w:drawing>
+          <wp:inline distT="0" distB="0" distL="114300" distR="114300">
+            <wp:extent cx="5029200" cy="1485900"/>
+            <wp:effectExtent l="0" t="0" r="0" b="0"/>
+            <wp:docPr id="28" name="图片 2" descr="IMG_257"/>
+            <wp:cNvGraphicFramePr>
+              <a:graphicFrameLocks xmlns:a="http://schemas.openxmlformats.org/drawingml/2006/main" noChangeAspect="1"/>
+            </wp:cNvGraphicFramePr>
+            <a:graphic xmlns:a="http://schemas.openxmlformats.org/drawingml/2006/main">
+              <a:graphicData uri="http://schemas.openxmlformats.org/drawingml/2006/picture">
+                <pic:pic xmlns:pic="http://schemas.openxmlformats.org/drawingml/2006/picture">
+                  <pic:nvPicPr>
+                    <pic:cNvPr id="28" name="图片 2" descr="IMG_257"/>
+                    <pic:cNvPicPr>
+                      <a:picLocks noChangeAspect="1"/>
+                    </pic:cNvPicPr>
+                  </pic:nvPicPr>
+                  <pic:blipFill>
+                    <a:blip r:embed="rId32"/>
+                    <a:stretch>
+                      <a:fillRect/>
+                    </a:stretch>
+                  </pic:blipFill>
+                  <pic:spPr>
+                    <a:xfrm>
+                      <a:off x="0" y="0"/>
+                      <a:ext cx="5029200" cy="1485900"/>
+                    </a:xfrm>
+                    <a:prstGeom prst="rect">
+                      <a:avLst/>
+                    </a:prstGeom>
+                    <a:noFill/>
+                    <a:ln w="9525">
+                      <a:noFill/>
+                    </a:ln>
+                  </pic:spPr>
+                </pic:pic>
+              </a:graphicData>
+            </a:graphic>
+          </wp:inline>
+        </w:drawing>
+      </w:r>
+    </w:p>
+    <w:p>
+      <w:pPr>
+        <w:bidi w:val="0"/>
+      </w:pPr>
+      <w:r>
+        <w:rPr>
+          <w:lang w:val="en-US" w:eastAsia="zh-CN"/>
+        </w:rPr>
+        <w:t>Run To Completion示例：即全部的处理在一个Core上完成，与流水线架构对应</w:t>
+      </w:r>
+    </w:p>
+    <w:p>
+      <w:pPr>
+        <w:bidi w:val="0"/>
+      </w:pPr>
+      <w:r>
+        <w:t>支持专业的智擎操作系统，实现快速网络业务开发，同时支持Linux操作系统。Linux系统，应该是运行在一个用于管理的Core上，比如使用ARM Core。</w:t>
+      </w:r>
+    </w:p>
+    <w:p>
+      <w:pPr>
+        <w:numPr>
+          <w:ilvl w:val="0"/>
+          <w:numId w:val="6"/>
+        </w:numPr>
+        <w:bidi w:val="0"/>
+        <w:ind w:left="0" w:leftChars="0" w:firstLine="400" w:firstLineChars="0"/>
+      </w:pPr>
+      <w:r>
+        <w:t>Engiant 660支持1.2Tbps接口吞吐，按照给出的应用示例，最高支持960Gbps带宽。按照960Gbps计算，对于64B小包，每个线程支持348Kpps的处理能力。对于但Core的处理能力来说，问题不大，</w:t>
+      </w:r>
+      <w:r>
+        <w:rPr>
+          <w:color w:val="FF0000"/>
+        </w:rPr>
+        <w:t>关键是LPM查找是否能够支持1.43G/s的查找</w:t>
+      </w:r>
+      <w:r>
+        <w:t>。当然，也可以使用多个查找引擎并行处理，只是需要更大的内存。</w:t>
+      </w:r>
+    </w:p>
+    <w:p>
+      <w:pPr>
+        <w:numPr>
+          <w:ilvl w:val="0"/>
+          <w:numId w:val="6"/>
+        </w:numPr>
+        <w:bidi w:val="0"/>
+        <w:ind w:left="0" w:leftChars="0" w:firstLine="400" w:firstLineChars="0"/>
+      </w:pPr>
+      <w:r>
+        <w:t>Engiant 660集成了</w:t>
+      </w:r>
+      <w:r>
+        <w:fldChar w:fldCharType="begin"/>
+      </w:r>
+      <w:r>
+        <w:instrText xml:space="preserve"> HYPERLINK "https://www.zhihu.com/search?q=%E6%9F%A5%E6%89%BE%E5%BC%95%E6%93%8E&amp;search_source=Entity&amp;hybrid_search_source=Entity&amp;hybrid_search_extra={"sourceType":"answer","sourceId":1876739086}" \t "_blank" </w:instrText>
+      </w:r>
+      <w:r>
+        <w:fldChar w:fldCharType="separate"/>
+      </w:r>
+      <w:r>
+        <w:rPr>
+          <w:rStyle w:val="14"/>
+        </w:rPr>
+        <w:t>查找引擎</w:t>
+      </w:r>
+      <w:r>
+        <w:fldChar w:fldCharType="end"/>
+      </w:r>
+      <w:r>
+        <w:t>单元（Search Engine），可实现IPv4、IPv6的</w:t>
+      </w:r>
+      <w:r>
+        <w:fldChar w:fldCharType="begin"/>
+      </w:r>
+      <w:r>
+        <w:instrText xml:space="preserve"> HYPERLINK "https://www.zhihu.com/search?q=%E5%BF%AB%E9%80%9F%E6%9F%A5%E6%89%BE&amp;search_source=Entity&amp;hybrid_search_source=Entity&amp;hybrid_search_extra={"sourceType":"answer","sourceId":1876739086}" \t "_blank" </w:instrText>
+      </w:r>
+      <w:r>
+        <w:fldChar w:fldCharType="separate"/>
+      </w:r>
+      <w:r>
+        <w:rPr>
+          <w:rStyle w:val="14"/>
+        </w:rPr>
+        <w:t>快速查找</w:t>
+      </w:r>
+      <w:r>
+        <w:fldChar w:fldCharType="end"/>
+      </w:r>
+      <w:r>
+        <w:t>，没有说线速查找。另外，没有说有ACL查找引擎，估计对于小规格的ACL，应该是片内有TCAM，对于大规格ACL，可能需要片外TCAM。</w:t>
+      </w:r>
+    </w:p>
+    <w:p>
+      <w:pPr>
+        <w:numPr>
+          <w:ilvl w:val="0"/>
+          <w:numId w:val="6"/>
+        </w:numPr>
+        <w:bidi w:val="0"/>
+        <w:ind w:left="0" w:leftChars="0" w:firstLine="400" w:firstLineChars="0"/>
+      </w:pPr>
+      <w:r>
+        <w:t>Engiant 660集成了TM，支持1M队列、5级调度，这个规格还是很大的，需要大量的片内SRAM。当然，还要看每一级支持的调度算法和Shaping能力情况，这一点并没有公布细节。</w:t>
+      </w:r>
+    </w:p>
+    <w:p>
+      <w:pPr>
+        <w:numPr>
+          <w:ilvl w:val="0"/>
+          <w:numId w:val="0"/>
+        </w:numPr>
+        <w:bidi w:val="0"/>
+        <w:ind w:left="400" w:leftChars="0"/>
+      </w:pPr>
+      <w:r>
+        <w:t>整体来说，这款芯片从规格和性能上来看，都是不错的一款NP。</w:t>
       </w:r>
     </w:p>
     <w:p>
@@ -4979,7 +5448,6 @@
     <w:lvl w:ilvl="2" w:tentative="0">
       <w:start w:val="1"/>
       <w:numFmt w:val="decimal"/>
-      <w:pStyle w:val="4"/>
       <w:lvlText w:val="%1.%2.%3."/>
       <w:lvlJc w:val="left"/>
       <w:pPr>
@@ -5214,6 +5682,24 @@
       <w:rPr>
         <w:rFonts w:hint="default" w:ascii="Wingdings" w:hAnsi="Wingdings" w:cs="Wingdings"/>
         <w:sz w:val="20"/>
+      </w:rPr>
+    </w:lvl>
+  </w:abstractNum>
+  <w:abstractNum w:abstractNumId="5">
+    <w:nsid w:val="6285C16B"/>
+    <w:multiLevelType w:val="singleLevel"/>
+    <w:tmpl w:val="6285C16B"/>
+    <w:lvl w:ilvl="0" w:tentative="0">
+      <w:start w:val="1"/>
+      <w:numFmt w:val="decimalEnclosedCircleChinese"/>
+      <w:suff w:val="nothing"/>
+      <w:lvlText w:val="%1　"/>
+      <w:lvlJc w:val="left"/>
+      <w:pPr>
+        <w:ind w:left="0" w:firstLine="400"/>
+      </w:pPr>
+      <w:rPr>
+        <w:rFonts w:hint="eastAsia"/>
       </w:rPr>
     </w:lvl>
   </w:abstractNum>
@@ -5231,6 +5717,9 @@
   </w:num>
   <w:num w:numId="5">
     <w:abstractNumId w:val="2"/>
+  </w:num>
+  <w:num w:numId="6">
+    <w:abstractNumId w:val="5"/>
   </w:num>
 </w:numbering>
 </file>

--- a/exercises2/user_space/tofino/document/tofino.docx
+++ b/exercises2/user_space/tofino/document/tofino.docx
@@ -2852,6 +2852,77 @@
     </w:p>
     <w:p>
       <w:pPr>
+        <w:pStyle w:val="3"/>
+        <w:bidi w:val="0"/>
+        <w:rPr>
+          <w:rFonts w:hint="eastAsia"/>
+        </w:rPr>
+      </w:pPr>
+      <w:r>
+        <w:rPr>
+          <w:rFonts w:hint="eastAsia"/>
+        </w:rPr>
+        <w:t>RMT，一个可编程的网络DSA</w:t>
+      </w:r>
+    </w:p>
+    <w:p>
+      <w:pPr>
+        <w:rPr>
+          <w:rFonts w:hint="eastAsia"/>
+        </w:rPr>
+      </w:pPr>
+      <w:r>
+        <w:rPr>
+          <w:rFonts w:hint="eastAsia"/>
+        </w:rPr>
+        <w:fldChar w:fldCharType="begin"/>
+      </w:r>
+      <w:r>
+        <w:rPr>
+          <w:rFonts w:hint="eastAsia"/>
+        </w:rPr>
+        <w:instrText xml:space="preserve"> HYPERLINK "https://zhuanlan.zhihu.com/p/676502456" </w:instrText>
+      </w:r>
+      <w:r>
+        <w:rPr>
+          <w:rFonts w:hint="eastAsia"/>
+        </w:rPr>
+        <w:fldChar w:fldCharType="separate"/>
+      </w:r>
+      <w:r>
+        <w:rPr>
+          <w:rStyle w:val="14"/>
+          <w:rFonts w:hint="eastAsia"/>
+        </w:rPr>
+        <w:t>https://zhuanlan.zhihu.com/p/676502456</w:t>
+      </w:r>
+      <w:r>
+        <w:rPr>
+          <w:rFonts w:hint="eastAsia"/>
+        </w:rPr>
+        <w:fldChar w:fldCharType="end"/>
+      </w:r>
+    </w:p>
+    <w:p>
+      <w:pPr>
+        <w:rPr>
+          <w:rFonts w:hint="eastAsia"/>
+        </w:rPr>
+      </w:pPr>
+      <w:bookmarkStart w:id="0" w:name="_GoBack"/>
+      <w:bookmarkEnd w:id="0"/>
+    </w:p>
+    <w:p>
+      <w:pPr>
+        <w:pStyle w:val="2"/>
+        <w:bidi w:val="0"/>
+        <w:rPr>
+          <w:rFonts w:hint="eastAsia"/>
+        </w:rPr>
+      </w:pPr>
+    </w:p>
+    <w:p>
+      <w:pPr>
         <w:pStyle w:val="2"/>
         <w:bidi w:val="0"/>
       </w:pPr>
@@ -3251,6 +3322,434 @@
         <w:bidi w:val="0"/>
       </w:pPr>
       <w:r>
+        <w:t>Linux + x86网络IO瓶颈</w:t>
+      </w:r>
+    </w:p>
+    <w:p>
+      <w:pPr>
+        <w:bidi w:val="0"/>
+      </w:pPr>
+      <w:r>
+        <w:t>在数年前曾经写过《</w:t>
+      </w:r>
+      <w:r>
+        <w:fldChar w:fldCharType="begin"/>
+      </w:r>
+      <w:r>
+        <w:instrText xml:space="preserve"> HYPERLINK "https://www.zhihu.com/search?q=%E7%BD%91%E5%8D%A1%E5%B7%A5%E4%BD%9C%E5%8E%9F%E7%90%86&amp;search_source=Entity&amp;hybrid_search_source=Entity&amp;hybrid_search_extra={"sourceType":"answer","sourceId":3072399099}" \t "_blank" </w:instrText>
+      </w:r>
+      <w:r>
+        <w:fldChar w:fldCharType="separate"/>
+      </w:r>
+      <w:r>
+        <w:rPr>
+          <w:rStyle w:val="14"/>
+        </w:rPr>
+        <w:t>网卡工作原理</w:t>
+      </w:r>
+      <w:r>
+        <w:fldChar w:fldCharType="end"/>
+      </w:r>
+      <w:r>
+        <w:t>及高并发下的调优》一文，描述了Linux的收发报文流程。根据经验，在C1（8核）上跑应用每1W包处理需要消耗1%</w:t>
+      </w:r>
+      <w:r>
+        <w:fldChar w:fldCharType="begin"/>
+      </w:r>
+      <w:r>
+        <w:instrText xml:space="preserve"> HYPERLINK "https://www.zhihu.com/search?q=%E8%BD%AF%E4%B8%AD%E6%96%AD&amp;search_source=Entity&amp;hybrid_search_source=Entity&amp;hybrid_search_extra={"sourceType":"answer","sourceId":3072399099}" \t "_blank" </w:instrText>
+      </w:r>
+      <w:r>
+        <w:fldChar w:fldCharType="separate"/>
+      </w:r>
+      <w:r>
+        <w:rPr>
+          <w:rStyle w:val="14"/>
+        </w:rPr>
+        <w:t>软中断</w:t>
+      </w:r>
+      <w:r>
+        <w:fldChar w:fldCharType="end"/>
+      </w:r>
+      <w:r>
+        <w:t>CPU，这意味着单机的上限是100万PPS（Packet Per Second）。从TGW（Netfilter版）的性能100万PPS，AliLVS优化了也只到150万PPS，并且他们使用的服务器的配置还是比较好的。假设，我们要跑满10GE网卡，每个包64字节，这就需要2000万PPS（注：</w:t>
+      </w:r>
+      <w:r>
+        <w:fldChar w:fldCharType="begin"/>
+      </w:r>
+      <w:r>
+        <w:instrText xml:space="preserve"> HYPERLINK "https://www.zhihu.com/search?q=%E4%BB%A5%E5%A4%AA%E7%BD%91&amp;search_source=Entity&amp;hybrid_search_source=Entity&amp;hybrid_search_extra={"sourceType":"answer","sourceId":3072399099}" \t "_blank" </w:instrText>
+      </w:r>
+      <w:r>
+        <w:fldChar w:fldCharType="separate"/>
+      </w:r>
+      <w:r>
+        <w:rPr>
+          <w:rStyle w:val="14"/>
+        </w:rPr>
+        <w:t>以太网</w:t>
+      </w:r>
+      <w:r>
+        <w:fldChar w:fldCharType="end"/>
+      </w:r>
+      <w:r>
+        <w:t>万兆网卡速度上限是1488万PPS，因为最小帧大小为84B《Bandwidth, Packets Per Second, and Other Network Performance Metrics》），100G是2亿PPS，即每个包的处理耗时不能超过50纳秒。而一次Cache Miss，不管是TLB、数据Cache、指令Cache发生Miss，回内存读取大约65纳秒，NUMA体系下跨Node通讯大约40纳秒。所以，即使不加上业务逻辑，即使纯收发包都如此艰难。我们要控制Cache的命中率，我们要了解</w:t>
+      </w:r>
+      <w:r>
+        <w:fldChar w:fldCharType="begin"/>
+      </w:r>
+      <w:r>
+        <w:instrText xml:space="preserve"> HYPERLINK "https://www.zhihu.com/search?q=%E8%AE%A1%E7%AE%97%E6%9C%BA%E4%BD%93%E7%B3%BB%E7%BB%93%E6%9E%84&amp;search_source=Entity&amp;hybrid_search_source=Entity&amp;hybrid_search_extra={"sourceType":"answer","sourceId":3072399099}" \t "_blank" </w:instrText>
+      </w:r>
+      <w:r>
+        <w:fldChar w:fldCharType="separate"/>
+      </w:r>
+      <w:r>
+        <w:rPr>
+          <w:rStyle w:val="14"/>
+        </w:rPr>
+        <w:t>计算机体系结构</w:t>
+      </w:r>
+      <w:r>
+        <w:fldChar w:fldCharType="end"/>
+      </w:r>
+      <w:r>
+        <w:t>，不能发生</w:t>
+      </w:r>
+      <w:r>
+        <w:fldChar w:fldCharType="begin"/>
+      </w:r>
+      <w:r>
+        <w:instrText xml:space="preserve"> HYPERLINK "https://www.zhihu.com/search?q=%E8%B7%A8Node%E9%80%9A%E8%AE%AF&amp;search_source=Entity&amp;hybrid_search_source=Entity&amp;hybrid_search_extra={"sourceType":"answer","sourceId":3072399099}" \t "_blank" </w:instrText>
+      </w:r>
+      <w:r>
+        <w:fldChar w:fldCharType="separate"/>
+      </w:r>
+      <w:r>
+        <w:rPr>
+          <w:rStyle w:val="14"/>
+        </w:rPr>
+        <w:t>跨Node通讯</w:t>
+      </w:r>
+      <w:r>
+        <w:fldChar w:fldCharType="end"/>
+      </w:r>
+      <w:r>
+        <w:t>。从这些数据，我希望可以直接感受一下这里的挑战有多大，理想和现实，我们需要从中平衡。问题都有这些</w:t>
+      </w:r>
+    </w:p>
+    <w:p>
+      <w:pPr>
+        <w:bidi w:val="0"/>
+      </w:pPr>
+      <w:r>
+        <w:t>传统的收发报文方式都必须采用硬中断来做通讯，每次硬中断大约消耗100微秒，这还不算因为终止上下文所带来的Cache Miss。</w:t>
+      </w:r>
+    </w:p>
+    <w:p>
+      <w:pPr>
+        <w:bidi w:val="0"/>
+      </w:pPr>
+      <w:r>
+        <w:t>数据必须从内核态用户态之间切换拷贝带来大量CPU消耗，</w:t>
+      </w:r>
+      <w:r>
+        <w:fldChar w:fldCharType="begin"/>
+      </w:r>
+      <w:r>
+        <w:instrText xml:space="preserve"> HYPERLINK "https://www.zhihu.com/search?q=%E5%85%A8%E5%B1%80%E9%94%81&amp;search_source=Entity&amp;hybrid_search_source=Entity&amp;hybrid_search_extra={"sourceType":"answer","sourceId":3072399099}" \t "_blank" </w:instrText>
+      </w:r>
+      <w:r>
+        <w:fldChar w:fldCharType="separate"/>
+      </w:r>
+      <w:r>
+        <w:rPr>
+          <w:rStyle w:val="14"/>
+        </w:rPr>
+        <w:t>全局锁</w:t>
+      </w:r>
+      <w:r>
+        <w:fldChar w:fldCharType="end"/>
+      </w:r>
+      <w:r>
+        <w:t>竞争。</w:t>
+      </w:r>
+    </w:p>
+    <w:p>
+      <w:pPr>
+        <w:bidi w:val="0"/>
+      </w:pPr>
+      <w:r>
+        <w:t>收发包都有系统调用的开销。</w:t>
+      </w:r>
+    </w:p>
+    <w:p>
+      <w:pPr>
+        <w:bidi w:val="0"/>
+      </w:pPr>
+      <w:r>
+        <w:t>内核工作在多核上，为可全局一致，即使采用Lock Free，也避免不了锁总线、</w:t>
+      </w:r>
+      <w:r>
+        <w:fldChar w:fldCharType="begin"/>
+      </w:r>
+      <w:r>
+        <w:instrText xml:space="preserve"> HYPERLINK "https://www.zhihu.com/search?q=%E5%86%85%E5%AD%98%E5%B1%8F%E9%9A%9C&amp;search_source=Entity&amp;hybrid_search_source=Entity&amp;hybrid_search_extra={"sourceType":"answer","sourceId":3072399099}" \t "_blank" </w:instrText>
+      </w:r>
+      <w:r>
+        <w:fldChar w:fldCharType="separate"/>
+      </w:r>
+      <w:r>
+        <w:rPr>
+          <w:rStyle w:val="14"/>
+        </w:rPr>
+        <w:t>内存屏障</w:t>
+      </w:r>
+      <w:r>
+        <w:fldChar w:fldCharType="end"/>
+      </w:r>
+      <w:r>
+        <w:t>带来的性能损耗。</w:t>
+      </w:r>
+    </w:p>
+    <w:p>
+      <w:pPr>
+        <w:bidi w:val="0"/>
+      </w:pPr>
+      <w:r>
+        <w:t>从网卡到业务进程，经过的路径太长，有些其实未必要的，例如</w:t>
+      </w:r>
+      <w:r>
+        <w:fldChar w:fldCharType="begin"/>
+      </w:r>
+      <w:r>
+        <w:instrText xml:space="preserve"> HYPERLINK "https://www.zhihu.com/search?q=netfilter%E6%A1%86%E6%9E%B6&amp;search_source=Entity&amp;hybrid_search_source=Entity&amp;hybrid_search_extra={"sourceType":"answer","sourceId":3072399099}" \t "_blank" </w:instrText>
+      </w:r>
+      <w:r>
+        <w:fldChar w:fldCharType="separate"/>
+      </w:r>
+      <w:r>
+        <w:rPr>
+          <w:rStyle w:val="14"/>
+        </w:rPr>
+        <w:t>netfilter框架</w:t>
+      </w:r>
+      <w:r>
+        <w:fldChar w:fldCharType="end"/>
+      </w:r>
+      <w:r>
+        <w:t>，这些都带来一定的消耗，而且容易Cache Miss。</w:t>
+      </w:r>
+    </w:p>
+    <w:p>
+      <w:pPr>
+        <w:bidi w:val="0"/>
+      </w:pPr>
+    </w:p>
+    <w:p>
+      <w:pPr>
+        <w:pStyle w:val="2"/>
+        <w:bidi w:val="0"/>
+      </w:pPr>
+      <w:r>
+        <w:t>EZchip网络处理器器</w:t>
+      </w:r>
+    </w:p>
+    <w:p>
+      <w:pPr>
+        <w:bidi w:val="0"/>
+        <w:ind w:firstLine="420" w:firstLineChars="0"/>
+      </w:pPr>
+      <w:r>
+        <w:rPr>
+          <w:rFonts w:hint="default"/>
+        </w:rPr>
+        <w:t>网络处理器是将ASIC (专用集成电路)的速度和一个CPU结合起来以提供高性能联网解决方案的集成电路设备。ASIC技术广泛用于分类、筛选和转发IP通信。不过,ASIC的问题是,它们是通过硬接线而具有某一特定功能集合的。如果功能集合改变或升级,ASIC必须被更换。当新标准(MPLS和Diff-Serv是最近标准发展的例子)出现时,ASIC必须被更换,而网络处理器能够通过灵活的软件体系提供硬件级的处理性能，基于NP(Network Processor)的网络设备具有高性能和灵活性。</w:t>
+      </w:r>
+    </w:p>
+    <w:p>
+      <w:pPr>
+        <w:bidi w:val="0"/>
+        <w:ind w:firstLine="420" w:firstLineChars="0"/>
+        <w:rPr>
+          <w:rFonts w:hint="default"/>
+        </w:rPr>
+      </w:pPr>
+      <w:r>
+        <w:rPr>
+          <w:rFonts w:hint="default"/>
+        </w:rPr>
+        <w:t>网络处理器解决这个问题并提供增强性能。网络处理器是一种高性能、可编程的I/O设备。它特定地应用于通信领域的各种任务，比如包处理、协议分析、路由查找、声音/数据的汇聚、防火墙、QoS等。可编程性是区分网络处理器和ASIC的标准。与创建一次性ASIC相反,网络处理器允许创建网络设备的供应商给通信处理器编写代码来减少产品上市的时间。通过允许让供应商给设备添加新功能,这个策略也延长了设备的使用寿命。</w:t>
+      </w:r>
+    </w:p>
+    <w:p>
+      <w:pPr>
+        <w:bidi w:val="0"/>
+        <w:ind w:firstLine="420" w:firstLineChars="0"/>
+        <w:rPr>
+          <w:rFonts w:hint="default"/>
+        </w:rPr>
+      </w:pPr>
+      <w:r>
+        <w:rPr>
+          <w:rFonts w:hint="default"/>
+        </w:rPr>
+        <w:t>网络处理器器件内部通常由若干个微码处理器和若干硬件协处理器组成，多个微码处理器在网络处理器内部并行处理，通过预先编制的微码来控制处理流程。可以对网络处理器编程以支持自定义算法。处理器被优化以执行网络设备的多种功能,包括帧分类、筛选、转发、标记、策略管理、业务流量调整以及Diff-Serv路由选择。这些功能与提供QoS、通信优先级、业务流量管理的交换机相关联。控制业务流的策略由软件实现,所以这些策略很容易升级。</w:t>
+      </w:r>
+      <w:r>
+        <w:rPr>
+          <w:rFonts w:hint="eastAsia"/>
+          <w:lang w:val="en-US" w:eastAsia="zh-CN"/>
+        </w:rPr>
+        <w:tab/>
+      </w:r>
+      <w:r>
+        <w:rPr>
+          <w:rFonts w:hint="default"/>
+          <w:color w:val="FF0000"/>
+        </w:rPr>
+        <w:t>对于一些复杂的标准的操作(如内存操作、路由表查找算法、QoS的拥塞控制算法、流量调度算法等)则采用硬件协处理器来进一步提高处理性能</w:t>
+      </w:r>
+      <w:r>
+        <w:rPr>
+          <w:rFonts w:hint="default"/>
+        </w:rPr>
+        <w:t>。从而实现了业务灵活性和高性能的有机结合。网络处理器的使用方法与ASIC相同。它们位于网络交换设备的数据路径中,与物理接口直接相连。处理机也可以执行组帧、分段和重组,以及其他功能。　</w:t>
+      </w:r>
+    </w:p>
+    <w:p>
+      <w:pPr>
+        <w:bidi w:val="0"/>
+        <w:ind w:firstLine="420" w:firstLineChars="0"/>
+        <w:rPr>
+          <w:rFonts w:hint="default"/>
+        </w:rPr>
+      </w:pPr>
+      <w:r>
+        <w:rPr>
+          <w:rFonts w:hint="default"/>
+        </w:rPr>
+        <w:t xml:space="preserve"> EZchip的TOPcore网络处理器技术集成了许多小而快的处理器,每个处理器都被优化以执行特定任务,并在性能上能够比其他基于普通RISC处理器的网络处理机体系结构有10倍的改进。四个TOP(任务优化处理器)是TOPparse(数据分组分析与分类)、TOPsearch(搜索与查找)、TOPresolve (转发与QoS决策)和TOPmodify(数据分组修改)。TOPparse负责从数据流中鉴别和抽取各种包头、标记、地址、端口、协议、域、模板和关键词，它可以解析任何格式的包、封装方法、专有标记等。TOPsearch用解析后的域作为关键词，完成在相关的路由、分类和策略表中的查找。TOPresolve进行转发、QoS决策、升级查找表和进程状态信息。TOPmodify负责修改包内容，并完成在包中的重写、增加或插入操作。</w:t>
+      </w:r>
+    </w:p>
+    <w:p>
+      <w:pPr>
+        <w:bidi w:val="0"/>
+        <w:ind w:firstLine="420" w:firstLineChars="0"/>
+        <w:rPr>
+          <w:rFonts w:hint="default"/>
+        </w:rPr>
+      </w:pPr>
+    </w:p>
+    <w:p>
+      <w:pPr>
+        <w:bidi w:val="0"/>
+        <w:ind w:firstLine="420" w:firstLineChars="0"/>
+      </w:pPr>
+      <w:r>
+        <w:drawing>
+          <wp:inline distT="0" distB="0" distL="114300" distR="114300">
+            <wp:extent cx="5271135" cy="2385060"/>
+            <wp:effectExtent l="0" t="0" r="12065" b="2540"/>
+            <wp:docPr id="31" name="图片 1"/>
+            <wp:cNvGraphicFramePr>
+              <a:graphicFrameLocks xmlns:a="http://schemas.openxmlformats.org/drawingml/2006/main" noChangeAspect="1"/>
+            </wp:cNvGraphicFramePr>
+            <a:graphic xmlns:a="http://schemas.openxmlformats.org/drawingml/2006/main">
+              <a:graphicData uri="http://schemas.openxmlformats.org/drawingml/2006/picture">
+                <pic:pic xmlns:pic="http://schemas.openxmlformats.org/drawingml/2006/picture">
+                  <pic:nvPicPr>
+                    <pic:cNvPr id="31" name="图片 1"/>
+                    <pic:cNvPicPr>
+                      <a:picLocks noChangeAspect="1"/>
+                    </pic:cNvPicPr>
+                  </pic:nvPicPr>
+                  <pic:blipFill>
+                    <a:blip r:embed="rId24"/>
+                    <a:stretch>
+                      <a:fillRect/>
+                    </a:stretch>
+                  </pic:blipFill>
+                  <pic:spPr>
+                    <a:xfrm>
+                      <a:off x="0" y="0"/>
+                      <a:ext cx="5271135" cy="2385060"/>
+                    </a:xfrm>
+                    <a:prstGeom prst="rect">
+                      <a:avLst/>
+                    </a:prstGeom>
+                    <a:noFill/>
+                    <a:ln>
+                      <a:noFill/>
+                    </a:ln>
+                  </pic:spPr>
+                </pic:pic>
+              </a:graphicData>
+            </a:graphic>
+          </wp:inline>
+        </w:drawing>
+      </w:r>
+    </w:p>
+    <w:p>
+      <w:pPr>
+        <w:bidi w:val="0"/>
+        <w:ind w:firstLine="420" w:firstLineChars="0"/>
+        <w:rPr>
+          <w:rFonts w:hint="default"/>
+        </w:rPr>
+      </w:pPr>
+      <w:r>
+        <w:drawing>
+          <wp:inline distT="0" distB="0" distL="114300" distR="114300">
+            <wp:extent cx="5268595" cy="500380"/>
+            <wp:effectExtent l="0" t="0" r="1905" b="7620"/>
+            <wp:docPr id="32" name="图片 2"/>
+            <wp:cNvGraphicFramePr>
+              <a:graphicFrameLocks xmlns:a="http://schemas.openxmlformats.org/drawingml/2006/main" noChangeAspect="1"/>
+            </wp:cNvGraphicFramePr>
+            <a:graphic xmlns:a="http://schemas.openxmlformats.org/drawingml/2006/main">
+              <a:graphicData uri="http://schemas.openxmlformats.org/drawingml/2006/picture">
+                <pic:pic xmlns:pic="http://schemas.openxmlformats.org/drawingml/2006/picture">
+                  <pic:nvPicPr>
+                    <pic:cNvPr id="32" name="图片 2"/>
+                    <pic:cNvPicPr>
+                      <a:picLocks noChangeAspect="1"/>
+                    </pic:cNvPicPr>
+                  </pic:nvPicPr>
+                  <pic:blipFill>
+                    <a:blip r:embed="rId25"/>
+                    <a:stretch>
+                      <a:fillRect/>
+                    </a:stretch>
+                  </pic:blipFill>
+                  <pic:spPr>
+                    <a:xfrm>
+                      <a:off x="0" y="0"/>
+                      <a:ext cx="5268595" cy="500380"/>
+                    </a:xfrm>
+                    <a:prstGeom prst="rect">
+                      <a:avLst/>
+                    </a:prstGeom>
+                    <a:noFill/>
+                    <a:ln>
+                      <a:noFill/>
+                    </a:ln>
+                  </pic:spPr>
+                </pic:pic>
+              </a:graphicData>
+            </a:graphic>
+          </wp:inline>
+        </w:drawing>
+      </w:r>
+    </w:p>
+    <w:p/>
+    <w:p/>
+    <w:p>
+      <w:pPr>
+        <w:pStyle w:val="2"/>
+        <w:bidi w:val="0"/>
+      </w:pPr>
+      <w:r>
         <w:t>CISCO ASR9900</w:t>
       </w:r>
     </w:p>
@@ -3298,8 +3797,6 @@
           <w:rFonts w:hint="eastAsia"/>
         </w:rPr>
       </w:pPr>
-      <w:bookmarkStart w:id="0" w:name="_GoBack"/>
-      <w:bookmarkEnd w:id="0"/>
     </w:p>
     <w:p>
       <w:pPr>
@@ -3437,7 +3934,7 @@
                     </pic:cNvPicPr>
                   </pic:nvPicPr>
                   <pic:blipFill>
-                    <a:blip r:embed="rId24"/>
+                    <a:blip r:embed="rId26"/>
                     <a:stretch>
                       <a:fillRect/>
                     </a:stretch>
@@ -3546,7 +4043,7 @@
                     </pic:cNvPicPr>
                   </pic:nvPicPr>
                   <pic:blipFill>
-                    <a:blip r:embed="rId25"/>
+                    <a:blip r:embed="rId27"/>
                     <a:stretch>
                       <a:fillRect/>
                     </a:stretch>
@@ -3628,7 +4125,7 @@
                     </pic:cNvPicPr>
                   </pic:nvPicPr>
                   <pic:blipFill>
-                    <a:blip r:embed="rId26"/>
+                    <a:blip r:embed="rId28"/>
                     <a:stretch>
                       <a:fillRect/>
                     </a:stretch>
@@ -3875,7 +4372,7 @@
                     </pic:cNvPicPr>
                   </pic:nvPicPr>
                   <pic:blipFill>
-                    <a:blip r:embed="rId27"/>
+                    <a:blip r:embed="rId29"/>
                     <a:stretch>
                       <a:fillRect/>
                     </a:stretch>
@@ -3992,7 +4489,7 @@
                     </pic:cNvPicPr>
                   </pic:nvPicPr>
                   <pic:blipFill>
-                    <a:blip r:embed="rId28"/>
+                    <a:blip r:embed="rId30"/>
                     <a:stretch>
                       <a:fillRect/>
                     </a:stretch>
@@ -4074,7 +4571,7 @@
                     </pic:cNvPicPr>
                   </pic:nvPicPr>
                   <pic:blipFill>
-                    <a:blip r:embed="rId29"/>
+                    <a:blip r:embed="rId31"/>
                     <a:stretch>
                       <a:fillRect/>
                     </a:stretch>
@@ -4126,7 +4623,7 @@
                     </pic:cNvPicPr>
                   </pic:nvPicPr>
                   <pic:blipFill>
-                    <a:blip r:embed="rId30"/>
+                    <a:blip r:embed="rId32"/>
                     <a:stretch>
                       <a:fillRect/>
                     </a:stretch>
@@ -4168,6 +4665,52 @@
     </w:p>
     <w:p>
       <w:pPr>
+        <w:pStyle w:val="3"/>
+        <w:bidi w:val="0"/>
+        <w:rPr>
+          <w:rFonts w:hint="default"/>
+          <w:lang w:val="en-US" w:eastAsia="zh-CN"/>
+        </w:rPr>
+      </w:pPr>
+      <w:r>
+        <w:rPr>
+          <w:rFonts w:hint="eastAsia"/>
+          <w:lang w:val="en-US" w:eastAsia="zh-CN"/>
+        </w:rPr>
+        <w:t>网络处理器四大项目</w:t>
+      </w:r>
+    </w:p>
+    <w:p>
+      <w:pPr>
+        <w:bidi w:val="0"/>
+        <w:rPr>
+          <w:rFonts w:hint="eastAsia"/>
+        </w:rPr>
+      </w:pPr>
+      <w:r>
+        <w:rPr>
+          <w:rFonts w:hint="eastAsia"/>
+        </w:rPr>
+        <w:t>虽然构建其中一个芯片需要许多IP，但有四个项目通常会引发讨论——SerDes、HBM PHY、网络级片上存储器，以及TCAM（内容可寻址存储器）。</w:t>
+      </w:r>
+    </w:p>
+    <w:p>
+      <w:pPr>
+        <w:bidi w:val="0"/>
+        <w:ind w:firstLine="420" w:firstLineChars="0"/>
+        <w:rPr>
+          <w:rFonts w:hint="default"/>
+        </w:rPr>
+      </w:pPr>
+      <w:r>
+        <w:rPr>
+          <w:rFonts w:hint="eastAsia"/>
+        </w:rPr>
+        <w:t>eSilicon公司营销副总裁Mike Gianfagna表示：“SerDes需要实现高速片外通信。HBM PHY需要将2.5D封装的HBM堆栈内存连接到ASIC上。网络级片上存储器就像双端口和伪双端口存储器一样，针对极高速度进行了优化，TCAM用于实现高效的网络数据包路由。</w:t>
+      </w:r>
+    </w:p>
+    <w:p>
+      <w:pPr>
         <w:bidi w:val="0"/>
       </w:pPr>
     </w:p>
@@ -4269,6 +4812,156 @@
     </w:p>
     <w:p>
       <w:pPr>
+        <w:bidi w:val="0"/>
+        <w:ind w:firstLine="758" w:firstLineChars="0"/>
+        <w:rPr>
+          <w:rFonts w:hint="eastAsia"/>
+        </w:rPr>
+      </w:pPr>
+    </w:p>
+    <w:p>
+      <w:pPr>
+        <w:pStyle w:val="3"/>
+        <w:bidi w:val="0"/>
+        <w:rPr>
+          <w:rFonts w:hint="eastAsia"/>
+        </w:rPr>
+      </w:pPr>
+      <w:r>
+        <w:rPr>
+          <w:lang w:val="en-US" w:eastAsia="zh-CN"/>
+        </w:rPr>
+        <w:t>RTC</w:t>
+      </w:r>
+    </w:p>
+    <w:p>
+      <w:pPr>
+        <w:bidi w:val="0"/>
+        <w:ind w:firstLine="420" w:firstLineChars="0"/>
+      </w:pPr>
+      <w:r>
+        <w:rPr>
+          <w:lang w:val="en-US" w:eastAsia="zh-CN"/>
+        </w:rPr>
+        <w:t>FP的设计都是采用Run-To-Compile（RTC)的结构，即即便功能再多，一个处理器处理完一个包的所有功能， 然后编程上以C代码为主，内存操作也非常灵活：</w:t>
+      </w:r>
+    </w:p>
+    <w:p>
+      <w:pPr>
+        <w:pStyle w:val="11"/>
+        <w:keepNext w:val="0"/>
+        <w:keepLines w:val="0"/>
+        <w:widowControl/>
+        <w:suppressLineNumbers w:val="0"/>
+        <w:shd w:val="clear" w:fill="FFFFFF"/>
+        <w:spacing w:before="200" w:beforeAutospacing="0" w:after="200" w:afterAutospacing="0"/>
+        <w:ind w:left="0" w:right="0" w:firstLine="0"/>
+        <w:jc w:val="center"/>
+        <w:rPr>
+          <w:rFonts w:ascii="微软雅黑" w:hAnsi="微软雅黑" w:eastAsia="微软雅黑" w:cs="微软雅黑"/>
+          <w:i w:val="0"/>
+          <w:iCs w:val="0"/>
+          <w:caps w:val="0"/>
+          <w:color w:val="121212"/>
+          <w:spacing w:val="10"/>
+          <w:sz w:val="16"/>
+          <w:szCs w:val="16"/>
+        </w:rPr>
+      </w:pPr>
+      <w:r>
+        <w:rPr>
+          <w:rFonts w:hint="eastAsia" w:ascii="微软雅黑" w:hAnsi="微软雅黑" w:eastAsia="微软雅黑" w:cs="微软雅黑"/>
+          <w:i w:val="0"/>
+          <w:iCs w:val="0"/>
+          <w:caps w:val="0"/>
+          <w:color w:val="121212"/>
+          <w:spacing w:val="10"/>
+          <w:sz w:val="16"/>
+          <w:szCs w:val="16"/>
+          <w:shd w:val="clear" w:fill="FFFFFF"/>
+        </w:rPr>
+        <w:drawing>
+          <wp:inline distT="0" distB="0" distL="114300" distR="114300">
+            <wp:extent cx="5019675" cy="3352800"/>
+            <wp:effectExtent l="0" t="0" r="9525" b="0"/>
+            <wp:docPr id="30" name="图片 1" descr="IMG_256"/>
+            <wp:cNvGraphicFramePr>
+              <a:graphicFrameLocks xmlns:a="http://schemas.openxmlformats.org/drawingml/2006/main" noChangeAspect="1"/>
+            </wp:cNvGraphicFramePr>
+            <a:graphic xmlns:a="http://schemas.openxmlformats.org/drawingml/2006/main">
+              <a:graphicData uri="http://schemas.openxmlformats.org/drawingml/2006/picture">
+                <pic:pic xmlns:pic="http://schemas.openxmlformats.org/drawingml/2006/picture">
+                  <pic:nvPicPr>
+                    <pic:cNvPr id="30" name="图片 1" descr="IMG_256"/>
+                    <pic:cNvPicPr>
+                      <a:picLocks noChangeAspect="1"/>
+                    </pic:cNvPicPr>
+                  </pic:nvPicPr>
+                  <pic:blipFill>
+                    <a:blip r:embed="rId33"/>
+                    <a:stretch>
+                      <a:fillRect/>
+                    </a:stretch>
+                  </pic:blipFill>
+                  <pic:spPr>
+                    <a:xfrm>
+                      <a:off x="0" y="0"/>
+                      <a:ext cx="5019675" cy="3352800"/>
+                    </a:xfrm>
+                    <a:prstGeom prst="rect">
+                      <a:avLst/>
+                    </a:prstGeom>
+                    <a:noFill/>
+                    <a:ln w="9525">
+                      <a:noFill/>
+                    </a:ln>
+                  </pic:spPr>
+                </pic:pic>
+              </a:graphicData>
+            </a:graphic>
+          </wp:inline>
+        </w:drawing>
+      </w:r>
+    </w:p>
+    <w:p>
+      <w:pPr>
+        <w:bidi w:val="0"/>
+      </w:pPr>
+      <w:r>
+        <w:rPr>
+          <w:rFonts w:hint="eastAsia"/>
+          <w:lang w:val="en-US" w:eastAsia="zh-CN"/>
+        </w:rPr>
+        <w:tab/>
+      </w:r>
+      <w:r>
+        <w:rPr>
+          <w:color w:val="FF0000"/>
+          <w:lang w:val="en-US" w:eastAsia="zh-CN"/>
+        </w:rPr>
+        <w:t>从逻辑上很好的把功能抽象分离了， 一部分是On-Chip Memory用于等待调度到网络处理器PPE中，PPE是一个多核心的专用指令集的处理器（Tensillica的一个精简指令集），这也是我需要强调的，提高性能的方法也可以把通用CPU的指令集精简获得，同时针对网络处理，内存访问的位宽并不一定需要64bit或者32bit，所以很多时候用8bit 16bit的内存访问可以获得很好的加速，然后针对加密和ACL查询采用了片外的TCAM和加密协处理器，QoS这些采用了专用的TM芯片，而路由表查询就是采用了前文所述的Tree Bitmap的算法直接使用DRAM来处理。</w:t>
+      </w:r>
+    </w:p>
+    <w:p>
+      <w:pPr>
+        <w:bidi w:val="0"/>
+        <w:ind w:firstLine="758" w:firstLineChars="0"/>
+        <w:rPr>
+          <w:rFonts w:hint="eastAsia"/>
+        </w:rPr>
+      </w:pPr>
+    </w:p>
+    <w:p>
+      <w:pPr>
+        <w:bidi w:val="0"/>
+        <w:ind w:firstLine="758" w:firstLineChars="0"/>
+        <w:rPr>
+          <w:rFonts w:hint="eastAsia"/>
+        </w:rPr>
+      </w:pPr>
+    </w:p>
+    <w:p>
+      <w:pPr>
         <w:pStyle w:val="2"/>
         <w:tabs>
           <w:tab w:val="left" w:pos="5641"/>
@@ -4401,6 +5094,7 @@
     <w:p>
       <w:pPr>
         <w:bidi w:val="0"/>
+        <w:ind w:firstLine="420" w:firstLineChars="200"/>
         <w:rPr>
           <w:rFonts w:hint="eastAsia"/>
         </w:rPr>
@@ -4468,6 +5162,35 @@
           <w:rFonts w:hint="eastAsia"/>
         </w:rPr>
         <w:t>的VPP(vector packet processing)，通过类似类似GPU SIMD(Single Instruction Multiple Data)的方法，能做一些i-cache miss的优化，不过看lb的plugin，也还是逐包处理，官网介绍1M flow的场景下，单核性能在3Mpps左右，且git上lb plugin本身做的比较简单，bps/cps/并发限速等逻辑以及flow/rs/svc级别的统计均不涉及。</w:t>
+      </w:r>
+    </w:p>
+    <w:p>
+      <w:pPr>
+        <w:bidi w:val="0"/>
+        <w:rPr>
+          <w:rFonts w:hint="eastAsia"/>
+        </w:rPr>
+      </w:pPr>
+    </w:p>
+    <w:p>
+      <w:pPr>
+        <w:bidi w:val="0"/>
+        <w:ind w:firstLine="420" w:firstLineChars="0"/>
+        <w:rPr>
+          <w:rFonts w:hint="eastAsia"/>
+        </w:rPr>
+      </w:pPr>
+      <w:r>
+        <w:t>虽然FPGA已经被证实能够高效地处理网络数据流，但使用FPGA的在网计算也存在一些挑战。一方面，与CPU和GPU相比，FPGA的时钟频率更低，片上和片外存储带宽更小。例如，FPGA的典型时钟频率约为200MHz，比CPU慢一个数量级；FPGA内的单块BRAM存储器或外部DRAM的带宽通常为2至10GBps，而Intel Xeon CPU的内存带宽约为60GBps，GPU更可达数百GBps。但是，CPU和GPU的核心数量有限，限制了并行性，而FPGA内置了大量并行可重构单元，虽然单个BRAM的带宽可能有限，</w:t>
+      </w:r>
+      <w:r>
+        <w:rPr>
+          <w:color w:val="FF0000"/>
+        </w:rPr>
+        <w:t>但如果能并行访问数千个BRAM，则总内存带宽可以达到数TBps。</w:t>
+      </w:r>
+      <w:r>
+        <w:t>因此，为了实现高性能的在网计算，必须充分利用这种并行性优势（这部分数据源于《基于可编程网卡的数据中心系统》）。</w:t>
       </w:r>
     </w:p>
     <w:p>
@@ -4688,7 +5411,7 @@
                     </pic:cNvPicPr>
                   </pic:nvPicPr>
                   <pic:blipFill>
-                    <a:blip r:embed="rId31"/>
+                    <a:blip r:embed="rId34"/>
                     <a:stretch>
                       <a:fillRect/>
                     </a:stretch>
@@ -4739,7 +5462,7 @@
                     </pic:cNvPicPr>
                   </pic:nvPicPr>
                   <pic:blipFill>
-                    <a:blip r:embed="rId32"/>
+                    <a:blip r:embed="rId35"/>
                     <a:stretch>
                       <a:fillRect/>
                     </a:stretch>
@@ -5037,6 +5760,7 @@
         <w:ind w:firstLine="420" w:firstLineChars="0"/>
         <w:rPr>
           <w:rFonts w:hint="eastAsia"/>
+          <w:color w:val="FF0000"/>
         </w:rPr>
       </w:pPr>
       <w:r>
@@ -5064,6 +5788,80 @@
           <w:color w:val="FF0000"/>
         </w:rPr>
         <w:t>片后的逻辑无法修改，以及首次开发成本太高。</w:t>
+      </w:r>
+    </w:p>
+    <w:p>
+      <w:pPr>
+        <w:bidi w:val="0"/>
+        <w:ind w:firstLine="420" w:firstLineChars="0"/>
+        <w:rPr>
+          <w:rFonts w:hint="eastAsia"/>
+          <w:color w:val="FF0000"/>
+        </w:rPr>
+      </w:pPr>
+    </w:p>
+    <w:p>
+      <w:pPr>
+        <w:bidi w:val="0"/>
+        <w:ind w:firstLine="420" w:firstLineChars="0"/>
+        <w:rPr>
+          <w:rFonts w:hint="eastAsia"/>
+          <w:color w:val="FF0000"/>
+        </w:rPr>
+      </w:pPr>
+    </w:p>
+    <w:p>
+      <w:pPr>
+        <w:pStyle w:val="2"/>
+        <w:bidi w:val="0"/>
+        <w:rPr>
+          <w:rFonts w:hint="default"/>
+          <w:lang w:val="en-US" w:eastAsia="zh-CN"/>
+        </w:rPr>
+      </w:pPr>
+      <w:r>
+        <w:t>10G</w:t>
+      </w:r>
+      <w:r>
+        <w:rPr>
+          <w:rFonts w:hint="eastAsia"/>
+          <w:lang w:val="en-US" w:eastAsia="zh-CN"/>
+        </w:rPr>
+        <w:t>线速转发和cpu</w:t>
+      </w:r>
+    </w:p>
+    <w:p>
+      <w:pPr>
+        <w:bidi w:val="0"/>
+        <w:ind w:firstLine="420" w:firstLineChars="0"/>
+        <w:rPr>
+          <w:rFonts w:hint="eastAsia"/>
+        </w:rPr>
+      </w:pPr>
+      <w:r>
+        <w:t>有人统计过，想要线速处理10G（万兆）的网络，需要的约4个英特尔志强CPU的核。也就是说，仅仅是进行网络数据包的处理，就要占用个8核CPU的一半满负荷时候的算力。现在数据中心网络不断升级，从10G到40G 、100G，400G，以及未来还有800G，1.6T的网络速率，这些性能开销显然是承受不起的。</w:t>
+      </w:r>
+    </w:p>
+    <w:p>
+      <w:pPr>
+        <w:rPr>
+          <w:rFonts w:hint="eastAsia"/>
+          <w:lang w:eastAsia="zh-CN"/>
+        </w:rPr>
+      </w:pPr>
+    </w:p>
+    <w:p>
+      <w:pPr>
+        <w:bidi w:val="0"/>
+        <w:rPr>
+          <w:rFonts w:hint="eastAsia"/>
+        </w:rPr>
+      </w:pPr>
+      <w:r>
+        <w:rPr>
+          <w:rFonts w:hint="eastAsia"/>
+        </w:rPr>
+        <w:t>”</w:t>
       </w:r>
     </w:p>
     <w:p>

--- a/exercises2/user_space/tofino/document/tofino.docx
+++ b/exercises2/user_space/tofino/document/tofino.docx
@@ -2909,12 +2909,195 @@
           <w:rFonts w:hint="eastAsia"/>
         </w:rPr>
       </w:pPr>
+    </w:p>
+    <w:p>
+      <w:pPr>
+        <w:pStyle w:val="2"/>
+        <w:bidi w:val="0"/>
+        <w:rPr>
+          <w:rFonts w:hint="eastAsia"/>
+        </w:rPr>
+      </w:pPr>
+      <w:r>
+        <w:rPr>
+          <w:rFonts w:hint="eastAsia"/>
+        </w:rPr>
+        <w:t>CPU缓存为什么面积大容量还小？</w:t>
+      </w:r>
+    </w:p>
+    <w:p>
+      <w:pPr>
+        <w:rPr>
+          <w:rFonts w:hint="eastAsia"/>
+        </w:rPr>
+      </w:pPr>
+      <w:r>
+        <w:rPr>
+          <w:rFonts w:hint="eastAsia"/>
+        </w:rPr>
+        <w:fldChar w:fldCharType="begin"/>
+      </w:r>
+      <w:r>
+        <w:rPr>
+          <w:rFonts w:hint="eastAsia"/>
+        </w:rPr>
+        <w:instrText xml:space="preserve"> HYPERLINK "https://www.zhihu.com/question/638540167/answer/3356467259" </w:instrText>
+      </w:r>
+      <w:r>
+        <w:rPr>
+          <w:rFonts w:hint="eastAsia"/>
+        </w:rPr>
+        <w:fldChar w:fldCharType="separate"/>
+      </w:r>
+      <w:r>
+        <w:rPr>
+          <w:rStyle w:val="14"/>
+          <w:rFonts w:hint="eastAsia"/>
+        </w:rPr>
+        <w:t>https://www.zhihu.com/question/638540167/answer/3356467259</w:t>
+      </w:r>
+      <w:r>
+        <w:rPr>
+          <w:rFonts w:hint="eastAsia"/>
+        </w:rPr>
+        <w:fldChar w:fldCharType="end"/>
+      </w:r>
+    </w:p>
+    <w:p>
+      <w:pPr>
+        <w:rPr>
+          <w:rFonts w:hint="eastAsia"/>
+        </w:rPr>
+      </w:pPr>
       <w:bookmarkStart w:id="0" w:name="_GoBack"/>
       <w:bookmarkEnd w:id="0"/>
     </w:p>
     <w:p>
       <w:pPr>
-        <w:pStyle w:val="2"/>
+        <w:numPr>
+          <w:ilvl w:val="0"/>
+          <w:numId w:val="5"/>
+        </w:numPr>
+        <w:bidi w:val="0"/>
+        <w:ind w:left="420" w:leftChars="0" w:hanging="420" w:firstLineChars="0"/>
+      </w:pPr>
+      <w:r>
+        <w:rPr>
+          <w:rFonts w:hint="eastAsia"/>
+        </w:rPr>
+        <w:t>高速缓存使用的SRAM，一位需要用6个MOS管组成双稳态锁存电路来储存。</w:t>
+      </w:r>
+    </w:p>
+    <w:p>
+      <w:pPr>
+        <w:numPr>
+          <w:ilvl w:val="0"/>
+          <w:numId w:val="5"/>
+        </w:numPr>
+        <w:bidi w:val="0"/>
+        <w:ind w:left="420" w:leftChars="0" w:hanging="420" w:firstLineChars="0"/>
+      </w:pPr>
+      <w:r>
+        <w:rPr>
+          <w:rFonts w:hint="eastAsia"/>
+        </w:rPr>
+        <w:t>而内存条用的DRAM，一个MOS管加一个电容就能存一位。</w:t>
+      </w:r>
+    </w:p>
+    <w:p>
+      <w:pPr>
+        <w:bidi w:val="0"/>
+      </w:pPr>
+      <w:r>
+        <w:t>CPU内部的缓存现在都是SRAM，对比内存所使用的DRAM来说，同样容量SRAM的面积功耗开销更大。此外，缓存的作用和内存还不一样，缓存是编程透明的，它只存一部分数据，不能像内存一样直接随机访问（或者很多直接定位数据），还有大量的晶体管面积拿去做查询用。</w:t>
+      </w:r>
+    </w:p>
+    <w:p>
+      <w:pPr>
+        <w:keepNext w:val="0"/>
+        <w:keepLines w:val="0"/>
+        <w:widowControl/>
+        <w:suppressLineNumbers w:val="0"/>
+        <w:jc w:val="left"/>
+      </w:pPr>
+    </w:p>
+    <w:p>
+      <w:pPr>
+        <w:keepNext w:val="0"/>
+        <w:keepLines w:val="0"/>
+        <w:widowControl/>
+        <w:suppressLineNumbers w:val="0"/>
+        <w:jc w:val="left"/>
+      </w:pPr>
+      <w:r>
+        <w:rPr>
+          <w:rFonts w:ascii="宋体" w:hAnsi="宋体" w:eastAsia="宋体" w:cs="宋体"/>
+          <w:kern w:val="0"/>
+          <w:sz w:val="24"/>
+          <w:szCs w:val="24"/>
+          <w:lang w:val="en-US" w:eastAsia="zh-CN" w:bidi="ar"/>
+        </w:rPr>
+        <w:drawing>
+          <wp:inline distT="0" distB="0" distL="114300" distR="114300">
+            <wp:extent cx="4020185" cy="4495800"/>
+            <wp:effectExtent l="0" t="0" r="5715" b="0"/>
+            <wp:docPr id="34" name="图片 2" descr="IMG_257"/>
+            <wp:cNvGraphicFramePr>
+              <a:graphicFrameLocks xmlns:a="http://schemas.openxmlformats.org/drawingml/2006/main" noChangeAspect="1"/>
+            </wp:cNvGraphicFramePr>
+            <a:graphic xmlns:a="http://schemas.openxmlformats.org/drawingml/2006/main">
+              <a:graphicData uri="http://schemas.openxmlformats.org/drawingml/2006/picture">
+                <pic:pic xmlns:pic="http://schemas.openxmlformats.org/drawingml/2006/picture">
+                  <pic:nvPicPr>
+                    <pic:cNvPr id="34" name="图片 2" descr="IMG_257"/>
+                    <pic:cNvPicPr>
+                      <a:picLocks noChangeAspect="1"/>
+                    </pic:cNvPicPr>
+                  </pic:nvPicPr>
+                  <pic:blipFill>
+                    <a:blip r:embed="rId23"/>
+                    <a:stretch>
+                      <a:fillRect/>
+                    </a:stretch>
+                  </pic:blipFill>
+                  <pic:spPr>
+                    <a:xfrm>
+                      <a:off x="0" y="0"/>
+                      <a:ext cx="4020185" cy="4495800"/>
+                    </a:xfrm>
+                    <a:prstGeom prst="rect">
+                      <a:avLst/>
+                    </a:prstGeom>
+                    <a:noFill/>
+                    <a:ln w="9525">
+                      <a:noFill/>
+                    </a:ln>
+                  </pic:spPr>
+                </pic:pic>
+              </a:graphicData>
+            </a:graphic>
+          </wp:inline>
+        </w:drawing>
+      </w:r>
+    </w:p>
+    <w:p>
+      <w:pPr>
+        <w:bidi w:val="0"/>
+      </w:pPr>
+      <w:r>
+        <w:t>现在SRAM还面临着一个问题，随着工艺的微缩大家发现SRAM基本缩不动了、工艺提升但是密度无法上升。N5和N3E的SRAM密度一样…</w:t>
+      </w:r>
+    </w:p>
+    <w:p>
+      <w:pPr>
+        <w:bidi w:val="0"/>
+      </w:pPr>
+      <w:r>
+        <w:t>所以从过去到现在再到未来，CPU缓存都是极为昂贵的东西。</w:t>
+      </w:r>
+    </w:p>
+    <w:p>
+      <w:pPr>
         <w:bidi w:val="0"/>
         <w:rPr>
           <w:rFonts w:hint="eastAsia"/>
@@ -3290,7 +3473,7 @@
                     </pic:cNvPicPr>
                   </pic:nvPicPr>
                   <pic:blipFill>
-                    <a:blip r:embed="rId23"/>
+                    <a:blip r:embed="rId24"/>
                     <a:stretch>
                       <a:fillRect/>
                     </a:stretch>
@@ -3665,7 +3848,7 @@
                     </pic:cNvPicPr>
                   </pic:nvPicPr>
                   <pic:blipFill>
-                    <a:blip r:embed="rId24"/>
+                    <a:blip r:embed="rId25"/>
                     <a:stretch>
                       <a:fillRect/>
                     </a:stretch>
@@ -3717,7 +3900,7 @@
                     </pic:cNvPicPr>
                   </pic:nvPicPr>
                   <pic:blipFill>
-                    <a:blip r:embed="rId25"/>
+                    <a:blip r:embed="rId26"/>
                     <a:stretch>
                       <a:fillRect/>
                     </a:stretch>
@@ -3934,7 +4117,7 @@
                     </pic:cNvPicPr>
                   </pic:nvPicPr>
                   <pic:blipFill>
-                    <a:blip r:embed="rId26"/>
+                    <a:blip r:embed="rId27"/>
                     <a:stretch>
                       <a:fillRect/>
                     </a:stretch>
@@ -4043,7 +4226,7 @@
                     </pic:cNvPicPr>
                   </pic:nvPicPr>
                   <pic:blipFill>
-                    <a:blip r:embed="rId27"/>
+                    <a:blip r:embed="rId28"/>
                     <a:stretch>
                       <a:fillRect/>
                     </a:stretch>
@@ -4125,7 +4308,7 @@
                     </pic:cNvPicPr>
                   </pic:nvPicPr>
                   <pic:blipFill>
-                    <a:blip r:embed="rId28"/>
+                    <a:blip r:embed="rId29"/>
                     <a:stretch>
                       <a:fillRect/>
                     </a:stretch>
@@ -4184,7 +4367,7 @@
       <w:pPr>
         <w:numPr>
           <w:ilvl w:val="0"/>
-          <w:numId w:val="5"/>
+          <w:numId w:val="6"/>
         </w:numPr>
         <w:bidi w:val="0"/>
         <w:ind w:left="420" w:leftChars="0" w:hanging="420" w:firstLineChars="0"/>
@@ -4203,7 +4386,7 @@
       <w:pPr>
         <w:numPr>
           <w:ilvl w:val="0"/>
-          <w:numId w:val="5"/>
+          <w:numId w:val="6"/>
         </w:numPr>
         <w:bidi w:val="0"/>
         <w:ind w:left="420" w:leftChars="0" w:hanging="420" w:firstLineChars="0"/>
@@ -4222,7 +4405,7 @@
       <w:pPr>
         <w:numPr>
           <w:ilvl w:val="0"/>
-          <w:numId w:val="5"/>
+          <w:numId w:val="6"/>
         </w:numPr>
         <w:bidi w:val="0"/>
         <w:ind w:left="420" w:leftChars="0" w:hanging="420" w:firstLineChars="0"/>
@@ -4241,7 +4424,7 @@
       <w:pPr>
         <w:numPr>
           <w:ilvl w:val="0"/>
-          <w:numId w:val="5"/>
+          <w:numId w:val="6"/>
         </w:numPr>
         <w:bidi w:val="0"/>
         <w:ind w:left="420" w:leftChars="0" w:hanging="420" w:firstLineChars="0"/>
@@ -4260,7 +4443,7 @@
       <w:pPr>
         <w:numPr>
           <w:ilvl w:val="0"/>
-          <w:numId w:val="5"/>
+          <w:numId w:val="6"/>
         </w:numPr>
         <w:bidi w:val="0"/>
         <w:ind w:left="420" w:leftChars="0" w:hanging="420" w:firstLineChars="0"/>
@@ -4279,7 +4462,7 @@
       <w:pPr>
         <w:numPr>
           <w:ilvl w:val="0"/>
-          <w:numId w:val="5"/>
+          <w:numId w:val="6"/>
         </w:numPr>
         <w:bidi w:val="0"/>
         <w:ind w:left="420" w:leftChars="0" w:hanging="420" w:firstLineChars="0"/>
@@ -4298,7 +4481,7 @@
       <w:pPr>
         <w:numPr>
           <w:ilvl w:val="0"/>
-          <w:numId w:val="5"/>
+          <w:numId w:val="6"/>
         </w:numPr>
         <w:bidi w:val="0"/>
         <w:ind w:left="420" w:leftChars="0" w:hanging="420" w:firstLineChars="0"/>
@@ -4372,7 +4555,7 @@
                     </pic:cNvPicPr>
                   </pic:nvPicPr>
                   <pic:blipFill>
-                    <a:blip r:embed="rId29"/>
+                    <a:blip r:embed="rId30"/>
                     <a:stretch>
                       <a:fillRect/>
                     </a:stretch>
@@ -4489,7 +4672,7 @@
                     </pic:cNvPicPr>
                   </pic:nvPicPr>
                   <pic:blipFill>
-                    <a:blip r:embed="rId30"/>
+                    <a:blip r:embed="rId31"/>
                     <a:stretch>
                       <a:fillRect/>
                     </a:stretch>
@@ -4571,7 +4754,7 @@
                     </pic:cNvPicPr>
                   </pic:nvPicPr>
                   <pic:blipFill>
-                    <a:blip r:embed="rId31"/>
+                    <a:blip r:embed="rId32"/>
                     <a:stretch>
                       <a:fillRect/>
                     </a:stretch>
@@ -4623,7 +4806,7 @@
                     </pic:cNvPicPr>
                   </pic:nvPicPr>
                   <pic:blipFill>
-                    <a:blip r:embed="rId32"/>
+                    <a:blip r:embed="rId33"/>
                     <a:stretch>
                       <a:fillRect/>
                     </a:stretch>
@@ -4898,7 +5081,7 @@
                     </pic:cNvPicPr>
                   </pic:nvPicPr>
                   <pic:blipFill>
-                    <a:blip r:embed="rId33"/>
+                    <a:blip r:embed="rId34"/>
                     <a:stretch>
                       <a:fillRect/>
                     </a:stretch>
@@ -5287,7 +5470,7 @@
       <w:pPr>
         <w:numPr>
           <w:ilvl w:val="0"/>
-          <w:numId w:val="6"/>
+          <w:numId w:val="7"/>
         </w:numPr>
         <w:bidi w:val="0"/>
         <w:ind w:left="0" w:leftChars="0" w:firstLine="420" w:firstLineChars="200"/>
@@ -5309,7 +5492,7 @@
       <w:pPr>
         <w:numPr>
           <w:ilvl w:val="0"/>
-          <w:numId w:val="6"/>
+          <w:numId w:val="7"/>
         </w:numPr>
         <w:bidi w:val="0"/>
         <w:ind w:left="0" w:leftChars="0" w:firstLine="400" w:firstLineChars="0"/>
@@ -5406,57 +5589,6 @@
                 <pic:pic xmlns:pic="http://schemas.openxmlformats.org/drawingml/2006/picture">
                   <pic:nvPicPr>
                     <pic:cNvPr id="29" name="图片 1" descr="IMG_256"/>
-                    <pic:cNvPicPr>
-                      <a:picLocks noChangeAspect="1"/>
-                    </pic:cNvPicPr>
-                  </pic:nvPicPr>
-                  <pic:blipFill>
-                    <a:blip r:embed="rId34"/>
-                    <a:stretch>
-                      <a:fillRect/>
-                    </a:stretch>
-                  </pic:blipFill>
-                  <pic:spPr>
-                    <a:xfrm>
-                      <a:off x="0" y="0"/>
-                      <a:ext cx="5029200" cy="1485900"/>
-                    </a:xfrm>
-                    <a:prstGeom prst="rect">
-                      <a:avLst/>
-                    </a:prstGeom>
-                    <a:noFill/>
-                    <a:ln w="9525">
-                      <a:noFill/>
-                    </a:ln>
-                  </pic:spPr>
-                </pic:pic>
-              </a:graphicData>
-            </a:graphic>
-          </wp:inline>
-        </w:drawing>
-      </w:r>
-    </w:p>
-    <w:p>
-      <w:pPr>
-        <w:bidi w:val="0"/>
-      </w:pPr>
-      <w:r>
-        <w:rPr>
-          <w:lang w:val="en-US" w:eastAsia="zh-CN"/>
-        </w:rPr>
-        <w:drawing>
-          <wp:inline distT="0" distB="0" distL="114300" distR="114300">
-            <wp:extent cx="5029200" cy="1485900"/>
-            <wp:effectExtent l="0" t="0" r="0" b="0"/>
-            <wp:docPr id="28" name="图片 2" descr="IMG_257"/>
-            <wp:cNvGraphicFramePr>
-              <a:graphicFrameLocks xmlns:a="http://schemas.openxmlformats.org/drawingml/2006/main" noChangeAspect="1"/>
-            </wp:cNvGraphicFramePr>
-            <a:graphic xmlns:a="http://schemas.openxmlformats.org/drawingml/2006/main">
-              <a:graphicData uri="http://schemas.openxmlformats.org/drawingml/2006/picture">
-                <pic:pic xmlns:pic="http://schemas.openxmlformats.org/drawingml/2006/picture">
-                  <pic:nvPicPr>
-                    <pic:cNvPr id="28" name="图片 2" descr="IMG_257"/>
                     <pic:cNvPicPr>
                       <a:picLocks noChangeAspect="1"/>
                     </pic:cNvPicPr>
@@ -5495,6 +5627,57 @@
         <w:rPr>
           <w:lang w:val="en-US" w:eastAsia="zh-CN"/>
         </w:rPr>
+        <w:drawing>
+          <wp:inline distT="0" distB="0" distL="114300" distR="114300">
+            <wp:extent cx="5029200" cy="1485900"/>
+            <wp:effectExtent l="0" t="0" r="0" b="0"/>
+            <wp:docPr id="28" name="图片 2" descr="IMG_257"/>
+            <wp:cNvGraphicFramePr>
+              <a:graphicFrameLocks xmlns:a="http://schemas.openxmlformats.org/drawingml/2006/main" noChangeAspect="1"/>
+            </wp:cNvGraphicFramePr>
+            <a:graphic xmlns:a="http://schemas.openxmlformats.org/drawingml/2006/main">
+              <a:graphicData uri="http://schemas.openxmlformats.org/drawingml/2006/picture">
+                <pic:pic xmlns:pic="http://schemas.openxmlformats.org/drawingml/2006/picture">
+                  <pic:nvPicPr>
+                    <pic:cNvPr id="28" name="图片 2" descr="IMG_257"/>
+                    <pic:cNvPicPr>
+                      <a:picLocks noChangeAspect="1"/>
+                    </pic:cNvPicPr>
+                  </pic:nvPicPr>
+                  <pic:blipFill>
+                    <a:blip r:embed="rId36"/>
+                    <a:stretch>
+                      <a:fillRect/>
+                    </a:stretch>
+                  </pic:blipFill>
+                  <pic:spPr>
+                    <a:xfrm>
+                      <a:off x="0" y="0"/>
+                      <a:ext cx="5029200" cy="1485900"/>
+                    </a:xfrm>
+                    <a:prstGeom prst="rect">
+                      <a:avLst/>
+                    </a:prstGeom>
+                    <a:noFill/>
+                    <a:ln w="9525">
+                      <a:noFill/>
+                    </a:ln>
+                  </pic:spPr>
+                </pic:pic>
+              </a:graphicData>
+            </a:graphic>
+          </wp:inline>
+        </w:drawing>
+      </w:r>
+    </w:p>
+    <w:p>
+      <w:pPr>
+        <w:bidi w:val="0"/>
+      </w:pPr>
+      <w:r>
+        <w:rPr>
+          <w:lang w:val="en-US" w:eastAsia="zh-CN"/>
+        </w:rPr>
         <w:t>Run To Completion示例：即全部的处理在一个Core上完成，与流水线架构对应</w:t>
       </w:r>
     </w:p>
@@ -5510,7 +5693,7 @@
       <w:pPr>
         <w:numPr>
           <w:ilvl w:val="0"/>
-          <w:numId w:val="6"/>
+          <w:numId w:val="7"/>
         </w:numPr>
         <w:bidi w:val="0"/>
         <w:ind w:left="0" w:leftChars="0" w:firstLine="400" w:firstLineChars="0"/>
@@ -5532,7 +5715,7 @@
       <w:pPr>
         <w:numPr>
           <w:ilvl w:val="0"/>
-          <w:numId w:val="6"/>
+          <w:numId w:val="7"/>
         </w:numPr>
         <w:bidi w:val="0"/>
         <w:ind w:left="0" w:leftChars="0" w:firstLine="400" w:firstLineChars="0"/>
@@ -5587,7 +5770,7 @@
       <w:pPr>
         <w:numPr>
           <w:ilvl w:val="0"/>
-          <w:numId w:val="6"/>
+          <w:numId w:val="7"/>
         </w:numPr>
         <w:bidi w:val="0"/>
         <w:ind w:left="0" w:leftChars="0" w:firstLine="400" w:firstLineChars="0"/>
@@ -6501,6 +6684,23 @@
       </w:rPr>
     </w:lvl>
   </w:abstractNum>
+  <w:abstractNum w:abstractNumId="6">
+    <w:nsid w:val="7C856556"/>
+    <w:multiLevelType w:val="singleLevel"/>
+    <w:tmpl w:val="7C856556"/>
+    <w:lvl w:ilvl="0" w:tentative="0">
+      <w:start w:val="1"/>
+      <w:numFmt w:val="bullet"/>
+      <w:lvlText w:val=""/>
+      <w:lvlJc w:val="left"/>
+      <w:pPr>
+        <w:ind w:left="420" w:hanging="420"/>
+      </w:pPr>
+      <w:rPr>
+        <w:rFonts w:hint="default" w:ascii="Wingdings" w:hAnsi="Wingdings"/>
+      </w:rPr>
+    </w:lvl>
+  </w:abstractNum>
   <w:num w:numId="1">
     <w:abstractNumId w:val="3"/>
   </w:num>
@@ -6514,9 +6714,12 @@
     <w:abstractNumId w:val="0"/>
   </w:num>
   <w:num w:numId="5">
+    <w:abstractNumId w:val="6"/>
+  </w:num>
+  <w:num w:numId="6">
     <w:abstractNumId w:val="2"/>
   </w:num>
-  <w:num w:numId="6">
+  <w:num w:numId="7">
     <w:abstractNumId w:val="5"/>
   </w:num>
 </w:numbering>

--- a/exercises2/user_space/tofino/document/tofino.docx
+++ b/exercises2/user_space/tofino/document/tofino.docx
@@ -136,7 +136,7 @@
       </w:r>
       <w:r>
         <w:rPr>
-          <w:rStyle w:val="14"/>
+          <w:rStyle w:val="15"/>
           <w:rFonts w:ascii="宋体" w:hAnsi="宋体" w:eastAsia="宋体" w:cs="宋体"/>
           <w:b/>
           <w:bCs/>
@@ -199,7 +199,7 @@
       </w:r>
       <w:r>
         <w:rPr>
-          <w:rStyle w:val="14"/>
+          <w:rStyle w:val="15"/>
           <w:rFonts w:ascii="宋体" w:hAnsi="宋体" w:eastAsia="宋体" w:cs="宋体"/>
           <w:sz w:val="24"/>
           <w:szCs w:val="24"/>
@@ -283,7 +283,7 @@
       </w:r>
       <w:r>
         <w:rPr>
-          <w:rStyle w:val="14"/>
+          <w:rStyle w:val="15"/>
         </w:rPr>
         <w:t>静态调度</w:t>
       </w:r>
@@ -378,7 +378,7 @@
       </w:r>
       <w:r>
         <w:rPr>
-          <w:rStyle w:val="14"/>
+          <w:rStyle w:val="15"/>
         </w:rPr>
         <w:t>指令bundle</w:t>
       </w:r>
@@ -818,7 +818,7 @@
       </w:r>
       <w:r>
         <w:rPr>
-          <w:rStyle w:val="14"/>
+          <w:rStyle w:val="15"/>
           <w:rFonts w:hint="eastAsia" w:ascii="微软雅黑" w:hAnsi="微软雅黑" w:eastAsia="微软雅黑" w:cs="微软雅黑"/>
           <w:i w:val="0"/>
           <w:iCs w:val="0"/>
@@ -1296,7 +1296,7 @@
       </w:r>
       <w:r>
         <w:rPr>
-          <w:rStyle w:val="14"/>
+          <w:rStyle w:val="15"/>
         </w:rPr>
         <w:t>设计理论</w:t>
       </w:r>
@@ -2891,7 +2891,7 @@
       </w:r>
       <w:r>
         <w:rPr>
-          <w:rStyle w:val="14"/>
+          <w:rStyle w:val="15"/>
           <w:rFonts w:hint="eastAsia"/>
         </w:rPr>
         <w:t>https://zhuanlan.zhihu.com/p/676502456</w:t>
@@ -2951,7 +2951,7 @@
       </w:r>
       <w:r>
         <w:rPr>
-          <w:rStyle w:val="14"/>
+          <w:rStyle w:val="15"/>
           <w:rFonts w:hint="eastAsia"/>
         </w:rPr>
         <w:t>https://www.zhihu.com/question/638540167/answer/3356467259</w:t>
@@ -2969,8 +2969,6 @@
           <w:rFonts w:hint="eastAsia"/>
         </w:rPr>
       </w:pPr>
-      <w:bookmarkStart w:id="0" w:name="_GoBack"/>
-      <w:bookmarkEnd w:id="0"/>
     </w:p>
     <w:p>
       <w:pPr>
@@ -3189,7 +3187,7 @@
       </w:r>
       <w:r>
         <w:rPr>
-          <w:rStyle w:val="14"/>
+          <w:rStyle w:val="15"/>
           <w:rFonts w:hint="eastAsia" w:ascii="微软雅黑" w:hAnsi="微软雅黑" w:eastAsia="微软雅黑" w:cs="微软雅黑"/>
           <w:b/>
           <w:bCs/>
@@ -3287,7 +3285,7 @@
       </w:r>
       <w:r>
         <w:rPr>
-          <w:rStyle w:val="14"/>
+          <w:rStyle w:val="15"/>
           <w:rFonts w:hint="eastAsia" w:ascii="微软雅黑" w:hAnsi="微软雅黑" w:eastAsia="微软雅黑" w:cs="微软雅黑"/>
           <w:b/>
           <w:bCs/>
@@ -3385,7 +3383,7 @@
       </w:r>
       <w:r>
         <w:rPr>
-          <w:rStyle w:val="14"/>
+          <w:rStyle w:val="15"/>
           <w:rFonts w:hint="eastAsia" w:ascii="微软雅黑" w:hAnsi="微软雅黑" w:eastAsia="微软雅黑" w:cs="微软雅黑"/>
           <w:b/>
           <w:bCs/>
@@ -3526,7 +3524,7 @@
       </w:r>
       <w:r>
         <w:rPr>
-          <w:rStyle w:val="14"/>
+          <w:rStyle w:val="15"/>
         </w:rPr>
         <w:t>网卡工作原理</w:t>
       </w:r>
@@ -3547,7 +3545,7 @@
       </w:r>
       <w:r>
         <w:rPr>
-          <w:rStyle w:val="14"/>
+          <w:rStyle w:val="15"/>
         </w:rPr>
         <w:t>软中断</w:t>
       </w:r>
@@ -3568,7 +3566,7 @@
       </w:r>
       <w:r>
         <w:rPr>
-          <w:rStyle w:val="14"/>
+          <w:rStyle w:val="15"/>
         </w:rPr>
         <w:t>以太网</w:t>
       </w:r>
@@ -3589,7 +3587,7 @@
       </w:r>
       <w:r>
         <w:rPr>
-          <w:rStyle w:val="14"/>
+          <w:rStyle w:val="15"/>
         </w:rPr>
         <w:t>计算机体系结构</w:t>
       </w:r>
@@ -3610,7 +3608,7 @@
       </w:r>
       <w:r>
         <w:rPr>
-          <w:rStyle w:val="14"/>
+          <w:rStyle w:val="15"/>
         </w:rPr>
         <w:t>跨Node通讯</w:t>
       </w:r>
@@ -3647,7 +3645,7 @@
       </w:r>
       <w:r>
         <w:rPr>
-          <w:rStyle w:val="14"/>
+          <w:rStyle w:val="15"/>
         </w:rPr>
         <w:t>全局锁</w:t>
       </w:r>
@@ -3684,7 +3682,7 @@
       </w:r>
       <w:r>
         <w:rPr>
-          <w:rStyle w:val="14"/>
+          <w:rStyle w:val="15"/>
         </w:rPr>
         <w:t>内存屏障</w:t>
       </w:r>
@@ -3713,7 +3711,7 @@
       </w:r>
       <w:r>
         <w:rPr>
-          <w:rStyle w:val="14"/>
+          <w:rStyle w:val="15"/>
         </w:rPr>
         <w:t>netfilter框架</w:t>
       </w:r>
@@ -3962,7 +3960,7 @@
       </w:r>
       <w:r>
         <w:rPr>
-          <w:rStyle w:val="14"/>
+          <w:rStyle w:val="15"/>
           <w:rFonts w:hint="eastAsia"/>
         </w:rPr>
         <w:t>https://cloud.tencent.com/developer/article/2058483</w:t>
@@ -4021,7 +4019,7 @@
       </w:r>
       <w:r>
         <w:rPr>
-          <w:rStyle w:val="14"/>
+          <w:rStyle w:val="15"/>
           <w:rFonts w:hint="eastAsia"/>
         </w:rPr>
         <w:t>https://www.sdnlab.com/23843.html</w:t>
@@ -4922,7 +4920,7 @@
       </w:r>
       <w:r>
         <w:rPr>
-          <w:rStyle w:val="14"/>
+          <w:rStyle w:val="15"/>
           <w:rFonts w:hint="eastAsia" w:ascii="微软雅黑" w:hAnsi="微软雅黑" w:eastAsia="微软雅黑" w:cs="微软雅黑"/>
           <w:b/>
           <w:bCs/>
@@ -4972,7 +4970,7 @@
       </w:r>
       <w:r>
         <w:rPr>
-          <w:rStyle w:val="14"/>
+          <w:rStyle w:val="15"/>
           <w:rFonts w:hint="eastAsia"/>
         </w:rPr>
         <w:t>https://www.cnblogs.com/soul-stone/p/9571217.html</w:t>
@@ -5308,7 +5306,7 @@
       </w:r>
       <w:r>
         <w:rPr>
-          <w:rStyle w:val="14"/>
+          <w:rStyle w:val="15"/>
           <w:rFonts w:ascii="a" w:hAnsi="a" w:eastAsia="a" w:cs="a"/>
           <w:i w:val="0"/>
           <w:iCs w:val="0"/>
@@ -5322,7 +5320,7 @@
       </w:r>
       <w:r>
         <w:rPr>
-          <w:rStyle w:val="14"/>
+          <w:rStyle w:val="15"/>
           <w:rFonts w:hint="eastAsia" w:ascii="微软雅黑" w:hAnsi="微软雅黑" w:eastAsia="微软雅黑" w:cs="微软雅黑"/>
           <w:i w:val="0"/>
           <w:iCs w:val="0"/>
@@ -5417,7 +5415,7 @@
       </w:r>
       <w:r>
         <w:rPr>
-          <w:rStyle w:val="14"/>
+          <w:rStyle w:val="15"/>
         </w:rPr>
         <w:t>流量管理</w:t>
       </w:r>
@@ -5455,7 +5453,7 @@
       </w:r>
       <w:r>
         <w:rPr>
-          <w:rStyle w:val="14"/>
+          <w:rStyle w:val="15"/>
         </w:rPr>
         <w:t>新华三</w:t>
       </w:r>
@@ -5511,7 +5509,7 @@
       </w:r>
       <w:r>
         <w:rPr>
-          <w:rStyle w:val="14"/>
+          <w:rStyle w:val="15"/>
         </w:rPr>
         <w:t>硬件线程</w:t>
       </w:r>
@@ -5547,7 +5545,7 @@
       </w:r>
       <w:r>
         <w:rPr>
-          <w:rStyle w:val="14"/>
+          <w:rStyle w:val="15"/>
           <w:color w:val="FF0000"/>
         </w:rPr>
         <w:t>查找指令</w:t>
@@ -5734,7 +5732,7 @@
       </w:r>
       <w:r>
         <w:rPr>
-          <w:rStyle w:val="14"/>
+          <w:rStyle w:val="15"/>
         </w:rPr>
         <w:t>查找引擎</w:t>
       </w:r>
@@ -5755,7 +5753,7 @@
       </w:r>
       <w:r>
         <w:rPr>
-          <w:rStyle w:val="14"/>
+          <w:rStyle w:val="15"/>
         </w:rPr>
         <w:t>快速查找</w:t>
       </w:r>
@@ -6049,6 +6047,7 @@
     </w:p>
     <w:p>
       <w:pPr>
+        <w:bidi w:val="0"/>
         <w:rPr>
           <w:rFonts w:hint="eastAsia"/>
           <w:lang w:eastAsia="zh-CN"/>
@@ -6057,17 +6056,504 @@
     </w:p>
     <w:p>
       <w:pPr>
-        <w:keepNext w:val="0"/>
-        <w:keepLines w:val="0"/>
-        <w:widowControl/>
-        <w:suppressLineNumbers w:val="0"/>
-        <w:jc w:val="left"/>
-        <w:rPr>
-          <w:rFonts w:hint="eastAsia" w:ascii="宋体" w:hAnsi="宋体" w:eastAsia="宋体" w:cs="宋体"/>
-          <w:kern w:val="0"/>
-          <w:sz w:val="24"/>
-          <w:szCs w:val="24"/>
-          <w:lang w:val="en-US" w:eastAsia="zh-CN" w:bidi="ar"/>
+        <w:bidi w:val="0"/>
+        <w:rPr>
+          <w:rFonts w:hint="default"/>
+        </w:rPr>
+      </w:pPr>
+    </w:p>
+    <w:p>
+      <w:pPr>
+        <w:pStyle w:val="2"/>
+        <w:bidi w:val="0"/>
+        <w:rPr>
+          <w:rFonts w:hint="eastAsia"/>
+          <w:lang w:val="en-US" w:eastAsia="zh-CN"/>
+        </w:rPr>
+      </w:pPr>
+      <w:r>
+        <w:rPr>
+          <w:rFonts w:hint="eastAsia"/>
+          <w:lang w:val="en-US" w:eastAsia="zh-CN"/>
+        </w:rPr>
+        <w:t>BCM芯片FP原理</w:t>
+      </w:r>
+    </w:p>
+    <w:p>
+      <w:pPr>
+        <w:bidi w:val="0"/>
+      </w:pPr>
+      <w:r>
+        <w:t>BCM芯片有几个大的模块： VLAN、L2、L3和FP等几个，其中FP的使用也最为灵活，能解析匹配数据包文的前128字节比特级的内容，动作包括转发、丢弃、结合qos修改相应字段、分配vid、流镜像、流重定向、指定端口转发（比如CPU口）、指定下一跳转发往、指定隧道转发等，往往在实现功能上有意想不到的功效。简单来说，如果硬件和BSP分别是九阳真经和九阴真经的话，那么port和vlan是少林七十二项绝技的组合，L2转发则是显得有点悠闲的峨眉派功夫，当然L3则是以太极拳为代表的武当派功夫，那么FP可以是以乾坤大挪移、吸星大法等为代表的魔教的邪而又邪的“旁门左道”，当然其他功能是零零散散的其他门派功夫。能够灵活运用好FP是增加很多交换机新功能的一种常用的手段。本文总结下FP这个模块BCM在硬件上的实现原理及SDK的相关数据结构。因为FP在实现功能上的灵活性，在此希望能抛砖引玉，激发大家更多的应用FP实现新功能的火花。</w:t>
+      </w:r>
+    </w:p>
+    <w:p>
+      <w:pPr>
+        <w:bidi w:val="0"/>
+      </w:pPr>
+    </w:p>
+    <w:p>
+      <w:pPr>
+        <w:numPr>
+          <w:ilvl w:val="0"/>
+          <w:numId w:val="8"/>
+        </w:numPr>
+        <w:bidi w:val="0"/>
+        <w:ind w:left="420" w:leftChars="0" w:hanging="420" w:firstLineChars="0"/>
+      </w:pPr>
+      <w:r>
+        <w:rPr>
+          <w:rFonts w:hint="default"/>
+        </w:rPr>
+        <w:t>BCM芯片FP实现原理</w:t>
+      </w:r>
+      <w:r>
+        <w:rPr>
+          <w:rFonts w:hint="default"/>
+        </w:rPr>
+        <w:br w:type="textWrapping"/>
+      </w:r>
+      <w:r>
+        <w:rPr>
+          <w:rFonts w:hint="default"/>
+        </w:rPr>
+        <w:t>FP的全称是Fields Processors，也称为ContentAwareProcess（CAP），在BCM较早的芯片称为Fast Filter Processors（FFP），和现在的FP相比有一些原理不同，不过现在交换芯片已经不再使用FFP，所以在此也不再介绍。FP本质来说，是一组相互之间有关联的表，一起通过查找、匹配等来决定对报文施加的动作；在BCM芯片交换机中，有三种查找查找方式：hash，index，tcam。FP的查找主要用到了index和tcam，其中CAM的全称是ContentAddressable Memory，中文是内容寻址器，TCAM则是Ternary ContentAddressable Memory，中文称为三态内存寻址器，TCAM的实现是通过对应比特位+掩码产生三种匹配方式：掩码为0表示不关心、掩码为1且对应位为1或掩码为1且对应位为0。 这就是三态的具体含义。</w:t>
+      </w:r>
+    </w:p>
+    <w:p>
+      <w:pPr>
+        <w:bidi w:val="0"/>
+        <w:rPr>
+          <w:rFonts w:hint="default"/>
+        </w:rPr>
+      </w:pPr>
+      <w:r>
+        <w:rPr>
+          <w:rFonts w:hint="default"/>
+        </w:rPr>
+        <w:br w:type="textWrapping"/>
+      </w:r>
+      <w:r>
+        <w:rPr>
+          <w:rFonts w:hint="default"/>
+        </w:rPr>
+        <w:t>在我们自研交换机所用的芯片中有三个FP：VFP(VLAN FP)、IFP（ingres FP）和EFP（Egress FP），另外在四代芯片kylin卡中曾出现外扩FP，称为E-IFP，表项大小为128K，为L2和L3转发用，有点openflow的意味。其中VFP主要用于对报文tag的处理，比如添删或修改vid的灵活QINQ的实现就基于此FP；IFP的用途比较多，主要是对进入端口后的报文进行处理，主要有入口acl、流重定向、流镜像、设置下一跳、为qos数据报文分类等用途；EFP的用途和IFP类似，但是因为EFP是报文在转出前在出端口进行处理的规则，IFP有的动作类型在EFP不太适用。虽然三种FP用途和数据包流经顺序不太一样，但是硬件原理是一致的。下面介绍下FP的硬件原理。</w:t>
+      </w:r>
+    </w:p>
+    <w:p>
+      <w:pPr>
+        <w:bidi w:val="0"/>
+        <w:rPr>
+          <w:rFonts w:hint="default"/>
+        </w:rPr>
+      </w:pPr>
+      <w:r>
+        <w:rPr>
+          <w:rFonts w:hint="default"/>
+        </w:rPr>
+        <w:t> </w:t>
+      </w:r>
+      <w:r>
+        <w:rPr>
+          <w:rFonts w:hint="default"/>
+        </w:rPr>
+        <w:drawing>
+          <wp:inline distT="0" distB="0" distL="114300" distR="114300">
+            <wp:extent cx="7762875" cy="2428875"/>
+            <wp:effectExtent l="0" t="0" r="9525" b="9525"/>
+            <wp:docPr id="33" name="图片 1" descr="IMG_256"/>
+            <wp:cNvGraphicFramePr>
+              <a:graphicFrameLocks xmlns:a="http://schemas.openxmlformats.org/drawingml/2006/main" noChangeAspect="1"/>
+            </wp:cNvGraphicFramePr>
+            <a:graphic xmlns:a="http://schemas.openxmlformats.org/drawingml/2006/main">
+              <a:graphicData uri="http://schemas.openxmlformats.org/drawingml/2006/picture">
+                <pic:pic xmlns:pic="http://schemas.openxmlformats.org/drawingml/2006/picture">
+                  <pic:nvPicPr>
+                    <pic:cNvPr id="33" name="图片 1" descr="IMG_256"/>
+                    <pic:cNvPicPr>
+                      <a:picLocks noChangeAspect="1"/>
+                    </pic:cNvPicPr>
+                  </pic:nvPicPr>
+                  <pic:blipFill>
+                    <a:blip r:embed="rId37"/>
+                    <a:stretch>
+                      <a:fillRect/>
+                    </a:stretch>
+                  </pic:blipFill>
+                  <pic:spPr>
+                    <a:xfrm>
+                      <a:off x="0" y="0"/>
+                      <a:ext cx="7762875" cy="2428875"/>
+                    </a:xfrm>
+                    <a:prstGeom prst="rect">
+                      <a:avLst/>
+                    </a:prstGeom>
+                    <a:noFill/>
+                    <a:ln w="9525">
+                      <a:noFill/>
+                    </a:ln>
+                  </pic:spPr>
+                </pic:pic>
+              </a:graphicData>
+            </a:graphic>
+          </wp:inline>
+        </w:drawing>
+      </w:r>
+    </w:p>
+    <w:p>
+      <w:pPr>
+        <w:bidi w:val="0"/>
+        <w:jc w:val="center"/>
+        <w:rPr>
+          <w:rFonts w:hint="default"/>
+        </w:rPr>
+      </w:pPr>
+      <w:r>
+        <w:rPr>
+          <w:rFonts w:hint="default"/>
+        </w:rPr>
+        <w:t>图1 FP原理组成图</w:t>
+      </w:r>
+    </w:p>
+    <w:p>
+      <w:pPr>
+        <w:bidi w:val="0"/>
+        <w:rPr>
+          <w:rFonts w:hint="default"/>
+        </w:rPr>
+      </w:pPr>
+      <w:r>
+        <w:rPr>
+          <w:rFonts w:hint="default"/>
+        </w:rPr>
+        <w:t>图1中，每一个查找引擎和策略引擎及后面的counter资源和meter资源组合成一个规则组，芯片称之为一个slice，从图1可以看出，FP的实现有五部分组成：</w:t>
+      </w:r>
+    </w:p>
+    <w:p>
+      <w:pPr>
+        <w:numPr>
+          <w:ilvl w:val="0"/>
+          <w:numId w:val="9"/>
+        </w:numPr>
+        <w:bidi w:val="0"/>
+        <w:ind w:left="425" w:leftChars="0" w:hanging="425" w:firstLineChars="0"/>
+        <w:rPr>
+          <w:rFonts w:hint="default"/>
+        </w:rPr>
+      </w:pPr>
+      <w:r>
+        <w:rPr>
+          <w:rFonts w:hint="default"/>
+        </w:rPr>
+        <w:t>智能解析模板：主要将报文信息（最多报文前128字节，可以精确到每一位bit）根据对每个slice的care字段将各对应字段解析出来，再加上前面L2、L3的转发信息，一起送给每个slice的查找引擎去匹配；</w:t>
+      </w:r>
+    </w:p>
+    <w:p>
+      <w:pPr>
+        <w:numPr>
+          <w:ilvl w:val="0"/>
+          <w:numId w:val="9"/>
+        </w:numPr>
+        <w:bidi w:val="0"/>
+        <w:ind w:left="425" w:leftChars="0" w:hanging="425" w:firstLineChars="0"/>
+        <w:rPr>
+          <w:rFonts w:hint="default"/>
+        </w:rPr>
+      </w:pPr>
+      <w:r>
+        <w:rPr>
+          <w:rFonts w:hint="default"/>
+        </w:rPr>
+        <w:t>查找引擎：将解析出来的字段按照TCAM方式去查找本slice的规则是否有匹配的，即HIT的，只要有一条hit的即刻返回这条规则的index不再继续查找本slice后面规则，后面即使还有匹配的规则；这样做就是为了保证一个slice内部规则的优先级；如果没有匹配说明此slice没有匹配的规则或根本就没有规则，后面的流程也无需再走；</w:t>
+      </w:r>
+    </w:p>
+    <w:p>
+      <w:pPr>
+        <w:numPr>
+          <w:ilvl w:val="0"/>
+          <w:numId w:val="9"/>
+        </w:numPr>
+        <w:bidi w:val="0"/>
+        <w:ind w:left="425" w:leftChars="0" w:hanging="425" w:firstLineChars="0"/>
+        <w:rPr>
+          <w:rFonts w:hint="default"/>
+        </w:rPr>
+      </w:pPr>
+      <w:r>
+        <w:rPr>
+          <w:rFonts w:hint="default"/>
+        </w:rPr>
+        <w:t>策略引擎：根据查找引擎得到的index直接索引策略引擎的动作，动作类型有转发、丢弃、重定向（包括到CPU口且可指定队列）、流镜像（包括到CPU口且可指定队列）、修改报文特定的字段（COS、DSCP、EXP等）、与后面的meter一起对报文染色并对不同染色报文指定相应动作、指定下一跳、指定ECMP、指定TTL是否修改、指定URPF的模式等相关动作；需要说明的是，一条规可以对报文执行多种动作，当然需要报文动作之间是不冲突的，即slice规则的动作冲突是靠配置下发来检查的，同一条规则有冲突的动作无法下发硬件；</w:t>
+      </w:r>
+    </w:p>
+    <w:p>
+      <w:pPr>
+        <w:numPr>
+          <w:ilvl w:val="0"/>
+          <w:numId w:val="9"/>
+        </w:numPr>
+        <w:bidi w:val="0"/>
+        <w:ind w:left="425" w:leftChars="0" w:hanging="425" w:firstLineChars="0"/>
+        <w:rPr>
+          <w:rFonts w:hint="default"/>
+          <w:color w:val="FF0000"/>
+        </w:rPr>
+      </w:pPr>
+      <w:r>
+        <w:rPr>
+          <w:rFonts w:hint="default"/>
+        </w:rPr>
+        <w:t xml:space="preserve">Counter和meter资源： </w:t>
+      </w:r>
+      <w:r>
+        <w:rPr>
+          <w:rFonts w:hint="default"/>
+          <w:color w:val="FF0000"/>
+        </w:rPr>
+        <w:t>counter资源用于计数，有基于byte和packet的两种方式；meter主要用于测速，然后根据速度对报文进行染色（绿、黄和红）然后对报文应用不同的QOS策略；meter的工作原理可以参见我原先写的有关令牌桶相关文档。</w:t>
+      </w:r>
+    </w:p>
+    <w:p>
+      <w:pPr>
+        <w:numPr>
+          <w:ilvl w:val="0"/>
+          <w:numId w:val="9"/>
+        </w:numPr>
+        <w:bidi w:val="0"/>
+        <w:ind w:left="425" w:leftChars="0" w:hanging="425" w:firstLineChars="0"/>
+        <w:rPr>
+          <w:rFonts w:hint="default"/>
+        </w:rPr>
+      </w:pPr>
+      <w:r>
+        <w:rPr>
+          <w:rFonts w:hint="default"/>
+        </w:rPr>
+        <w:t>动作冲突决策引擎：前面说过，一条slice的动作冲突是靠配置下发检查来实现的，冲突的动作无法同时下发到硬件；但是FP通常有多个slice，每个slice都有规则被匹配且动作时间有冲突时，需要动作冲突决策引擎来处理到底执行哪一个规则的动作，如果多个动作不冲突都执行；原则是丢弃、重定向等优先级最高，其他时候看slice号（这个slice号有的芯片只支持是物理的，高级芯片支持虚拟slice号），slice号越大优先级越高；</w:t>
+      </w:r>
+      <w:bookmarkStart w:id="0" w:name="_GoBack"/>
+      <w:bookmarkEnd w:id="0"/>
+    </w:p>
+    <w:p>
+      <w:pPr>
+        <w:bidi w:val="0"/>
+        <w:ind w:firstLine="420" w:firstLineChars="0"/>
+        <w:rPr>
+          <w:rFonts w:hint="default"/>
+        </w:rPr>
+      </w:pPr>
+      <w:r>
+        <w:rPr>
+          <w:rFonts w:hint="default"/>
+        </w:rPr>
+        <w:t>我们一条规则的匹配报文长度信息是有限的，对于IPV4报文同时匹配SMAC、DMAC、SIP、DIP等信息的时候，就不够了，芯片提供了将两条规则合并成一条规则，组成更大长度规则的方法，主要有图2示的两种,：</w:t>
+      </w:r>
+    </w:p>
+    <w:p>
+      <w:pPr>
+        <w:bidi w:val="0"/>
+        <w:rPr>
+          <w:rFonts w:hint="default"/>
+        </w:rPr>
+      </w:pPr>
+      <w:r>
+        <w:rPr>
+          <w:rFonts w:hint="default"/>
+        </w:rPr>
+        <w:t>    </w:t>
+      </w:r>
+      <w:r>
+        <w:rPr>
+          <w:rFonts w:hint="default"/>
+        </w:rPr>
+        <w:drawing>
+          <wp:inline distT="0" distB="0" distL="114300" distR="114300">
+            <wp:extent cx="7762875" cy="2428875"/>
+            <wp:effectExtent l="0" t="0" r="9525" b="9525"/>
+            <wp:docPr id="35" name="图片 2" descr="IMG_257"/>
+            <wp:cNvGraphicFramePr>
+              <a:graphicFrameLocks xmlns:a="http://schemas.openxmlformats.org/drawingml/2006/main" noChangeAspect="1"/>
+            </wp:cNvGraphicFramePr>
+            <a:graphic xmlns:a="http://schemas.openxmlformats.org/drawingml/2006/main">
+              <a:graphicData uri="http://schemas.openxmlformats.org/drawingml/2006/picture">
+                <pic:pic xmlns:pic="http://schemas.openxmlformats.org/drawingml/2006/picture">
+                  <pic:nvPicPr>
+                    <pic:cNvPr id="35" name="图片 2" descr="IMG_257"/>
+                    <pic:cNvPicPr>
+                      <a:picLocks noChangeAspect="1"/>
+                    </pic:cNvPicPr>
+                  </pic:nvPicPr>
+                  <pic:blipFill>
+                    <a:blip r:embed="rId37"/>
+                    <a:stretch>
+                      <a:fillRect/>
+                    </a:stretch>
+                  </pic:blipFill>
+                  <pic:spPr>
+                    <a:xfrm>
+                      <a:off x="0" y="0"/>
+                      <a:ext cx="7762875" cy="2428875"/>
+                    </a:xfrm>
+                    <a:prstGeom prst="rect">
+                      <a:avLst/>
+                    </a:prstGeom>
+                    <a:noFill/>
+                    <a:ln w="9525">
+                      <a:noFill/>
+                    </a:ln>
+                  </pic:spPr>
+                </pic:pic>
+              </a:graphicData>
+            </a:graphic>
+          </wp:inline>
+        </w:drawing>
+      </w:r>
+    </w:p>
+    <w:p>
+      <w:pPr>
+        <w:bidi w:val="0"/>
+        <w:jc w:val="center"/>
+        <w:rPr>
+          <w:rFonts w:hint="default"/>
+        </w:rPr>
+      </w:pPr>
+      <w:r>
+        <w:rPr>
+          <w:rFonts w:hint="default"/>
+        </w:rPr>
+        <w:t>图2 两种slice宽模式</w:t>
+      </w:r>
+    </w:p>
+    <w:p>
+      <w:pPr>
+        <w:bidi w:val="0"/>
+        <w:ind w:firstLine="420" w:firstLineChars="0"/>
+        <w:rPr>
+          <w:rFonts w:hint="default"/>
+        </w:rPr>
+      </w:pPr>
+      <w:r>
+        <w:rPr>
+          <w:rFonts w:hint="default"/>
+        </w:rPr>
+        <w:t>第一种是将一条slice的规则分为前后两部分，然后进行如图2左边的方式拼成double模式，这种模式称为double wide模式；第二种是用两条slice，直接如图2右边所示的方式拼成double模式，这种拼接方式称之为slice-paring模式。这两种模式，有的低级芯片都不支持，只能用单倍模式，有的芯片支持其中一种，我们的redstone交换机就只支持左边的这种方式。还有的芯片可以同时支持这两种拼接方式，那么就可以利用这点拼接处具有更大长度信息的四倍模式：</w:t>
+      </w:r>
+    </w:p>
+    <w:p>
+      <w:pPr>
+        <w:bidi w:val="0"/>
+        <w:rPr>
+          <w:rFonts w:hint="default"/>
+        </w:rPr>
+      </w:pPr>
+      <w:r>
+        <w:rPr>
+          <w:rFonts w:hint="default"/>
+        </w:rPr>
+        <w:t> </w:t>
+      </w:r>
+      <w:r>
+        <w:rPr>
+          <w:rFonts w:hint="default"/>
+        </w:rPr>
+        <w:drawing>
+          <wp:inline distT="0" distB="0" distL="114300" distR="114300">
+            <wp:extent cx="7762875" cy="2428875"/>
+            <wp:effectExtent l="0" t="0" r="9525" b="9525"/>
+            <wp:docPr id="36" name="图片 3" descr="IMG_258"/>
+            <wp:cNvGraphicFramePr>
+              <a:graphicFrameLocks xmlns:a="http://schemas.openxmlformats.org/drawingml/2006/main" noChangeAspect="1"/>
+            </wp:cNvGraphicFramePr>
+            <a:graphic xmlns:a="http://schemas.openxmlformats.org/drawingml/2006/main">
+              <a:graphicData uri="http://schemas.openxmlformats.org/drawingml/2006/picture">
+                <pic:pic xmlns:pic="http://schemas.openxmlformats.org/drawingml/2006/picture">
+                  <pic:nvPicPr>
+                    <pic:cNvPr id="36" name="图片 3" descr="IMG_258"/>
+                    <pic:cNvPicPr>
+                      <a:picLocks noChangeAspect="1"/>
+                    </pic:cNvPicPr>
+                  </pic:nvPicPr>
+                  <pic:blipFill>
+                    <a:blip r:embed="rId37"/>
+                    <a:stretch>
+                      <a:fillRect/>
+                    </a:stretch>
+                  </pic:blipFill>
+                  <pic:spPr>
+                    <a:xfrm>
+                      <a:off x="0" y="0"/>
+                      <a:ext cx="7762875" cy="2428875"/>
+                    </a:xfrm>
+                    <a:prstGeom prst="rect">
+                      <a:avLst/>
+                    </a:prstGeom>
+                    <a:noFill/>
+                    <a:ln w="9525">
+                      <a:noFill/>
+                    </a:ln>
+                  </pic:spPr>
+                </pic:pic>
+              </a:graphicData>
+            </a:graphic>
+          </wp:inline>
+        </w:drawing>
+      </w:r>
+    </w:p>
+    <w:p>
+      <w:pPr>
+        <w:bidi w:val="0"/>
+        <w:rPr>
+          <w:rFonts w:hint="default"/>
+        </w:rPr>
+      </w:pPr>
+      <w:r>
+        <w:rPr>
+          <w:rFonts w:hint="default"/>
+        </w:rPr>
+        <w:t>                       图3 四倍key模式</w:t>
+      </w:r>
+    </w:p>
+    <w:p>
+      <w:pPr>
+        <w:bidi w:val="0"/>
+        <w:rPr>
+          <w:rFonts w:hint="default"/>
+        </w:rPr>
+      </w:pPr>
+      <w:r>
+        <w:rPr>
+          <w:rFonts w:hint="default"/>
+        </w:rPr>
+        <w:t>这种模式常用于IPV6报文的匹配中，因为IPV6的SIP和DIP实在太长了，再加上匹配其他信息，只能用四倍模式才能完全覆盖所有字段。但是我们的redstone交换机只支持slice-pairng模式，所以在IPV6报文的匹配中需要做折中。</w:t>
+      </w:r>
+    </w:p>
+    <w:p>
+      <w:pPr>
+        <w:bidi w:val="0"/>
+        <w:rPr>
+          <w:rFonts w:hint="default"/>
+        </w:rPr>
+      </w:pPr>
+      <w:r>
+        <w:rPr>
+          <w:rFonts w:hint="default"/>
+        </w:rPr>
+        <w:t>前面我们提到slice有物理slice和虚拟slice，这个与物理内存和虚拟内存有点类似，FP都有物理slice，在高级的芯片上，为了更好的解决slice之间的动作冲突，对slice进行了虚拟编号，虚拟slice号越大优先级越高，这样就可以实现动作的优先级指定；可能做过物理slice的同学能体会为了保证各种应用slice的优先级在软件处理所做的代码处理工作有多么的艰辛；硬件进步这么一步，支持虚拟slice后，这部分工作就完全交给硬件来处理了，我们只需要指定优先级高低就可以了。而且虚拟slice还支持虚拟slice组的概念，每一个虚拟slice组就像一条slice一样，只会有一个动作产生出，这样就又大大减少了动作冲突的机会，而且还能使得每种应用使用更多的slice资源，无需考虑因为物理slice带来的动作优先级打破应用的优先级，更符合实际。</w:t>
+      </w:r>
+    </w:p>
+    <w:p>
+      <w:pPr>
+        <w:rPr>
+          <w:rFonts w:hint="eastAsia" w:ascii="Verdana" w:hAnsi="Verdana" w:eastAsia="宋体" w:cs="Verdana"/>
+          <w:i w:val="0"/>
+          <w:iCs w:val="0"/>
+          <w:caps w:val="0"/>
+          <w:color w:val="000000"/>
+          <w:spacing w:val="0"/>
+          <w:sz w:val="13"/>
+          <w:szCs w:val="13"/>
+          <w:shd w:val="clear" w:fill="FEFEF2"/>
+          <w:lang w:val="en-US" w:eastAsia="zh-CN"/>
         </w:rPr>
       </w:pPr>
     </w:p>
@@ -6399,6 +6885,23 @@
     </w:lvl>
   </w:abstractNum>
   <w:abstractNum w:abstractNumId="3">
+    <w:nsid w:val="E1238927"/>
+    <w:multiLevelType w:val="singleLevel"/>
+    <w:tmpl w:val="E1238927"/>
+    <w:lvl w:ilvl="0" w:tentative="0">
+      <w:start w:val="1"/>
+      <w:numFmt w:val="bullet"/>
+      <w:lvlText w:val=""/>
+      <w:lvlJc w:val="left"/>
+      <w:pPr>
+        <w:ind w:left="420" w:hanging="420"/>
+      </w:pPr>
+      <w:rPr>
+        <w:rFonts w:hint="default" w:ascii="Wingdings" w:hAnsi="Wingdings"/>
+      </w:rPr>
+    </w:lvl>
+  </w:abstractNum>
+  <w:abstractNum w:abstractNumId="4">
     <w:nsid w:val="FE1D237F"/>
     <w:multiLevelType w:val="multilevel"/>
     <w:tmpl w:val="FE1D237F"/>
@@ -6517,7 +7020,24 @@
       </w:rPr>
     </w:lvl>
   </w:abstractNum>
-  <w:abstractNum w:abstractNumId="4">
+  <w:abstractNum w:abstractNumId="5">
+    <w:nsid w:val="051C7EFE"/>
+    <w:multiLevelType w:val="singleLevel"/>
+    <w:tmpl w:val="051C7EFE"/>
+    <w:lvl w:ilvl="0" w:tentative="0">
+      <w:start w:val="1"/>
+      <w:numFmt w:val="decimal"/>
+      <w:lvlText w:val="(%1)"/>
+      <w:lvlJc w:val="left"/>
+      <w:pPr>
+        <w:ind w:left="425" w:hanging="425"/>
+      </w:pPr>
+      <w:rPr>
+        <w:rFonts w:hint="default"/>
+      </w:rPr>
+    </w:lvl>
+  </w:abstractNum>
+  <w:abstractNum w:abstractNumId="6">
     <w:nsid w:val="5198415E"/>
     <w:multiLevelType w:val="multilevel"/>
     <w:tmpl w:val="5198415E"/>
@@ -6666,7 +7186,7 @@
       </w:rPr>
     </w:lvl>
   </w:abstractNum>
-  <w:abstractNum w:abstractNumId="5">
+  <w:abstractNum w:abstractNumId="7">
     <w:nsid w:val="6285C16B"/>
     <w:multiLevelType w:val="singleLevel"/>
     <w:tmpl w:val="6285C16B"/>
@@ -6684,7 +7204,7 @@
       </w:rPr>
     </w:lvl>
   </w:abstractNum>
-  <w:abstractNum w:abstractNumId="6">
+  <w:abstractNum w:abstractNumId="8">
     <w:nsid w:val="7C856556"/>
     <w:multiLevelType w:val="singleLevel"/>
     <w:tmpl w:val="7C856556"/>
@@ -6702,10 +7222,10 @@
     </w:lvl>
   </w:abstractNum>
   <w:num w:numId="1">
-    <w:abstractNumId w:val="3"/>
+    <w:abstractNumId w:val="4"/>
   </w:num>
   <w:num w:numId="2">
-    <w:abstractNumId w:val="4"/>
+    <w:abstractNumId w:val="6"/>
   </w:num>
   <w:num w:numId="3">
     <w:abstractNumId w:val="1"/>
@@ -6714,12 +7234,18 @@
     <w:abstractNumId w:val="0"/>
   </w:num>
   <w:num w:numId="5">
-    <w:abstractNumId w:val="6"/>
+    <w:abstractNumId w:val="8"/>
   </w:num>
   <w:num w:numId="6">
     <w:abstractNumId w:val="2"/>
   </w:num>
   <w:num w:numId="7">
+    <w:abstractNumId w:val="7"/>
+  </w:num>
+  <w:num w:numId="8">
+    <w:abstractNumId w:val="3"/>
+  </w:num>
+  <w:num w:numId="9">
     <w:abstractNumId w:val="5"/>
   </w:num>
 </w:numbering>
@@ -7247,6 +7773,15 @@
     </w:rPr>
   </w:style>
   <w:style w:type="character" w:styleId="14">
+    <w:name w:val="Strong"/>
+    <w:basedOn w:val="13"/>
+    <w:qFormat/>
+    <w:uiPriority w:val="0"/>
+    <w:rPr>
+      <w:b/>
+    </w:rPr>
+  </w:style>
+  <w:style w:type="character" w:styleId="15">
     <w:name w:val="Hyperlink"/>
     <w:basedOn w:val="13"/>
     <w:qFormat/>
